--- a/pr-preview/pr-422/linear-algebra-projections-tracked-changes.docx
+++ b/pr-preview/pr-422/linear-algebra-projections-tracked-changes.docx
@@ -26,7 +26,7 @@
       </w:pPr>
       <w:ins w:id="2" w:author="PR Preview" w:date="2026-01-01T00:00:00Z">
         <w:r>
-          <w:t xml:space="preserve">Last modified: 2026-10-19 13:31:05 (PDT)</w:t>
+          <w:t xml:space="preserve">Last modified: 2026-10-19 17:30:45 (PDT)</w:t>
         </w:r>
       </w:ins>
     </w:p>
@@ -13264,15 +13264,21 @@
           <m:t>)</m:t>
         </m:r>
       </m:oMath>
-      <w:r>
-        <w:t xml:space="preserve"> </w:t>
-      </w:r>
-      <w:r>
-        <w:t xml:space="preserve">has dimension</w:t>
-      </w:r>
-      <w:r>
-        <w:t xml:space="preserve"> </w:t>
-      </w:r>
+      <w:del w:id="3" w:author="PR Preview" w:date="2026-01-01T00:00:00Z">
+        <w:r>
+          <w:delText xml:space="preserve"> </w:delText>
+        </w:r>
+      </w:del>
+      <w:del w:id="4" w:author="PR Preview" w:date="2026-01-01T00:00:00Z">
+        <w:r>
+          <w:delText xml:space="preserve">has dimension</w:delText>
+        </w:r>
+      </w:del>
+      <w:del w:id="5" w:author="PR Preview" w:date="2026-01-01T00:00:00Z">
+        <w:r>
+          <w:delText xml:space="preserve"> </w:delText>
+        </w:r>
+      </w:del>
       <m:oMath>
         <m:r>
           <m:t>p</m:t>
@@ -13287,63 +13293,91 @@
           <m:t>1</m:t>
         </m:r>
       </m:oMath>
-      <w:r>
-        <w:t xml:space="preserve"> </w:t>
-      </w:r>
-      <w:r>
-        <w:t xml:space="preserve">(</w:t>
-      </w:r>
+      <w:del w:id="6" w:author="PR Preview" w:date="2026-01-01T00:00:00Z">
+        <w:r>
+          <w:delText xml:space="preserve"> </w:delText>
+        </w:r>
+      </w:del>
+      <w:del w:id="7" w:author="PR Preview" w:date="2026-01-01T00:00:00Z">
+        <w:r>
+          <w:delText xml:space="preserve">(</w:delText>
+        </w:r>
+      </w:del>
       <w:hyperlink r:id="rId58">
-        <w:r>
-          <w:rPr>
-            <w:rStyle w:val="Hyperlink"/>
-          </w:rPr>
-          <w:t xml:space="preserve">Theorem 7 in Column Space, Null Space and Rank-Nullity</w:t>
-        </w:r>
+        <w:del w:id="8" w:author="PR Preview" w:date="2026-01-01T00:00:00Z">
+          <w:r>
+            <w:rPr>
+              <w:rStyle w:val="Hyperlink"/>
+            </w:rPr>
+            <w:delText xml:space="preserve">Theorem 7 in Column Space, Null Space and Rank-Nullity</w:delText>
+          </w:r>
+        </w:del>
       </w:hyperlink>
-      <w:r>
-        <w:t xml:space="preserve">),</w:t>
-      </w:r>
-      <w:r>
-        <w:t xml:space="preserve"> </w:t>
-      </w:r>
-      <w:r>
-        <w:t xml:space="preserve">so an orthonormal basis of it has</w:t>
-      </w:r>
-      <w:r>
-        <w:t xml:space="preserve"> </w:t>
-      </w:r>
+      <w:del w:id="9" w:author="PR Preview" w:date="2026-01-01T00:00:00Z">
+        <w:r>
+          <w:delText xml:space="preserve">),</w:delText>
+        </w:r>
+      </w:del>
+      <w:del w:id="10" w:author="PR Preview" w:date="2026-01-01T00:00:00Z">
+        <w:r>
+          <w:delText xml:space="preserve"> </w:delText>
+        </w:r>
+      </w:del>
+      <w:del w:id="11" w:author="PR Preview" w:date="2026-01-01T00:00:00Z">
+        <w:r>
+          <w:delText xml:space="preserve">so an orthonormal basis of it has</w:delText>
+        </w:r>
+      </w:del>
+      <w:del w:id="12" w:author="PR Preview" w:date="2026-01-01T00:00:00Z">
+        <w:r>
+          <w:delText xml:space="preserve"> </w:delText>
+        </w:r>
+      </w:del>
       <m:oMath>
         <m:r>
           <m:t>p</m:t>
         </m:r>
       </m:oMath>
-      <w:r>
-        <w:t xml:space="preserve"> </w:t>
-      </w:r>
-      <w:r>
-        <w:t xml:space="preserve">vectors (</w:t>
-      </w:r>
+      <w:del w:id="13" w:author="PR Preview" w:date="2026-01-01T00:00:00Z">
+        <w:r>
+          <w:delText xml:space="preserve"> </w:delText>
+        </w:r>
+      </w:del>
+      <w:del w:id="14" w:author="PR Preview" w:date="2026-01-01T00:00:00Z">
+        <w:r>
+          <w:delText xml:space="preserve">vectors (</w:delText>
+        </w:r>
+      </w:del>
       <w:hyperlink r:id="rId59">
-        <w:r>
-          <w:rPr>
-            <w:rStyle w:val="Hyperlink"/>
-          </w:rPr>
-          <w:t xml:space="preserve">Definition 9 in Subspaces and Rank</w:t>
-        </w:r>
+        <w:del w:id="15" w:author="PR Preview" w:date="2026-01-01T00:00:00Z">
+          <w:r>
+            <w:rPr>
+              <w:rStyle w:val="Hyperlink"/>
+            </w:rPr>
+            <w:delText xml:space="preserve">Definition 9 in Subspaces and Rank</w:delText>
+          </w:r>
+        </w:del>
       </w:hyperlink>
-      <w:r>
-        <w:t xml:space="preserve">),</w:t>
-      </w:r>
-      <w:r>
-        <w:t xml:space="preserve"> </w:t>
-      </w:r>
-      <w:r>
-        <w:t xml:space="preserve">and</w:t>
-      </w:r>
-      <w:r>
-        <w:t xml:space="preserve"> </w:t>
-      </w:r>
+      <w:del w:id="16" w:author="PR Preview" w:date="2026-01-01T00:00:00Z">
+        <w:r>
+          <w:delText xml:space="preserve">),</w:delText>
+        </w:r>
+      </w:del>
+      <w:del w:id="17" w:author="PR Preview" w:date="2026-01-01T00:00:00Z">
+        <w:r>
+          <w:delText xml:space="preserve"> </w:delText>
+        </w:r>
+      </w:del>
+      <w:del w:id="18" w:author="PR Preview" w:date="2026-01-01T00:00:00Z">
+        <w:r>
+          <w:delText xml:space="preserve">and</w:delText>
+        </w:r>
+      </w:del>
+      <w:del w:id="19" w:author="PR Preview" w:date="2026-01-01T00:00:00Z">
+        <w:r>
+          <w:delText xml:space="preserve"> </w:delText>
+        </w:r>
+      </w:del>
       <m:oMath>
         <m:r>
           <m:rPr>
@@ -13370,15 +13404,21 @@
           </m:sup>
         </m:sSup>
       </m:oMath>
-      <w:r>
-        <w:t xml:space="preserve"> </w:t>
-      </w:r>
-      <w:r>
-        <w:t xml:space="preserve">also gives the orthogonal projection onto</w:t>
-      </w:r>
-      <w:r>
-        <w:t xml:space="preserve"> </w:t>
-      </w:r>
+      <w:del w:id="20" w:author="PR Preview" w:date="2026-01-01T00:00:00Z">
+        <w:r>
+          <w:delText xml:space="preserve"> </w:delText>
+        </w:r>
+      </w:del>
+      <w:del w:id="21" w:author="PR Preview" w:date="2026-01-01T00:00:00Z">
+        <w:r>
+          <w:delText xml:space="preserve">also gives the orthogonal projection onto</w:delText>
+        </w:r>
+      </w:del>
+      <w:del w:id="22" w:author="PR Preview" w:date="2026-01-01T00:00:00Z">
+        <w:r>
+          <w:delText xml:space="preserve"> </w:delText>
+        </w:r>
+      </w:del>
       <m:oMath>
         <m:r>
           <m:rPr>
@@ -13406,54 +13446,76 @@
           <m:t>)</m:t>
         </m:r>
       </m:oMath>
-      <w:r>
-        <w:t xml:space="preserve"> </w:t>
-      </w:r>
-      <w:r>
-        <w:t xml:space="preserve">(</w:t>
-      </w:r>
+      <w:del w:id="23" w:author="PR Preview" w:date="2026-01-01T00:00:00Z">
+        <w:r>
+          <w:delText xml:space="preserve"> </w:delText>
+        </w:r>
+      </w:del>
+      <w:del w:id="24" w:author="PR Preview" w:date="2026-01-01T00:00:00Z">
+        <w:r>
+          <w:delText xml:space="preserve">(</w:delText>
+        </w:r>
+      </w:del>
       <w:hyperlink w:anchor="thm-projector-onb">
-        <w:r>
-          <w:rPr>
-            <w:rStyle w:val="Hyperlink"/>
-          </w:rPr>
-          <w:t xml:space="preserve">Theorem 4</w:t>
-        </w:r>
+        <w:del w:id="25" w:author="PR Preview" w:date="2026-01-01T00:00:00Z">
+          <w:r>
+            <w:rPr>
+              <w:rStyle w:val="Hyperlink"/>
+            </w:rPr>
+            <w:delText xml:space="preserve">Theorem 4</w:delText>
+          </w:r>
+        </w:del>
       </w:hyperlink>
-      <w:r>
-        <w:t xml:space="preserve">, with</w:t>
-      </w:r>
-      <w:r>
-        <w:t xml:space="preserve"> </w:t>
-      </w:r>
+      <w:del w:id="26" w:author="PR Preview" w:date="2026-01-01T00:00:00Z">
+        <w:r>
+          <w:delText xml:space="preserve">, with</w:delText>
+        </w:r>
+      </w:del>
+      <w:del w:id="27" w:author="PR Preview" w:date="2026-01-01T00:00:00Z">
+        <w:r>
+          <w:delText xml:space="preserve"> </w:delText>
+        </w:r>
+      </w:del>
       <m:oMath>
         <m:r>
           <m:t>n</m:t>
         </m:r>
       </m:oMath>
-      <w:r>
-        <w:t xml:space="preserve"> </w:t>
-      </w:r>
-      <w:r>
-        <w:t xml:space="preserve">in place of</w:t>
-      </w:r>
-      <w:r>
-        <w:t xml:space="preserve"> </w:t>
-      </w:r>
+      <w:del w:id="28" w:author="PR Preview" w:date="2026-01-01T00:00:00Z">
+        <w:r>
+          <w:delText xml:space="preserve"> </w:delText>
+        </w:r>
+      </w:del>
+      <w:del w:id="29" w:author="PR Preview" w:date="2026-01-01T00:00:00Z">
+        <w:r>
+          <w:delText xml:space="preserve">in place of</w:delText>
+        </w:r>
+      </w:del>
+      <w:del w:id="30" w:author="PR Preview" w:date="2026-01-01T00:00:00Z">
+        <w:r>
+          <w:delText xml:space="preserve"> </w:delText>
+        </w:r>
+      </w:del>
       <m:oMath>
         <m:r>
           <m:t>p</m:t>
         </m:r>
       </m:oMath>
-      <w:r>
-        <w:t xml:space="preserve"> </w:t>
-      </w:r>
-      <w:r>
-        <w:t xml:space="preserve">and</w:t>
-      </w:r>
-      <w:r>
-        <w:t xml:space="preserve"> </w:t>
-      </w:r>
+      <w:del w:id="31" w:author="PR Preview" w:date="2026-01-01T00:00:00Z">
+        <w:r>
+          <w:delText xml:space="preserve"> </w:delText>
+        </w:r>
+      </w:del>
+      <w:del w:id="32" w:author="PR Preview" w:date="2026-01-01T00:00:00Z">
+        <w:r>
+          <w:delText xml:space="preserve">and</w:delText>
+        </w:r>
+      </w:del>
+      <w:del w:id="33" w:author="PR Preview" w:date="2026-01-01T00:00:00Z">
+        <w:r>
+          <w:delText xml:space="preserve"> </w:delText>
+        </w:r>
+      </w:del>
       <m:oMath>
         <m:r>
           <m:t>r</m:t>
@@ -13468,32 +13530,46 @@
           <m:t>p</m:t>
         </m:r>
       </m:oMath>
-      <w:r>
-        <w:t xml:space="preserve">).</w:t>
-      </w:r>
-      <w:r>
-        <w:t xml:space="preserve"> </w:t>
-      </w:r>
-      <w:r>
-        <w:t xml:space="preserve">By</w:t>
-      </w:r>
-      <w:r>
-        <w:t xml:space="preserve"> </w:t>
-      </w:r>
+      <w:del w:id="34" w:author="PR Preview" w:date="2026-01-01T00:00:00Z">
+        <w:r>
+          <w:delText xml:space="preserve">).</w:delText>
+        </w:r>
+      </w:del>
+      <w:del w:id="35" w:author="PR Preview" w:date="2026-01-01T00:00:00Z">
+        <w:r>
+          <w:delText xml:space="preserve"> </w:delText>
+        </w:r>
+      </w:del>
+      <w:del w:id="36" w:author="PR Preview" w:date="2026-01-01T00:00:00Z">
+        <w:r>
+          <w:delText xml:space="preserve">By</w:delText>
+        </w:r>
+      </w:del>
+      <w:del w:id="37" w:author="PR Preview" w:date="2026-01-01T00:00:00Z">
+        <w:r>
+          <w:delText xml:space="preserve"> </w:delText>
+        </w:r>
+      </w:del>
       <w:hyperlink w:anchor="thm-projection-matrix-projects">
-        <w:r>
-          <w:rPr>
-            <w:rStyle w:val="Hyperlink"/>
-          </w:rPr>
-          <w:t xml:space="preserve">Theorem 5</w:t>
-        </w:r>
+        <w:del w:id="38" w:author="PR Preview" w:date="2026-01-01T00:00:00Z">
+          <w:r>
+            <w:rPr>
+              <w:rStyle w:val="Hyperlink"/>
+            </w:rPr>
+            <w:delText xml:space="preserve">Theorem 5</w:delText>
+          </w:r>
+        </w:del>
       </w:hyperlink>
-      <w:r>
-        <w:t xml:space="preserve">, part 2,</w:t>
-      </w:r>
-      <w:r>
-        <w:t xml:space="preserve"> </w:t>
-      </w:r>
+      <w:del w:id="39" w:author="PR Preview" w:date="2026-01-01T00:00:00Z">
+        <w:r>
+          <w:delText xml:space="preserve">, part 2,</w:delText>
+        </w:r>
+      </w:del>
+      <w:del w:id="40" w:author="PR Preview" w:date="2026-01-01T00:00:00Z">
+        <w:r>
+          <w:delText xml:space="preserve"> </w:delText>
+        </w:r>
+      </w:del>
       <m:oMath>
         <m:r>
           <m:rPr>
@@ -13532,9 +13608,392 @@
           </m:sup>
         </m:sSup>
       </m:oMath>
-      <w:r>
-        <w:t xml:space="preserve">.</w:t>
-      </w:r>
+      <w:del w:id="41" w:author="PR Preview" w:date="2026-01-01T00:00:00Z">
+        <w:r>
+          <w:delText xml:space="preserve">.</w:delText>
+        </w:r>
+      </w:del>
+    </w:p>
+    <w:p>
+      <w:pPr>
+        <w:pStyle w:val="BodyText"/>
+      </w:pPr>
+      <m:oMath>
+        <m:r>
+          <m:rPr>
+            <m:scr m:val="script"/>
+            <m:sty m:val="p"/>
+          </m:rPr>
+          <m:t>C</m:t>
+        </m:r>
+        <m:r>
+          <m:rPr>
+            <m:sty m:val="p"/>
+          </m:rPr>
+          <m:t>(</m:t>
+        </m:r>
+        <m:r>
+          <m:rPr>
+            <m:sty m:val="bi"/>
+          </m:rPr>
+          <m:t>X</m:t>
+        </m:r>
+        <m:r>
+          <m:rPr>
+            <m:sty m:val="p"/>
+          </m:rPr>
+          <m:t>)</m:t>
+        </m:r>
+      </m:oMath>
+      <w:ins w:id="42" w:author="PR Preview" w:date="2026-01-01T00:00:00Z">
+        <w:r>
+          <w:t xml:space="preserve"> </w:t>
+        </w:r>
+      </w:ins>
+      <w:ins w:id="43" w:author="PR Preview" w:date="2026-01-01T00:00:00Z">
+        <w:r>
+          <w:t xml:space="preserve">has dimension</w:t>
+        </w:r>
+      </w:ins>
+      <w:ins w:id="44" w:author="PR Preview" w:date="2026-01-01T00:00:00Z">
+        <w:r>
+          <w:t xml:space="preserve"> </w:t>
+        </w:r>
+      </w:ins>
+      <m:oMath>
+        <m:r>
+          <m:t>p</m:t>
+        </m:r>
+        <m:r>
+          <m:rPr>
+            <m:sty m:val="p"/>
+          </m:rPr>
+          <m:t>≥</m:t>
+        </m:r>
+        <m:r>
+          <m:t>1</m:t>
+        </m:r>
+      </m:oMath>
+      <w:ins w:id="45" w:author="PR Preview" w:date="2026-01-01T00:00:00Z">
+        <w:r>
+          <w:t xml:space="preserve"> </w:t>
+        </w:r>
+      </w:ins>
+      <w:ins w:id="46" w:author="PR Preview" w:date="2026-01-01T00:00:00Z">
+        <w:r>
+          <w:t xml:space="preserve">(</w:t>
+        </w:r>
+      </w:ins>
+      <w:hyperlink r:id="rId58">
+        <w:ins w:id="47" w:author="PR Preview" w:date="2026-01-01T00:00:00Z">
+          <w:r>
+            <w:rPr>
+              <w:rStyle w:val="Hyperlink"/>
+            </w:rPr>
+            <w:t xml:space="preserve">Theorem 6 in Column Space, Null Space and Rank-Nullity</w:t>
+          </w:r>
+        </w:ins>
+      </w:hyperlink>
+      <w:ins w:id="48" w:author="PR Preview" w:date="2026-01-01T00:00:00Z">
+        <w:r>
+          <w:t xml:space="preserve">),</w:t>
+        </w:r>
+      </w:ins>
+      <w:ins w:id="49" w:author="PR Preview" w:date="2026-01-01T00:00:00Z">
+        <w:r>
+          <w:t xml:space="preserve"> </w:t>
+        </w:r>
+      </w:ins>
+      <w:ins w:id="50" w:author="PR Preview" w:date="2026-01-01T00:00:00Z">
+        <w:r>
+          <w:t xml:space="preserve">so an orthonormal basis of it has</w:t>
+        </w:r>
+      </w:ins>
+      <w:ins w:id="51" w:author="PR Preview" w:date="2026-01-01T00:00:00Z">
+        <w:r>
+          <w:t xml:space="preserve"> </w:t>
+        </w:r>
+      </w:ins>
+      <m:oMath>
+        <m:r>
+          <m:t>p</m:t>
+        </m:r>
+      </m:oMath>
+      <w:ins w:id="52" w:author="PR Preview" w:date="2026-01-01T00:00:00Z">
+        <w:r>
+          <w:t xml:space="preserve"> </w:t>
+        </w:r>
+      </w:ins>
+      <w:ins w:id="53" w:author="PR Preview" w:date="2026-01-01T00:00:00Z">
+        <w:r>
+          <w:t xml:space="preserve">vectors (</w:t>
+        </w:r>
+      </w:ins>
+      <w:hyperlink r:id="rId59">
+        <w:ins w:id="54" w:author="PR Preview" w:date="2026-01-01T00:00:00Z">
+          <w:r>
+            <w:rPr>
+              <w:rStyle w:val="Hyperlink"/>
+            </w:rPr>
+            <w:t xml:space="preserve">Definition 9 in Subspaces and Rank</w:t>
+          </w:r>
+        </w:ins>
+      </w:hyperlink>
+      <w:ins w:id="55" w:author="PR Preview" w:date="2026-01-01T00:00:00Z">
+        <w:r>
+          <w:t xml:space="preserve">),</w:t>
+        </w:r>
+      </w:ins>
+      <w:ins w:id="56" w:author="PR Preview" w:date="2026-01-01T00:00:00Z">
+        <w:r>
+          <w:t xml:space="preserve"> </w:t>
+        </w:r>
+      </w:ins>
+      <w:ins w:id="57" w:author="PR Preview" w:date="2026-01-01T00:00:00Z">
+        <w:r>
+          <w:t xml:space="preserve">and</w:t>
+        </w:r>
+      </w:ins>
+      <w:ins w:id="58" w:author="PR Preview" w:date="2026-01-01T00:00:00Z">
+        <w:r>
+          <w:t xml:space="preserve"> </w:t>
+        </w:r>
+      </w:ins>
+      <m:oMath>
+        <m:r>
+          <m:rPr>
+            <m:sty m:val="bi"/>
+          </m:rPr>
+          <m:t>Q</m:t>
+        </m:r>
+        <m:sSup>
+          <m:e>
+            <m:r>
+              <m:rPr>
+                <m:sty m:val="bi"/>
+              </m:rPr>
+              <m:t>Q</m:t>
+            </m:r>
+          </m:e>
+          <m:sup>
+            <m:r>
+              <m:rPr>
+                <m:sty m:val="p"/>
+              </m:rPr>
+              <m:t>⊤</m:t>
+            </m:r>
+          </m:sup>
+        </m:sSup>
+      </m:oMath>
+      <w:ins w:id="59" w:author="PR Preview" w:date="2026-01-01T00:00:00Z">
+        <w:r>
+          <w:t xml:space="preserve"> </w:t>
+        </w:r>
+      </w:ins>
+      <w:ins w:id="60" w:author="PR Preview" w:date="2026-01-01T00:00:00Z">
+        <w:r>
+          <w:t xml:space="preserve">also gives the orthogonal projection onto</w:t>
+        </w:r>
+      </w:ins>
+      <w:ins w:id="61" w:author="PR Preview" w:date="2026-01-01T00:00:00Z">
+        <w:r>
+          <w:t xml:space="preserve"> </w:t>
+        </w:r>
+      </w:ins>
+      <m:oMath>
+        <m:r>
+          <m:rPr>
+            <m:scr m:val="script"/>
+            <m:sty m:val="p"/>
+          </m:rPr>
+          <m:t>C</m:t>
+        </m:r>
+        <m:r>
+          <m:rPr>
+            <m:sty m:val="p"/>
+          </m:rPr>
+          <m:t>(</m:t>
+        </m:r>
+        <m:r>
+          <m:rPr>
+            <m:sty m:val="bi"/>
+          </m:rPr>
+          <m:t>X</m:t>
+        </m:r>
+        <m:r>
+          <m:rPr>
+            <m:sty m:val="p"/>
+          </m:rPr>
+          <m:t>)</m:t>
+        </m:r>
+      </m:oMath>
+      <w:ins w:id="62" w:author="PR Preview" w:date="2026-01-01T00:00:00Z">
+        <w:r>
+          <w:t xml:space="preserve"> </w:t>
+        </w:r>
+      </w:ins>
+      <w:ins w:id="63" w:author="PR Preview" w:date="2026-01-01T00:00:00Z">
+        <w:r>
+          <w:t xml:space="preserve">(</w:t>
+        </w:r>
+      </w:ins>
+      <w:hyperlink w:anchor="thm-projector-onb">
+        <w:ins w:id="64" w:author="PR Preview" w:date="2026-01-01T00:00:00Z">
+          <w:r>
+            <w:rPr>
+              <w:rStyle w:val="Hyperlink"/>
+            </w:rPr>
+            <w:t xml:space="preserve">Theorem 4</w:t>
+          </w:r>
+        </w:ins>
+      </w:hyperlink>
+      <w:ins w:id="65" w:author="PR Preview" w:date="2026-01-01T00:00:00Z">
+        <w:r>
+          <w:t xml:space="preserve">, with</w:t>
+        </w:r>
+      </w:ins>
+      <w:ins w:id="66" w:author="PR Preview" w:date="2026-01-01T00:00:00Z">
+        <w:r>
+          <w:t xml:space="preserve"> </w:t>
+        </w:r>
+      </w:ins>
+      <m:oMath>
+        <m:r>
+          <m:t>n</m:t>
+        </m:r>
+      </m:oMath>
+      <w:ins w:id="67" w:author="PR Preview" w:date="2026-01-01T00:00:00Z">
+        <w:r>
+          <w:t xml:space="preserve"> </w:t>
+        </w:r>
+      </w:ins>
+      <w:ins w:id="68" w:author="PR Preview" w:date="2026-01-01T00:00:00Z">
+        <w:r>
+          <w:t xml:space="preserve">in place of</w:t>
+        </w:r>
+      </w:ins>
+      <w:ins w:id="69" w:author="PR Preview" w:date="2026-01-01T00:00:00Z">
+        <w:r>
+          <w:t xml:space="preserve"> </w:t>
+        </w:r>
+      </w:ins>
+      <m:oMath>
+        <m:r>
+          <m:t>p</m:t>
+        </m:r>
+      </m:oMath>
+      <w:ins w:id="70" w:author="PR Preview" w:date="2026-01-01T00:00:00Z">
+        <w:r>
+          <w:t xml:space="preserve"> </w:t>
+        </w:r>
+      </w:ins>
+      <w:ins w:id="71" w:author="PR Preview" w:date="2026-01-01T00:00:00Z">
+        <w:r>
+          <w:t xml:space="preserve">and</w:t>
+        </w:r>
+      </w:ins>
+      <w:ins w:id="72" w:author="PR Preview" w:date="2026-01-01T00:00:00Z">
+        <w:r>
+          <w:t xml:space="preserve"> </w:t>
+        </w:r>
+      </w:ins>
+      <m:oMath>
+        <m:r>
+          <m:t>r</m:t>
+        </m:r>
+        <m:r>
+          <m:rPr>
+            <m:sty m:val="p"/>
+          </m:rPr>
+          <m:t>=</m:t>
+        </m:r>
+        <m:r>
+          <m:t>p</m:t>
+        </m:r>
+      </m:oMath>
+      <w:ins w:id="73" w:author="PR Preview" w:date="2026-01-01T00:00:00Z">
+        <w:r>
+          <w:t xml:space="preserve">).</w:t>
+        </w:r>
+      </w:ins>
+      <w:ins w:id="74" w:author="PR Preview" w:date="2026-01-01T00:00:00Z">
+        <w:r>
+          <w:t xml:space="preserve"> </w:t>
+        </w:r>
+      </w:ins>
+      <w:ins w:id="75" w:author="PR Preview" w:date="2026-01-01T00:00:00Z">
+        <w:r>
+          <w:t xml:space="preserve">By</w:t>
+        </w:r>
+      </w:ins>
+      <w:ins w:id="76" w:author="PR Preview" w:date="2026-01-01T00:00:00Z">
+        <w:r>
+          <w:t xml:space="preserve"> </w:t>
+        </w:r>
+      </w:ins>
+      <w:hyperlink w:anchor="thm-projection-matrix-projects">
+        <w:ins w:id="77" w:author="PR Preview" w:date="2026-01-01T00:00:00Z">
+          <w:r>
+            <w:rPr>
+              <w:rStyle w:val="Hyperlink"/>
+            </w:rPr>
+            <w:t xml:space="preserve">Theorem 5</w:t>
+          </w:r>
+        </w:ins>
+      </w:hyperlink>
+      <w:ins w:id="78" w:author="PR Preview" w:date="2026-01-01T00:00:00Z">
+        <w:r>
+          <w:t xml:space="preserve">, part 2,</w:t>
+        </w:r>
+      </w:ins>
+      <w:ins w:id="79" w:author="PR Preview" w:date="2026-01-01T00:00:00Z">
+        <w:r>
+          <w:t xml:space="preserve"> </w:t>
+        </w:r>
+      </w:ins>
+      <m:oMath>
+        <m:r>
+          <m:rPr>
+            <m:sty m:val="bi"/>
+          </m:rPr>
+          <m:t>H</m:t>
+        </m:r>
+        <m:r>
+          <m:rPr>
+            <m:sty m:val="p"/>
+          </m:rPr>
+          <m:t>=</m:t>
+        </m:r>
+        <m:r>
+          <m:rPr>
+            <m:sty m:val="bi"/>
+          </m:rPr>
+          <m:t>Q</m:t>
+        </m:r>
+        <m:sSup>
+          <m:e>
+            <m:r>
+              <m:rPr>
+                <m:sty m:val="bi"/>
+              </m:rPr>
+              <m:t>Q</m:t>
+            </m:r>
+          </m:e>
+          <m:sup>
+            <m:r>
+              <m:rPr>
+                <m:sty m:val="p"/>
+              </m:rPr>
+              <m:t>⊤</m:t>
+            </m:r>
+          </m:sup>
+        </m:sSup>
+      </m:oMath>
+      <w:ins w:id="80" w:author="PR Preview" w:date="2026-01-01T00:00:00Z">
+        <w:r>
+          <w:t xml:space="preserve">.</w:t>
+        </w:r>
+      </w:ins>
     </w:p>
     <w:bookmarkStart w:id="60" w:name="exm-hat-matrix-projects"/>
     <w:p>
@@ -14647,7 +15106,7 @@
                 <w:rPr>
                   <w:rStyle w:val="Hyperlink"/>
                 </w:rPr>
-                <w:t xml:space="preserve">Theorem 15 in Column Space, Null Space and Rank-Nullity</w:t>
+                <w:t xml:space="preserve">Theorem 14 in Column Space, Null Space and Rank-Nullity</w:t>
               </w:r>
             </w:hyperlink>
             <w:r>
@@ -27323,22 +27782,30 @@
       <w:pPr>
         <w:pStyle w:val="BodyText"/>
       </w:pPr>
-      <w:r>
-        <w:rPr>
-          <w:b/>
-          <w:bCs/>
-        </w:rPr>
-        <w:t xml:space="preserve">The two inverses exist.</w:t>
-      </w:r>
-      <w:r>
-        <w:t xml:space="preserve"> </w:t>
-      </w:r>
-      <w:r>
-        <w:t xml:space="preserve">Now suppose</w:t>
-      </w:r>
-      <w:r>
-        <w:t xml:space="preserve"> </w:t>
-      </w:r>
+      <w:del w:id="81" w:author="PR Preview" w:date="2026-01-01T00:00:00Z">
+        <w:r>
+          <w:rPr>
+            <w:b/>
+            <w:bCs/>
+          </w:rPr>
+          <w:delText xml:space="preserve">The two inverses exist.</w:delText>
+        </w:r>
+      </w:del>
+      <w:del w:id="82" w:author="PR Preview" w:date="2026-01-01T00:00:00Z">
+        <w:r>
+          <w:delText xml:space="preserve"> </w:delText>
+        </w:r>
+      </w:del>
+      <w:del w:id="83" w:author="PR Preview" w:date="2026-01-01T00:00:00Z">
+        <w:r>
+          <w:delText xml:space="preserve">Now suppose</w:delText>
+        </w:r>
+      </w:del>
+      <w:del w:id="84" w:author="PR Preview" w:date="2026-01-01T00:00:00Z">
+        <w:r>
+          <w:delText xml:space="preserve"> </w:delText>
+        </w:r>
+      </w:del>
       <m:oMath>
         <m:r>
           <m:rPr>
@@ -27383,29 +27850,268 @@
           <m:t>1</m:t>
         </m:r>
       </m:oMath>
-      <w:r>
-        <w:t xml:space="preserve">.</w:t>
-      </w:r>
-      <w:r>
-        <w:t xml:space="preserve"> </w:t>
-      </w:r>
-      <w:r>
-        <w:t xml:space="preserve">A rank factorization exists (</w:t>
-      </w:r>
+      <w:del w:id="85" w:author="PR Preview" w:date="2026-01-01T00:00:00Z">
+        <w:r>
+          <w:delText xml:space="preserve">.</w:delText>
+        </w:r>
+      </w:del>
+      <w:del w:id="86" w:author="PR Preview" w:date="2026-01-01T00:00:00Z">
+        <w:r>
+          <w:delText xml:space="preserve"> </w:delText>
+        </w:r>
+      </w:del>
+      <w:del w:id="87" w:author="PR Preview" w:date="2026-01-01T00:00:00Z">
+        <w:r>
+          <w:delText xml:space="preserve">A rank factorization exists (</w:delText>
+        </w:r>
+      </w:del>
       <w:hyperlink r:id="rId64">
+        <w:del w:id="88" w:author="PR Preview" w:date="2026-01-01T00:00:00Z">
+          <w:r>
+            <w:rPr>
+              <w:rStyle w:val="Hyperlink"/>
+            </w:rPr>
+            <w:delText xml:space="preserve">Theorem 15 in Column Space, Null Space and Rank-Nullity</w:delText>
+          </w:r>
+        </w:del>
+      </w:hyperlink>
+      <w:del w:id="89" w:author="PR Preview" w:date="2026-01-01T00:00:00Z">
+        <w:r>
+          <w:delText xml:space="preserve">).</w:delText>
+        </w:r>
+      </w:del>
+      <w:del w:id="90" w:author="PR Preview" w:date="2026-01-01T00:00:00Z">
+        <w:r>
+          <w:delText xml:space="preserve"> </w:delText>
+        </w:r>
+      </w:del>
+      <m:oMath>
+        <m:r>
+          <m:rPr>
+            <m:sty m:val="bi"/>
+          </m:rPr>
+          <m:t>C</m:t>
+        </m:r>
+      </m:oMath>
+      <w:del w:id="91" w:author="PR Preview" w:date="2026-01-01T00:00:00Z">
+        <w:r>
+          <w:delText xml:space="preserve"> </w:delText>
+        </w:r>
+      </w:del>
+      <w:del w:id="92" w:author="PR Preview" w:date="2026-01-01T00:00:00Z">
+        <w:r>
+          <w:delText xml:space="preserve">is</w:delText>
+        </w:r>
+      </w:del>
+      <w:del w:id="93" w:author="PR Preview" w:date="2026-01-01T00:00:00Z">
+        <w:r>
+          <w:delText xml:space="preserve"> </w:delText>
+        </w:r>
+      </w:del>
+      <m:oMath>
+        <m:r>
+          <m:t>m</m:t>
+        </m:r>
+        <m:r>
+          <m:rPr>
+            <m:sty m:val="p"/>
+          </m:rPr>
+          <m:t>×</m:t>
+        </m:r>
+        <m:r>
+          <m:t>r</m:t>
+        </m:r>
+      </m:oMath>
+      <w:del w:id="94" w:author="PR Preview" w:date="2026-01-01T00:00:00Z">
+        <w:r>
+          <w:delText xml:space="preserve"> </w:delText>
+        </w:r>
+      </w:del>
+      <w:del w:id="95" w:author="PR Preview" w:date="2026-01-01T00:00:00Z">
+        <w:r>
+          <w:delText xml:space="preserve">and</w:delText>
+        </w:r>
+      </w:del>
+      <w:del w:id="96" w:author="PR Preview" w:date="2026-01-01T00:00:00Z">
+        <w:r>
+          <w:delText xml:space="preserve"> </w:delText>
+        </w:r>
+      </w:del>
+      <m:oMath>
+        <m:r>
+          <m:rPr>
+            <m:sty m:val="bi"/>
+          </m:rPr>
+          <m:t>R</m:t>
+        </m:r>
+      </m:oMath>
+      <w:del w:id="97" w:author="PR Preview" w:date="2026-01-01T00:00:00Z">
+        <w:r>
+          <w:delText xml:space="preserve"> </w:delText>
+        </w:r>
+      </w:del>
+      <w:del w:id="98" w:author="PR Preview" w:date="2026-01-01T00:00:00Z">
+        <w:r>
+          <w:delText xml:space="preserve">is</w:delText>
+        </w:r>
+      </w:del>
+      <w:del w:id="99" w:author="PR Preview" w:date="2026-01-01T00:00:00Z">
+        <w:r>
+          <w:delText xml:space="preserve"> </w:delText>
+        </w:r>
+      </w:del>
+      <m:oMath>
+        <m:r>
+          <m:t>r</m:t>
+        </m:r>
+        <m:r>
+          <m:rPr>
+            <m:sty m:val="p"/>
+          </m:rPr>
+          <m:t>×</m:t>
+        </m:r>
+        <m:r>
+          <m:t>n</m:t>
+        </m:r>
+      </m:oMath>
+      <w:del w:id="100" w:author="PR Preview" w:date="2026-01-01T00:00:00Z">
+        <w:r>
+          <w:delText xml:space="preserve">.</w:delText>
+        </w:r>
+      </w:del>
+      <w:del w:id="101" w:author="PR Preview" w:date="2026-01-01T00:00:00Z">
+        <w:r>
+          <w:delText xml:space="preserve"> </w:delText>
+        </w:r>
+      </w:del>
+      <w:del w:id="102" w:author="PR Preview" w:date="2026-01-01T00:00:00Z">
+        <w:r>
+          <w:delText xml:space="preserve">Both have rank</w:delText>
+        </w:r>
+      </w:del>
+      <w:del w:id="103" w:author="PR Preview" w:date="2026-01-01T00:00:00Z">
+        <w:r>
+          <w:delText xml:space="preserve"> </w:delText>
+        </w:r>
+      </w:del>
+      <m:oMath>
+        <m:r>
+          <m:t>r</m:t>
+        </m:r>
+      </m:oMath>
+      <w:del w:id="104" w:author="PR Preview" w:date="2026-01-01T00:00:00Z">
+        <w:r>
+          <w:delText xml:space="preserve">:</w:delText>
+        </w:r>
+      </w:del>
+    </w:p>
+    <w:p>
+      <w:pPr>
+        <w:pStyle w:val="BodyText"/>
+      </w:pPr>
+      <w:ins w:id="105" w:author="PR Preview" w:date="2026-01-01T00:00:00Z">
         <w:r>
           <w:rPr>
-            <w:rStyle w:val="Hyperlink"/>
+            <w:b/>
+            <w:bCs/>
           </w:rPr>
-          <w:t xml:space="preserve">Theorem 15 in Column Space, Null Space and Rank-Nullity</w:t>
-        </w:r>
+          <w:t xml:space="preserve">The two inverses exist.</w:t>
+        </w:r>
+      </w:ins>
+      <w:ins w:id="106" w:author="PR Preview" w:date="2026-01-01T00:00:00Z">
+        <w:r>
+          <w:t xml:space="preserve"> </w:t>
+        </w:r>
+      </w:ins>
+      <w:ins w:id="107" w:author="PR Preview" w:date="2026-01-01T00:00:00Z">
+        <w:r>
+          <w:t xml:space="preserve">Now suppose</w:t>
+        </w:r>
+      </w:ins>
+      <w:ins w:id="108" w:author="PR Preview" w:date="2026-01-01T00:00:00Z">
+        <w:r>
+          <w:t xml:space="preserve"> </w:t>
+        </w:r>
+      </w:ins>
+      <m:oMath>
+        <m:r>
+          <m:rPr>
+            <m:sty m:val="p"/>
+          </m:rPr>
+          <m:t>rank</m:t>
+        </m:r>
+        <m:r>
+          <m:rPr>
+            <m:sty m:val="p"/>
+          </m:rPr>
+          <m:t>(</m:t>
+        </m:r>
+        <m:r>
+          <m:rPr>
+            <m:sty m:val="bi"/>
+          </m:rPr>
+          <m:t>A</m:t>
+        </m:r>
+        <m:r>
+          <m:rPr>
+            <m:sty m:val="p"/>
+          </m:rPr>
+          <m:t>)</m:t>
+        </m:r>
+        <m:r>
+          <m:rPr>
+            <m:sty m:val="p"/>
+          </m:rPr>
+          <m:t>=</m:t>
+        </m:r>
+        <m:r>
+          <m:t>r</m:t>
+        </m:r>
+        <m:r>
+          <m:rPr>
+            <m:sty m:val="p"/>
+          </m:rPr>
+          <m:t>≥</m:t>
+        </m:r>
+        <m:r>
+          <m:t>1</m:t>
+        </m:r>
+      </m:oMath>
+      <w:ins w:id="109" w:author="PR Preview" w:date="2026-01-01T00:00:00Z">
+        <w:r>
+          <w:t xml:space="preserve">.</w:t>
+        </w:r>
+      </w:ins>
+      <w:ins w:id="110" w:author="PR Preview" w:date="2026-01-01T00:00:00Z">
+        <w:r>
+          <w:t xml:space="preserve"> </w:t>
+        </w:r>
+      </w:ins>
+      <w:ins w:id="111" w:author="PR Preview" w:date="2026-01-01T00:00:00Z">
+        <w:r>
+          <w:t xml:space="preserve">A rank factorization exists (</w:t>
+        </w:r>
+      </w:ins>
+      <w:hyperlink r:id="rId64">
+        <w:ins w:id="112" w:author="PR Preview" w:date="2026-01-01T00:00:00Z">
+          <w:r>
+            <w:rPr>
+              <w:rStyle w:val="Hyperlink"/>
+            </w:rPr>
+            <w:t xml:space="preserve">Theorem 14 in Column Space, Null Space and Rank-Nullity</w:t>
+          </w:r>
+        </w:ins>
       </w:hyperlink>
-      <w:r>
-        <w:t xml:space="preserve">).</w:t>
-      </w:r>
-      <w:r>
-        <w:t xml:space="preserve"> </w:t>
-      </w:r>
+      <w:ins w:id="113" w:author="PR Preview" w:date="2026-01-01T00:00:00Z">
+        <w:r>
+          <w:t xml:space="preserve">).</w:t>
+        </w:r>
+      </w:ins>
+      <w:ins w:id="114" w:author="PR Preview" w:date="2026-01-01T00:00:00Z">
+        <w:r>
+          <w:t xml:space="preserve"> </w:t>
+        </w:r>
+      </w:ins>
       <m:oMath>
         <m:r>
           <m:rPr>
@@ -27414,15 +28120,21 @@
           <m:t>C</m:t>
         </m:r>
       </m:oMath>
-      <w:r>
-        <w:t xml:space="preserve"> </w:t>
-      </w:r>
-      <w:r>
-        <w:t xml:space="preserve">is</w:t>
-      </w:r>
-      <w:r>
-        <w:t xml:space="preserve"> </w:t>
-      </w:r>
+      <w:ins w:id="115" w:author="PR Preview" w:date="2026-01-01T00:00:00Z">
+        <w:r>
+          <w:t xml:space="preserve"> </w:t>
+        </w:r>
+      </w:ins>
+      <w:ins w:id="116" w:author="PR Preview" w:date="2026-01-01T00:00:00Z">
+        <w:r>
+          <w:t xml:space="preserve">is</w:t>
+        </w:r>
+      </w:ins>
+      <w:ins w:id="117" w:author="PR Preview" w:date="2026-01-01T00:00:00Z">
+        <w:r>
+          <w:t xml:space="preserve"> </w:t>
+        </w:r>
+      </w:ins>
       <m:oMath>
         <m:r>
           <m:t>m</m:t>
@@ -27437,15 +28149,21 @@
           <m:t>r</m:t>
         </m:r>
       </m:oMath>
-      <w:r>
-        <w:t xml:space="preserve"> </w:t>
-      </w:r>
-      <w:r>
-        <w:t xml:space="preserve">and</w:t>
-      </w:r>
-      <w:r>
-        <w:t xml:space="preserve"> </w:t>
-      </w:r>
+      <w:ins w:id="118" w:author="PR Preview" w:date="2026-01-01T00:00:00Z">
+        <w:r>
+          <w:t xml:space="preserve"> </w:t>
+        </w:r>
+      </w:ins>
+      <w:ins w:id="119" w:author="PR Preview" w:date="2026-01-01T00:00:00Z">
+        <w:r>
+          <w:t xml:space="preserve">and</w:t>
+        </w:r>
+      </w:ins>
+      <w:ins w:id="120" w:author="PR Preview" w:date="2026-01-01T00:00:00Z">
+        <w:r>
+          <w:t xml:space="preserve"> </w:t>
+        </w:r>
+      </w:ins>
       <m:oMath>
         <m:r>
           <m:rPr>
@@ -27454,15 +28172,21 @@
           <m:t>R</m:t>
         </m:r>
       </m:oMath>
-      <w:r>
-        <w:t xml:space="preserve"> </w:t>
-      </w:r>
-      <w:r>
-        <w:t xml:space="preserve">is</w:t>
-      </w:r>
-      <w:r>
-        <w:t xml:space="preserve"> </w:t>
-      </w:r>
+      <w:ins w:id="121" w:author="PR Preview" w:date="2026-01-01T00:00:00Z">
+        <w:r>
+          <w:t xml:space="preserve"> </w:t>
+        </w:r>
+      </w:ins>
+      <w:ins w:id="122" w:author="PR Preview" w:date="2026-01-01T00:00:00Z">
+        <w:r>
+          <w:t xml:space="preserve">is</w:t>
+        </w:r>
+      </w:ins>
+      <w:ins w:id="123" w:author="PR Preview" w:date="2026-01-01T00:00:00Z">
+        <w:r>
+          <w:t xml:space="preserve"> </w:t>
+        </w:r>
+      </w:ins>
       <m:oMath>
         <m:r>
           <m:t>r</m:t>
@@ -27477,26 +28201,36 @@
           <m:t>n</m:t>
         </m:r>
       </m:oMath>
-      <w:r>
-        <w:t xml:space="preserve">.</w:t>
-      </w:r>
-      <w:r>
-        <w:t xml:space="preserve"> </w:t>
-      </w:r>
-      <w:r>
-        <w:t xml:space="preserve">Both have rank</w:t>
-      </w:r>
-      <w:r>
-        <w:t xml:space="preserve"> </w:t>
-      </w:r>
+      <w:ins w:id="124" w:author="PR Preview" w:date="2026-01-01T00:00:00Z">
+        <w:r>
+          <w:t xml:space="preserve">.</w:t>
+        </w:r>
+      </w:ins>
+      <w:ins w:id="125" w:author="PR Preview" w:date="2026-01-01T00:00:00Z">
+        <w:r>
+          <w:t xml:space="preserve"> </w:t>
+        </w:r>
+      </w:ins>
+      <w:ins w:id="126" w:author="PR Preview" w:date="2026-01-01T00:00:00Z">
+        <w:r>
+          <w:t xml:space="preserve">Both have rank</w:t>
+        </w:r>
+      </w:ins>
+      <w:ins w:id="127" w:author="PR Preview" w:date="2026-01-01T00:00:00Z">
+        <w:r>
+          <w:t xml:space="preserve"> </w:t>
+        </w:r>
+      </w:ins>
       <m:oMath>
         <m:r>
           <m:t>r</m:t>
         </m:r>
       </m:oMath>
-      <w:r>
-        <w:t xml:space="preserve">:</w:t>
-      </w:r>
+      <w:ins w:id="128" w:author="PR Preview" w:date="2026-01-01T00:00:00Z">
+        <w:r>
+          <w:t xml:space="preserve">:</w:t>
+        </w:r>
+      </w:ins>
     </w:p>
     <w:p>
       <w:pPr>
@@ -27648,7 +28382,7 @@
                   <m:nor/>
                   <m:sty m:val="p"/>
                 </m:rPr>
-                <m:t>Theorem 9 in Column Space, Null Space and Rank-Nullity</m:t>
+                <m:t>Theorem 8 in Column Space, Null Space and Rank-Nullity</m:t>
               </m:r>
               <m:r>
                 <m:rPr>
@@ -27939,7 +28673,7 @@
                   <m:nor/>
                   <m:sty m:val="p"/>
                 </m:rPr>
-                <m:t>Theorem 10 in Column Space, Null Space and Rank-Nullity</m:t>
+                <m:t>Theorem 9 in Column Space, Null Space and Rank-Nullity</m:t>
               </m:r>
               <m:r>
                 <m:rPr>
@@ -28013,7 +28747,7 @@
                   <m:nor/>
                   <m:sty m:val="p"/>
                 </m:rPr>
-                <m:t>Theorem 9 in Column Space, Null Space and Rank-Nullity</m:t>
+                <m:t>Theorem 8 in Column Space, Null Space and Rank-Nullity</m:t>
               </m:r>
               <m:r>
                 <m:rPr>
@@ -31774,22 +32508,30 @@
       <w:pPr>
         <w:pStyle w:val="FirstParagraph"/>
       </w:pPr>
-      <w:r>
-        <w:rPr>
-          <w:b/>
-          <w:bCs/>
-        </w:rPr>
-        <w:t xml:space="preserve">Example 17 (The Moore-Penrose inverse of a rank-one matrix)</w:t>
-      </w:r>
-      <w:r>
-        <w:t xml:space="preserve"> </w:t>
-      </w:r>
-      <w:r>
-        <w:t xml:space="preserve">For</w:t>
-      </w:r>
-      <w:r>
-        <w:t xml:space="preserve"> </w:t>
-      </w:r>
+      <w:del w:id="129" w:author="PR Preview" w:date="2026-01-01T00:00:00Z">
+        <w:r>
+          <w:rPr>
+            <w:b/>
+            <w:bCs/>
+          </w:rPr>
+          <w:delText xml:space="preserve">Example 17 (The Moore-Penrose inverse of a rank-one matrix)</w:delText>
+        </w:r>
+      </w:del>
+      <w:del w:id="130" w:author="PR Preview" w:date="2026-01-01T00:00:00Z">
+        <w:r>
+          <w:delText xml:space="preserve"> </w:delText>
+        </w:r>
+      </w:del>
+      <w:del w:id="131" w:author="PR Preview" w:date="2026-01-01T00:00:00Z">
+        <w:r>
+          <w:delText xml:space="preserve">For</w:delText>
+        </w:r>
+      </w:del>
+      <w:del w:id="132" w:author="PR Preview" w:date="2026-01-01T00:00:00Z">
+        <w:r>
+          <w:delText xml:space="preserve"> </w:delText>
+        </w:r>
+      </w:del>
       <m:oMath>
         <m:r>
           <m:rPr>
@@ -31798,29 +32540,41 @@
           <m:t>A</m:t>
         </m:r>
       </m:oMath>
-      <w:r>
-        <w:t xml:space="preserve"> </w:t>
-      </w:r>
-      <w:r>
-        <w:t xml:space="preserve">in</w:t>
-      </w:r>
-      <w:r>
-        <w:t xml:space="preserve"> </w:t>
-      </w:r>
+      <w:del w:id="133" w:author="PR Preview" w:date="2026-01-01T00:00:00Z">
+        <w:r>
+          <w:delText xml:space="preserve"> </w:delText>
+        </w:r>
+      </w:del>
+      <w:del w:id="134" w:author="PR Preview" w:date="2026-01-01T00:00:00Z">
+        <w:r>
+          <w:delText xml:space="preserve">in</w:delText>
+        </w:r>
+      </w:del>
+      <w:del w:id="135" w:author="PR Preview" w:date="2026-01-01T00:00:00Z">
+        <w:r>
+          <w:delText xml:space="preserve"> </w:delText>
+        </w:r>
+      </w:del>
       <w:hyperlink r:id="rId89">
-        <w:r>
-          <w:rPr>
-            <w:rStyle w:val="Hyperlink"/>
-          </w:rPr>
-          <w:t xml:space="preserve">Example 1 in Column Space, Null Space and Rank-Nullity</w:t>
-        </w:r>
+        <w:del w:id="136" w:author="PR Preview" w:date="2026-01-01T00:00:00Z">
+          <w:r>
+            <w:rPr>
+              <w:rStyle w:val="Hyperlink"/>
+            </w:rPr>
+            <w:delText xml:space="preserve">Example 1 in Column Space, Null Space and Rank-Nullity</w:delText>
+          </w:r>
+        </w:del>
       </w:hyperlink>
-      <w:r>
-        <w:t xml:space="preserve">, the rank factorization</w:t>
-      </w:r>
-      <w:r>
-        <w:t xml:space="preserve"> </w:t>
-      </w:r>
+      <w:del w:id="137" w:author="PR Preview" w:date="2026-01-01T00:00:00Z">
+        <w:r>
+          <w:delText xml:space="preserve">, the rank factorization</w:delText>
+        </w:r>
+      </w:del>
+      <w:del w:id="138" w:author="PR Preview" w:date="2026-01-01T00:00:00Z">
+        <w:r>
+          <w:delText xml:space="preserve"> </w:delText>
+        </w:r>
+      </w:del>
       <m:oMath>
         <m:r>
           <m:rPr>
@@ -31873,12 +32627,16 @@
           </m:e>
         </m:d>
       </m:oMath>
-      <w:r>
-        <w:t xml:space="preserve">,</w:t>
-      </w:r>
-      <w:r>
-        <w:t xml:space="preserve"> </w:t>
-      </w:r>
+      <w:del w:id="139" w:author="PR Preview" w:date="2026-01-01T00:00:00Z">
+        <w:r>
+          <w:delText xml:space="preserve">,</w:delText>
+        </w:r>
+      </w:del>
+      <w:del w:id="140" w:author="PR Preview" w:date="2026-01-01T00:00:00Z">
+        <w:r>
+          <w:delText xml:space="preserve"> </w:delText>
+        </w:r>
+      </w:del>
       <m:oMath>
         <m:r>
           <m:rPr>
@@ -31958,23 +32716,269 @@
           </m:e>
         </m:d>
       </m:oMath>
-      <w:r>
-        <w:t xml:space="preserve"> </w:t>
-      </w:r>
-      <w:r>
-        <w:t xml:space="preserve">(</w:t>
-      </w:r>
+      <w:del w:id="141" w:author="PR Preview" w:date="2026-01-01T00:00:00Z">
+        <w:r>
+          <w:delText xml:space="preserve"> </w:delText>
+        </w:r>
+      </w:del>
+      <w:del w:id="142" w:author="PR Preview" w:date="2026-01-01T00:00:00Z">
+        <w:r>
+          <w:delText xml:space="preserve">(</w:delText>
+        </w:r>
+      </w:del>
       <w:hyperlink r:id="rId90">
+        <w:del w:id="143" w:author="PR Preview" w:date="2026-01-01T00:00:00Z">
+          <w:r>
+            <w:rPr>
+              <w:rStyle w:val="Hyperlink"/>
+            </w:rPr>
+            <w:delText xml:space="preserve">Example 24 in Column Space, Null Space and Rank-Nullity</w:delText>
+          </w:r>
+        </w:del>
+      </w:hyperlink>
+      <w:del w:id="144" w:author="PR Preview" w:date="2026-01-01T00:00:00Z">
+        <w:r>
+          <w:delText xml:space="preserve">) gives</w:delText>
+        </w:r>
+      </w:del>
+    </w:p>
+    <w:p>
+      <w:pPr>
+        <w:pStyle w:val="FirstParagraph"/>
+      </w:pPr>
+      <w:ins w:id="145" w:author="PR Preview" w:date="2026-01-01T00:00:00Z">
         <w:r>
           <w:rPr>
-            <w:rStyle w:val="Hyperlink"/>
+            <w:b/>
+            <w:bCs/>
           </w:rPr>
-          <w:t xml:space="preserve">Example 24 in Column Space, Null Space and Rank-Nullity</w:t>
-        </w:r>
+          <w:t xml:space="preserve">Example 17 (The Moore-Penrose inverse of a rank-one matrix)</w:t>
+        </w:r>
+      </w:ins>
+      <w:ins w:id="146" w:author="PR Preview" w:date="2026-01-01T00:00:00Z">
+        <w:r>
+          <w:t xml:space="preserve"> </w:t>
+        </w:r>
+      </w:ins>
+      <w:ins w:id="147" w:author="PR Preview" w:date="2026-01-01T00:00:00Z">
+        <w:r>
+          <w:t xml:space="preserve">For</w:t>
+        </w:r>
+      </w:ins>
+      <w:ins w:id="148" w:author="PR Preview" w:date="2026-01-01T00:00:00Z">
+        <w:r>
+          <w:t xml:space="preserve"> </w:t>
+        </w:r>
+      </w:ins>
+      <m:oMath>
+        <m:r>
+          <m:rPr>
+            <m:sty m:val="bi"/>
+          </m:rPr>
+          <m:t>A</m:t>
+        </m:r>
+      </m:oMath>
+      <w:ins w:id="149" w:author="PR Preview" w:date="2026-01-01T00:00:00Z">
+        <w:r>
+          <w:t xml:space="preserve"> </w:t>
+        </w:r>
+      </w:ins>
+      <w:ins w:id="150" w:author="PR Preview" w:date="2026-01-01T00:00:00Z">
+        <w:r>
+          <w:t xml:space="preserve">in</w:t>
+        </w:r>
+      </w:ins>
+      <w:ins w:id="151" w:author="PR Preview" w:date="2026-01-01T00:00:00Z">
+        <w:r>
+          <w:t xml:space="preserve"> </w:t>
+        </w:r>
+      </w:ins>
+      <w:hyperlink r:id="rId89">
+        <w:ins w:id="152" w:author="PR Preview" w:date="2026-01-01T00:00:00Z">
+          <w:r>
+            <w:rPr>
+              <w:rStyle w:val="Hyperlink"/>
+            </w:rPr>
+            <w:t xml:space="preserve">Example 1 in Column Space, Null Space and Rank-Nullity</w:t>
+          </w:r>
+        </w:ins>
       </w:hyperlink>
-      <w:r>
-        <w:t xml:space="preserve">) gives</w:t>
-      </w:r>
+      <w:ins w:id="153" w:author="PR Preview" w:date="2026-01-01T00:00:00Z">
+        <w:r>
+          <w:t xml:space="preserve">, the rank factorization</w:t>
+        </w:r>
+      </w:ins>
+      <w:ins w:id="154" w:author="PR Preview" w:date="2026-01-01T00:00:00Z">
+        <w:r>
+          <w:t xml:space="preserve"> </w:t>
+        </w:r>
+      </w:ins>
+      <m:oMath>
+        <m:r>
+          <m:rPr>
+            <m:sty m:val="bi"/>
+          </m:rPr>
+          <m:t>C</m:t>
+        </m:r>
+        <m:r>
+          <m:rPr>
+            <m:sty m:val="p"/>
+          </m:rPr>
+          <m:t>=</m:t>
+        </m:r>
+        <m:d>
+          <m:dPr>
+            <m:begChr m:val="["/>
+            <m:sepChr m:val=""/>
+            <m:endChr m:val="]"/>
+            <m:grow/>
+          </m:dPr>
+          <m:e>
+            <m:m>
+              <m:mPr>
+                <m:baseJc m:val="center"/>
+                <m:plcHide m:val="on"/>
+                <m:mcs>
+                  <m:mc>
+                    <m:mcPr>
+                      <m:mcJc m:val="center"/>
+                      <m:count m:val="1"/>
+                    </m:mcPr>
+                  </m:mc>
+                </m:mcs>
+              </m:mPr>
+              <m:mr>
+                <m:e>
+                  <m:r>
+                    <m:t>1</m:t>
+                  </m:r>
+                </m:e>
+              </m:mr>
+              <m:mr>
+                <m:e>
+                  <m:r>
+                    <m:t>3</m:t>
+                  </m:r>
+                </m:e>
+              </m:mr>
+            </m:m>
+          </m:e>
+        </m:d>
+      </m:oMath>
+      <w:ins w:id="155" w:author="PR Preview" w:date="2026-01-01T00:00:00Z">
+        <w:r>
+          <w:t xml:space="preserve">,</w:t>
+        </w:r>
+      </w:ins>
+      <w:ins w:id="156" w:author="PR Preview" w:date="2026-01-01T00:00:00Z">
+        <w:r>
+          <w:t xml:space="preserve"> </w:t>
+        </w:r>
+      </w:ins>
+      <m:oMath>
+        <m:r>
+          <m:rPr>
+            <m:sty m:val="bi"/>
+          </m:rPr>
+          <m:t>R</m:t>
+        </m:r>
+        <m:r>
+          <m:rPr>
+            <m:sty m:val="p"/>
+          </m:rPr>
+          <m:t>=</m:t>
+        </m:r>
+        <m:d>
+          <m:dPr>
+            <m:begChr m:val="["/>
+            <m:sepChr m:val=""/>
+            <m:endChr m:val="]"/>
+            <m:grow/>
+          </m:dPr>
+          <m:e>
+            <m:m>
+              <m:mPr>
+                <m:baseJc m:val="center"/>
+                <m:plcHide m:val="on"/>
+                <m:mcs>
+                  <m:mc>
+                    <m:mcPr>
+                      <m:mcJc m:val="center"/>
+                      <m:count m:val="1"/>
+                    </m:mcPr>
+                  </m:mc>
+                  <m:mc>
+                    <m:mcPr>
+                      <m:mcJc m:val="center"/>
+                      <m:count m:val="1"/>
+                    </m:mcPr>
+                  </m:mc>
+                  <m:mc>
+                    <m:mcPr>
+                      <m:mcJc m:val="center"/>
+                      <m:count m:val="1"/>
+                    </m:mcPr>
+                  </m:mc>
+                </m:mcs>
+              </m:mPr>
+              <m:mr>
+                <m:e>
+                  <m:r>
+                    <m:t>1</m:t>
+                  </m:r>
+                </m:e>
+                <m:e>
+                  <m:r>
+                    <m:rPr>
+                      <m:sty m:val="p"/>
+                    </m:rPr>
+                    <m:t>−</m:t>
+                  </m:r>
+                  <m:r>
+                    <m:t>2</m:t>
+                  </m:r>
+                </m:e>
+                <m:e>
+                  <m:r>
+                    <m:rPr>
+                      <m:sty m:val="p"/>
+                    </m:rPr>
+                    <m:t>−</m:t>
+                  </m:r>
+                  <m:r>
+                    <m:t>2</m:t>
+                  </m:r>
+                </m:e>
+              </m:mr>
+            </m:m>
+          </m:e>
+        </m:d>
+      </m:oMath>
+      <w:ins w:id="157" w:author="PR Preview" w:date="2026-01-01T00:00:00Z">
+        <w:r>
+          <w:t xml:space="preserve"> </w:t>
+        </w:r>
+      </w:ins>
+      <w:ins w:id="158" w:author="PR Preview" w:date="2026-01-01T00:00:00Z">
+        <w:r>
+          <w:t xml:space="preserve">(</w:t>
+        </w:r>
+      </w:ins>
+      <w:hyperlink r:id="rId90">
+        <w:ins w:id="159" w:author="PR Preview" w:date="2026-01-01T00:00:00Z">
+          <w:r>
+            <w:rPr>
+              <w:rStyle w:val="Hyperlink"/>
+            </w:rPr>
+            <w:t xml:space="preserve">Example 23 in Column Space, Null Space and Rank-Nullity</w:t>
+          </w:r>
+        </w:ins>
+      </w:hyperlink>
+      <w:ins w:id="160" w:author="PR Preview" w:date="2026-01-01T00:00:00Z">
+        <w:r>
+          <w:t xml:space="preserve">) gives</w:t>
+        </w:r>
+      </w:ins>
     </w:p>
     <w:p>
       <w:pPr>
@@ -36273,58 +37277,84 @@
       <w:pPr>
         <w:pStyle w:val="FirstParagraph"/>
       </w:pPr>
-      <w:r>
-        <w:rPr>
-          <w:i/>
-          <w:iCs/>
-        </w:rPr>
-        <w:t xml:space="preserve">Proof</w:t>
-      </w:r>
-      <w:r>
-        <w:t xml:space="preserve">. </w:t>
-      </w:r>
-      <w:r>
-        <w:rPr>
-          <w:b/>
-          <w:bCs/>
-        </w:rPr>
-        <w:t xml:space="preserve">Part 1.</w:t>
-      </w:r>
-      <w:r>
-        <w:t xml:space="preserve"> </w:t>
-      </w:r>
-      <w:r>
-        <w:t xml:space="preserve">By</w:t>
-      </w:r>
-      <w:r>
-        <w:t xml:space="preserve"> </w:t>
-      </w:r>
+      <w:del w:id="161" w:author="PR Preview" w:date="2026-01-01T00:00:00Z">
+        <w:r>
+          <w:rPr>
+            <w:i/>
+            <w:iCs/>
+          </w:rPr>
+          <w:delText xml:space="preserve">Proof</w:delText>
+        </w:r>
+      </w:del>
+      <w:del w:id="162" w:author="PR Preview" w:date="2026-01-01T00:00:00Z">
+        <w:r>
+          <w:delText xml:space="preserve">. </w:delText>
+        </w:r>
+      </w:del>
+      <w:del w:id="163" w:author="PR Preview" w:date="2026-01-01T00:00:00Z">
+        <w:r>
+          <w:rPr>
+            <w:b/>
+            <w:bCs/>
+          </w:rPr>
+          <w:delText xml:space="preserve">Part 1.</w:delText>
+        </w:r>
+      </w:del>
+      <w:del w:id="164" w:author="PR Preview" w:date="2026-01-01T00:00:00Z">
+        <w:r>
+          <w:delText xml:space="preserve"> </w:delText>
+        </w:r>
+      </w:del>
+      <w:del w:id="165" w:author="PR Preview" w:date="2026-01-01T00:00:00Z">
+        <w:r>
+          <w:delText xml:space="preserve">By</w:delText>
+        </w:r>
+      </w:del>
+      <w:del w:id="166" w:author="PR Preview" w:date="2026-01-01T00:00:00Z">
+        <w:r>
+          <w:delText xml:space="preserve"> </w:delText>
+        </w:r>
+      </w:del>
       <w:hyperlink w:anchor="thm-consistency">
-        <w:r>
-          <w:rPr>
-            <w:rStyle w:val="Hyperlink"/>
-          </w:rPr>
-          <w:t xml:space="preserve">Theorem 13</w:t>
-        </w:r>
+        <w:del w:id="167" w:author="PR Preview" w:date="2026-01-01T00:00:00Z">
+          <w:r>
+            <w:rPr>
+              <w:rStyle w:val="Hyperlink"/>
+            </w:rPr>
+            <w:delText xml:space="preserve">Theorem 13</w:delText>
+          </w:r>
+        </w:del>
       </w:hyperlink>
-      <w:r>
-        <w:t xml:space="preserve">, the system is consistent for every</w:t>
-      </w:r>
-      <w:r>
-        <w:t xml:space="preserve"> </w:t>
-      </w:r>
-      <w:r>
-        <w:t xml:space="preserve">$\mathord{\smash[b]{\underset{\raise.3ex\hbox{$\scriptstyle\sim$}}{b}}\vphantom{b}}$</w:t>
-      </w:r>
-      <w:r>
-        <w:t xml:space="preserve"> </w:t>
-      </w:r>
-      <w:r>
-        <w:t xml:space="preserve">exactly when</w:t>
-      </w:r>
-      <w:r>
-        <w:t xml:space="preserve"> </w:t>
-      </w:r>
+      <w:del w:id="168" w:author="PR Preview" w:date="2026-01-01T00:00:00Z">
+        <w:r>
+          <w:delText xml:space="preserve">, the system is consistent for every</w:delText>
+        </w:r>
+      </w:del>
+      <w:del w:id="169" w:author="PR Preview" w:date="2026-01-01T00:00:00Z">
+        <w:r>
+          <w:delText xml:space="preserve"> </w:delText>
+        </w:r>
+      </w:del>
+      <w:del w:id="170" w:author="PR Preview" w:date="2026-01-01T00:00:00Z">
+        <w:r>
+          <w:delText xml:space="preserve">$\mathord{\smash[b]{\underset{\raise.3ex\hbox{$\scriptstyle\sim$}}{b}}\vphantom{b}}$</w:delText>
+        </w:r>
+      </w:del>
+      <w:del w:id="171" w:author="PR Preview" w:date="2026-01-01T00:00:00Z">
+        <w:r>
+          <w:delText xml:space="preserve"> </w:delText>
+        </w:r>
+      </w:del>
+      <w:del w:id="172" w:author="PR Preview" w:date="2026-01-01T00:00:00Z">
+        <w:r>
+          <w:delText xml:space="preserve">exactly when</w:delText>
+        </w:r>
+      </w:del>
+      <w:del w:id="173" w:author="PR Preview" w:date="2026-01-01T00:00:00Z">
+        <w:r>
+          <w:delText xml:space="preserve"> </w:delText>
+        </w:r>
+      </w:del>
       <m:oMath>
         <m:r>
           <m:rPr>
@@ -36374,12 +37404,16 @@
           </m:sup>
         </m:sSup>
       </m:oMath>
-      <w:r>
-        <w:t xml:space="preserve">.</w:t>
-      </w:r>
-      <w:r>
-        <w:t xml:space="preserve"> </w:t>
-      </w:r>
+      <w:del w:id="174" w:author="PR Preview" w:date="2026-01-01T00:00:00Z">
+        <w:r>
+          <w:delText xml:space="preserve">.</w:delText>
+        </w:r>
+      </w:del>
+      <w:del w:id="175" w:author="PR Preview" w:date="2026-01-01T00:00:00Z">
+        <w:r>
+          <w:delText xml:space="preserve"> </w:delText>
+        </w:r>
+      </w:del>
       <m:oMath>
         <m:r>
           <m:rPr>
@@ -36407,15 +37441,21 @@
           <m:t>)</m:t>
         </m:r>
       </m:oMath>
-      <w:r>
-        <w:t xml:space="preserve"> </w:t>
-      </w:r>
-      <w:r>
-        <w:t xml:space="preserve">is a subspace of</w:t>
-      </w:r>
-      <w:r>
-        <w:t xml:space="preserve"> </w:t>
-      </w:r>
+      <w:del w:id="176" w:author="PR Preview" w:date="2026-01-01T00:00:00Z">
+        <w:r>
+          <w:delText xml:space="preserve"> </w:delText>
+        </w:r>
+      </w:del>
+      <w:del w:id="177" w:author="PR Preview" w:date="2026-01-01T00:00:00Z">
+        <w:r>
+          <w:delText xml:space="preserve">is a subspace of</w:delText>
+        </w:r>
+      </w:del>
+      <w:del w:id="178" w:author="PR Preview" w:date="2026-01-01T00:00:00Z">
+        <w:r>
+          <w:delText xml:space="preserve"> </w:delText>
+        </w:r>
+      </w:del>
       <m:oMath>
         <m:sSup>
           <m:e>
@@ -36434,26 +37474,36 @@
           </m:sup>
         </m:sSup>
       </m:oMath>
-      <w:r>
-        <w:t xml:space="preserve"> </w:t>
-      </w:r>
-      <w:r>
-        <w:t xml:space="preserve">(</w:t>
-      </w:r>
+      <w:del w:id="179" w:author="PR Preview" w:date="2026-01-01T00:00:00Z">
+        <w:r>
+          <w:delText xml:space="preserve"> </w:delText>
+        </w:r>
+      </w:del>
+      <w:del w:id="180" w:author="PR Preview" w:date="2026-01-01T00:00:00Z">
+        <w:r>
+          <w:delText xml:space="preserve">(</w:delText>
+        </w:r>
+      </w:del>
       <w:hyperlink r:id="rId49">
-        <w:r>
-          <w:rPr>
-            <w:rStyle w:val="Hyperlink"/>
-          </w:rPr>
-          <w:t xml:space="preserve">Theorem 1 in Column Space, Null Space and Rank-Nullity</w:t>
-        </w:r>
+        <w:del w:id="181" w:author="PR Preview" w:date="2026-01-01T00:00:00Z">
+          <w:r>
+            <w:rPr>
+              <w:rStyle w:val="Hyperlink"/>
+            </w:rPr>
+            <w:delText xml:space="preserve">Theorem 1 in Column Space, Null Space and Rank-Nullity</w:delText>
+          </w:r>
+        </w:del>
       </w:hyperlink>
-      <w:r>
-        <w:t xml:space="preserve">) with dimension</w:t>
-      </w:r>
-      <w:r>
-        <w:t xml:space="preserve"> </w:t>
-      </w:r>
+      <w:del w:id="182" w:author="PR Preview" w:date="2026-01-01T00:00:00Z">
+        <w:r>
+          <w:delText xml:space="preserve">) with dimension</w:delText>
+        </w:r>
+      </w:del>
+      <w:del w:id="183" w:author="PR Preview" w:date="2026-01-01T00:00:00Z">
+        <w:r>
+          <w:delText xml:space="preserve"> </w:delText>
+        </w:r>
+      </w:del>
       <m:oMath>
         <m:r>
           <m:rPr>
@@ -36480,26 +37530,36 @@
           <m:t>)</m:t>
         </m:r>
       </m:oMath>
-      <w:r>
-        <w:t xml:space="preserve"> </w:t>
-      </w:r>
-      <w:r>
-        <w:t xml:space="preserve">(</w:t>
-      </w:r>
+      <w:del w:id="184" w:author="PR Preview" w:date="2026-01-01T00:00:00Z">
+        <w:r>
+          <w:delText xml:space="preserve"> </w:delText>
+        </w:r>
+      </w:del>
+      <w:del w:id="185" w:author="PR Preview" w:date="2026-01-01T00:00:00Z">
+        <w:r>
+          <w:delText xml:space="preserve">(</w:delText>
+        </w:r>
+      </w:del>
       <w:hyperlink r:id="rId58">
-        <w:r>
-          <w:rPr>
-            <w:rStyle w:val="Hyperlink"/>
-          </w:rPr>
-          <w:t xml:space="preserve">Theorem 7 in Column Space, Null Space and Rank-Nullity</w:t>
-        </w:r>
+        <w:del w:id="186" w:author="PR Preview" w:date="2026-01-01T00:00:00Z">
+          <w:r>
+            <w:rPr>
+              <w:rStyle w:val="Hyperlink"/>
+            </w:rPr>
+            <w:delText xml:space="preserve">Theorem 7 in Column Space, Null Space and Rank-Nullity</w:delText>
+          </w:r>
+        </w:del>
       </w:hyperlink>
-      <w:r>
-        <w:t xml:space="preserve">), and</w:t>
-      </w:r>
-      <w:r>
-        <w:t xml:space="preserve"> </w:t>
-      </w:r>
+      <w:del w:id="187" w:author="PR Preview" w:date="2026-01-01T00:00:00Z">
+        <w:r>
+          <w:delText xml:space="preserve">), and</w:delText>
+        </w:r>
+      </w:del>
+      <w:del w:id="188" w:author="PR Preview" w:date="2026-01-01T00:00:00Z">
+        <w:r>
+          <w:delText xml:space="preserve"> </w:delText>
+        </w:r>
+      </w:del>
       <m:oMath>
         <m:r>
           <m:rPr>
@@ -36545,43 +37605,61 @@
           <m:t>m</m:t>
         </m:r>
       </m:oMath>
-      <w:r>
-        <w:t xml:space="preserve"> </w:t>
-      </w:r>
-      <w:r>
-        <w:t xml:space="preserve">(</w:t>
-      </w:r>
+      <w:del w:id="189" w:author="PR Preview" w:date="2026-01-01T00:00:00Z">
+        <w:r>
+          <w:delText xml:space="preserve"> </w:delText>
+        </w:r>
+      </w:del>
+      <w:del w:id="190" w:author="PR Preview" w:date="2026-01-01T00:00:00Z">
+        <w:r>
+          <w:delText xml:space="preserve">(</w:delText>
+        </w:r>
+      </w:del>
       <w:hyperlink r:id="rId101">
-        <w:r>
-          <w:rPr>
-            <w:rStyle w:val="Hyperlink"/>
-          </w:rPr>
-          <w:t xml:space="preserve">Example 16 in Subspaces and Rank</w:t>
-        </w:r>
+        <w:del w:id="191" w:author="PR Preview" w:date="2026-01-01T00:00:00Z">
+          <w:r>
+            <w:rPr>
+              <w:rStyle w:val="Hyperlink"/>
+            </w:rPr>
+            <w:delText xml:space="preserve">Example 16 in Subspaces and Rank</w:delText>
+          </w:r>
+        </w:del>
       </w:hyperlink>
-      <w:r>
-        <w:t xml:space="preserve">).</w:t>
-      </w:r>
-      <w:r>
-        <w:t xml:space="preserve"> </w:t>
-      </w:r>
-      <w:r>
-        <w:t xml:space="preserve">If the dimension is</w:t>
-      </w:r>
-      <w:r>
-        <w:t xml:space="preserve"> </w:t>
-      </w:r>
+      <w:del w:id="192" w:author="PR Preview" w:date="2026-01-01T00:00:00Z">
+        <w:r>
+          <w:delText xml:space="preserve">).</w:delText>
+        </w:r>
+      </w:del>
+      <w:del w:id="193" w:author="PR Preview" w:date="2026-01-01T00:00:00Z">
+        <w:r>
+          <w:delText xml:space="preserve"> </w:delText>
+        </w:r>
+      </w:del>
+      <w:del w:id="194" w:author="PR Preview" w:date="2026-01-01T00:00:00Z">
+        <w:r>
+          <w:delText xml:space="preserve">If the dimension is</w:delText>
+        </w:r>
+      </w:del>
+      <w:del w:id="195" w:author="PR Preview" w:date="2026-01-01T00:00:00Z">
+        <w:r>
+          <w:delText xml:space="preserve"> </w:delText>
+        </w:r>
+      </w:del>
       <m:oMath>
         <m:r>
           <m:t>m</m:t>
         </m:r>
       </m:oMath>
-      <w:r>
-        <w:t xml:space="preserve">, then</w:t>
-      </w:r>
-      <w:r>
-        <w:t xml:space="preserve"> </w:t>
-      </w:r>
+      <w:del w:id="196" w:author="PR Preview" w:date="2026-01-01T00:00:00Z">
+        <w:r>
+          <w:delText xml:space="preserve">, then</w:delText>
+        </w:r>
+      </w:del>
+      <w:del w:id="197" w:author="PR Preview" w:date="2026-01-01T00:00:00Z">
+        <w:r>
+          <w:delText xml:space="preserve"> </w:delText>
+        </w:r>
+      </w:del>
       <m:oMath>
         <m:r>
           <m:rPr>
@@ -36631,32 +37709,46 @@
           </m:sup>
         </m:sSup>
       </m:oMath>
-      <w:r>
-        <w:t xml:space="preserve"> </w:t>
-      </w:r>
-      <w:r>
-        <w:t xml:space="preserve">(</w:t>
-      </w:r>
+      <w:del w:id="198" w:author="PR Preview" w:date="2026-01-01T00:00:00Z">
+        <w:r>
+          <w:delText xml:space="preserve"> </w:delText>
+        </w:r>
+      </w:del>
+      <w:del w:id="199" w:author="PR Preview" w:date="2026-01-01T00:00:00Z">
+        <w:r>
+          <w:delText xml:space="preserve">(</w:delText>
+        </w:r>
+      </w:del>
       <w:hyperlink r:id="rId102">
-        <w:r>
-          <w:rPr>
-            <w:rStyle w:val="Hyperlink"/>
-          </w:rPr>
-          <w:t xml:space="preserve">Theorem 11 in Subspaces and Rank</w:t>
-        </w:r>
+        <w:del w:id="200" w:author="PR Preview" w:date="2026-01-01T00:00:00Z">
+          <w:r>
+            <w:rPr>
+              <w:rStyle w:val="Hyperlink"/>
+            </w:rPr>
+            <w:delText xml:space="preserve">Theorem 11 in Subspaces and Rank</w:delText>
+          </w:r>
+        </w:del>
       </w:hyperlink>
-      <w:r>
-        <w:t xml:space="preserve">);</w:t>
-      </w:r>
-      <w:r>
-        <w:t xml:space="preserve"> </w:t>
-      </w:r>
-      <w:r>
-        <w:t xml:space="preserve">if</w:t>
-      </w:r>
-      <w:r>
-        <w:t xml:space="preserve"> </w:t>
-      </w:r>
+      <w:del w:id="201" w:author="PR Preview" w:date="2026-01-01T00:00:00Z">
+        <w:r>
+          <w:delText xml:space="preserve">);</w:delText>
+        </w:r>
+      </w:del>
+      <w:del w:id="202" w:author="PR Preview" w:date="2026-01-01T00:00:00Z">
+        <w:r>
+          <w:delText xml:space="preserve"> </w:delText>
+        </w:r>
+      </w:del>
+      <w:del w:id="203" w:author="PR Preview" w:date="2026-01-01T00:00:00Z">
+        <w:r>
+          <w:delText xml:space="preserve">if</w:delText>
+        </w:r>
+      </w:del>
+      <w:del w:id="204" w:author="PR Preview" w:date="2026-01-01T00:00:00Z">
+        <w:r>
+          <w:delText xml:space="preserve"> </w:delText>
+        </w:r>
+      </w:del>
       <m:oMath>
         <m:r>
           <m:rPr>
@@ -36706,67 +37798,1043 @@
           </m:sup>
         </m:sSup>
       </m:oMath>
-      <w:r>
-        <w:t xml:space="preserve">, the dimension is</w:t>
-      </w:r>
-      <w:r>
-        <w:t xml:space="preserve"> </w:t>
-      </w:r>
+      <w:del w:id="205" w:author="PR Preview" w:date="2026-01-01T00:00:00Z">
+        <w:r>
+          <w:delText xml:space="preserve">, the dimension is</w:delText>
+        </w:r>
+      </w:del>
+      <w:del w:id="206" w:author="PR Preview" w:date="2026-01-01T00:00:00Z">
+        <w:r>
+          <w:delText xml:space="preserve"> </w:delText>
+        </w:r>
+      </w:del>
       <m:oMath>
         <m:r>
           <m:t>m</m:t>
         </m:r>
       </m:oMath>
-      <w:r>
-        <w:t xml:space="preserve">.</w:t>
-      </w:r>
+      <w:del w:id="207" w:author="PR Preview" w:date="2026-01-01T00:00:00Z">
+        <w:r>
+          <w:delText xml:space="preserve">.</w:delText>
+        </w:r>
+      </w:del>
     </w:p>
     <w:p>
       <w:pPr>
         <w:pStyle w:val="BodyText"/>
       </w:pPr>
-      <w:r>
-        <w:rPr>
-          <w:b/>
-          <w:bCs/>
-        </w:rPr>
-        <w:t xml:space="preserve">Part 2.</w:t>
-      </w:r>
-      <w:r>
-        <w:t xml:space="preserve"> </w:t>
-      </w:r>
-      <w:r>
-        <w:t xml:space="preserve">By</w:t>
-      </w:r>
-      <w:r>
-        <w:t xml:space="preserve"> </w:t>
-      </w:r>
+      <w:del w:id="208" w:author="PR Preview" w:date="2026-01-01T00:00:00Z">
+        <w:r>
+          <w:rPr>
+            <w:b/>
+            <w:bCs/>
+          </w:rPr>
+          <w:delText xml:space="preserve">Part 2.</w:delText>
+        </w:r>
+      </w:del>
+      <w:del w:id="209" w:author="PR Preview" w:date="2026-01-01T00:00:00Z">
+        <w:r>
+          <w:delText xml:space="preserve"> </w:delText>
+        </w:r>
+      </w:del>
+      <w:del w:id="210" w:author="PR Preview" w:date="2026-01-01T00:00:00Z">
+        <w:r>
+          <w:delText xml:space="preserve">By</w:delText>
+        </w:r>
+      </w:del>
+      <w:del w:id="211" w:author="PR Preview" w:date="2026-01-01T00:00:00Z">
+        <w:r>
+          <w:delText xml:space="preserve"> </w:delText>
+        </w:r>
+      </w:del>
       <w:hyperlink w:anchor="thm-solution-set">
+        <w:del w:id="212" w:author="PR Preview" w:date="2026-01-01T00:00:00Z">
+          <w:r>
+            <w:rPr>
+              <w:rStyle w:val="Hyperlink"/>
+            </w:rPr>
+            <w:delText xml:space="preserve">Theorem 14</w:delText>
+          </w:r>
+        </w:del>
+      </w:hyperlink>
+      <w:del w:id="213" w:author="PR Preview" w:date="2026-01-01T00:00:00Z">
+        <w:r>
+          <w:delText xml:space="preserve">, the solutions are a particular solution</w:delText>
+        </w:r>
+      </w:del>
+      <w:del w:id="214" w:author="PR Preview" w:date="2026-01-01T00:00:00Z">
+        <w:r>
+          <w:delText xml:space="preserve"> </w:delText>
+        </w:r>
+      </w:del>
+      <w:del w:id="215" w:author="PR Preview" w:date="2026-01-01T00:00:00Z">
+        <w:r>
+          <w:delText xml:space="preserve">plus the vectors of</w:delText>
+        </w:r>
+      </w:del>
+      <w:del w:id="216" w:author="PR Preview" w:date="2026-01-01T00:00:00Z">
+        <w:r>
+          <w:delText xml:space="preserve"> </w:delText>
+        </w:r>
+      </w:del>
+      <m:oMath>
+        <m:r>
+          <m:rPr>
+            <m:scr m:val="script"/>
+            <m:sty m:val="p"/>
+          </m:rPr>
+          <m:t>N</m:t>
+        </m:r>
+        <m:r>
+          <m:rPr>
+            <m:sty m:val="p"/>
+          </m:rPr>
+          <m:t>(</m:t>
+        </m:r>
+        <m:r>
+          <m:rPr>
+            <m:sty m:val="bi"/>
+          </m:rPr>
+          <m:t>A</m:t>
+        </m:r>
+        <m:r>
+          <m:rPr>
+            <m:sty m:val="p"/>
+          </m:rPr>
+          <m:t>)</m:t>
+        </m:r>
+      </m:oMath>
+      <w:del w:id="217" w:author="PR Preview" w:date="2026-01-01T00:00:00Z">
+        <w:r>
+          <w:delText xml:space="preserve">,</w:delText>
+        </w:r>
+      </w:del>
+      <w:del w:id="218" w:author="PR Preview" w:date="2026-01-01T00:00:00Z">
+        <w:r>
+          <w:delText xml:space="preserve"> </w:delText>
+        </w:r>
+      </w:del>
+      <w:del w:id="219" w:author="PR Preview" w:date="2026-01-01T00:00:00Z">
+        <w:r>
+          <w:delText xml:space="preserve">so there is exactly one solution exactly when</w:delText>
+        </w:r>
+      </w:del>
+      <w:del w:id="220" w:author="PR Preview" w:date="2026-01-01T00:00:00Z">
+        <w:r>
+          <w:delText xml:space="preserve"> </w:delText>
+        </w:r>
+      </w:del>
+      <w:del w:id="221" w:author="PR Preview" w:date="2026-01-01T00:00:00Z">
+        <w:r>
+          <w:delText xml:space="preserve">$\mathcal{N}(\mathbf{A}) = \mathopen{}\left\{\mathord{\smash[b]{\underset{\raise.3ex\hbox{$\scriptstyle\sim$}}{0}}\vphantom{0}}_n\right\}\mathclose{}$</w:delText>
+        </w:r>
+      </w:del>
+      <w:del w:id="222" w:author="PR Preview" w:date="2026-01-01T00:00:00Z">
+        <w:r>
+          <w:delText xml:space="preserve">,</w:delText>
+        </w:r>
+      </w:del>
+      <w:del w:id="223" w:author="PR Preview" w:date="2026-01-01T00:00:00Z">
+        <w:r>
+          <w:delText xml:space="preserve"> </w:delText>
+        </w:r>
+      </w:del>
+      <w:del w:id="224" w:author="PR Preview" w:date="2026-01-01T00:00:00Z">
+        <w:r>
+          <w:delText xml:space="preserve">that is, when</w:delText>
+        </w:r>
+      </w:del>
+      <w:del w:id="225" w:author="PR Preview" w:date="2026-01-01T00:00:00Z">
+        <w:r>
+          <w:delText xml:space="preserve"> </w:delText>
+        </w:r>
+      </w:del>
+      <m:oMath>
+        <m:r>
+          <m:rPr>
+            <m:sty m:val="p"/>
+          </m:rPr>
+          <m:t>nullity</m:t>
+        </m:r>
+        <m:r>
+          <m:rPr>
+            <m:sty m:val="p"/>
+          </m:rPr>
+          <m:t>(</m:t>
+        </m:r>
+        <m:r>
+          <m:rPr>
+            <m:sty m:val="bi"/>
+          </m:rPr>
+          <m:t>A</m:t>
+        </m:r>
+        <m:r>
+          <m:rPr>
+            <m:sty m:val="p"/>
+          </m:rPr>
+          <m:t>)</m:t>
+        </m:r>
+        <m:r>
+          <m:rPr>
+            <m:sty m:val="p"/>
+          </m:rPr>
+          <m:t>=</m:t>
+        </m:r>
+        <m:r>
+          <m:t>0</m:t>
+        </m:r>
+      </m:oMath>
+      <w:del w:id="226" w:author="PR Preview" w:date="2026-01-01T00:00:00Z">
+        <w:r>
+          <w:delText xml:space="preserve"> </w:delText>
+        </w:r>
+      </w:del>
+      <w:del w:id="227" w:author="PR Preview" w:date="2026-01-01T00:00:00Z">
+        <w:r>
+          <w:delText xml:space="preserve">(a subspace of dimension</w:delText>
+        </w:r>
+      </w:del>
+      <w:del w:id="228" w:author="PR Preview" w:date="2026-01-01T00:00:00Z">
+        <w:r>
+          <w:delText xml:space="preserve"> </w:delText>
+        </w:r>
+      </w:del>
+      <m:oMath>
+        <m:r>
+          <m:t>0</m:t>
+        </m:r>
+      </m:oMath>
+      <w:del w:id="229" w:author="PR Preview" w:date="2026-01-01T00:00:00Z">
+        <w:r>
+          <w:delText xml:space="preserve"> </w:delText>
+        </w:r>
+      </w:del>
+      <w:del w:id="230" w:author="PR Preview" w:date="2026-01-01T00:00:00Z">
+        <w:r>
+          <w:delText xml:space="preserve">has the empty list as a basis, whose span is</w:delText>
+        </w:r>
+      </w:del>
+      <w:del w:id="231" w:author="PR Preview" w:date="2026-01-01T00:00:00Z">
+        <w:r>
+          <w:delText xml:space="preserve"> </w:delText>
+        </w:r>
+      </w:del>
+      <w:del w:id="232" w:author="PR Preview" w:date="2026-01-01T00:00:00Z">
+        <w:r>
+          <w:delText xml:space="preserve">$\mathopen{}\left\{\mathord{\smash[b]{\underset{\raise.3ex\hbox{$\scriptstyle\sim$}}{0}}\vphantom{0}}\right\}\mathclose{}$</w:delText>
+        </w:r>
+      </w:del>
+      <w:del w:id="233" w:author="PR Preview" w:date="2026-01-01T00:00:00Z">
+        <w:r>
+          <w:delText xml:space="preserve">,</w:delText>
+        </w:r>
+      </w:del>
+      <w:del w:id="234" w:author="PR Preview" w:date="2026-01-01T00:00:00Z">
+        <w:r>
+          <w:delText xml:space="preserve"> </w:delText>
+        </w:r>
+      </w:del>
+      <w:del w:id="235" w:author="PR Preview" w:date="2026-01-01T00:00:00Z">
+        <w:r>
+          <w:delText xml:space="preserve">by</w:delText>
+        </w:r>
+      </w:del>
+      <w:del w:id="236" w:author="PR Preview" w:date="2026-01-01T00:00:00Z">
+        <w:r>
+          <w:delText xml:space="preserve"> </w:delText>
+        </w:r>
+      </w:del>
+      <w:hyperlink r:id="rId59">
+        <w:del w:id="237" w:author="PR Preview" w:date="2026-01-01T00:00:00Z">
+          <w:r>
+            <w:rPr>
+              <w:rStyle w:val="Hyperlink"/>
+            </w:rPr>
+            <w:delText xml:space="preserve">Definition 9 in Subspaces and Rank</w:delText>
+          </w:r>
+        </w:del>
+      </w:hyperlink>
+      <w:del w:id="238" w:author="PR Preview" w:date="2026-01-01T00:00:00Z">
+        <w:r>
+          <w:delText xml:space="preserve"> </w:delText>
+        </w:r>
+      </w:del>
+      <w:del w:id="239" w:author="PR Preview" w:date="2026-01-01T00:00:00Z">
+        <w:r>
+          <w:delText xml:space="preserve">and</w:delText>
+        </w:r>
+      </w:del>
+      <w:del w:id="240" w:author="PR Preview" w:date="2026-01-01T00:00:00Z">
+        <w:r>
+          <w:delText xml:space="preserve"> </w:delText>
+        </w:r>
+      </w:del>
+      <w:hyperlink r:id="rId103">
+        <w:del w:id="241" w:author="PR Preview" w:date="2026-01-01T00:00:00Z">
+          <w:r>
+            <w:rPr>
+              <w:rStyle w:val="Hyperlink"/>
+            </w:rPr>
+            <w:delText xml:space="preserve">Definition 5 in Subspaces and Rank</w:delText>
+          </w:r>
+        </w:del>
+      </w:hyperlink>
+      <w:del w:id="242" w:author="PR Preview" w:date="2026-01-01T00:00:00Z">
+        <w:r>
+          <w:delText xml:space="preserve">;</w:delText>
+        </w:r>
+      </w:del>
+      <w:del w:id="243" w:author="PR Preview" w:date="2026-01-01T00:00:00Z">
+        <w:r>
+          <w:delText xml:space="preserve"> </w:delText>
+        </w:r>
+      </w:del>
+      <w:del w:id="244" w:author="PR Preview" w:date="2026-01-01T00:00:00Z">
+        <w:r>
+          <w:delText xml:space="preserve">and</w:delText>
+        </w:r>
+      </w:del>
+      <w:del w:id="245" w:author="PR Preview" w:date="2026-01-01T00:00:00Z">
+        <w:r>
+          <w:delText xml:space="preserve"> </w:delText>
+        </w:r>
+      </w:del>
+      <w:del w:id="246" w:author="PR Preview" w:date="2026-01-01T00:00:00Z">
+        <w:r>
+          <w:delText xml:space="preserve">$\mathopen{}\left\{\mathord{\smash[b]{\underset{\raise.3ex\hbox{$\scriptstyle\sim$}}{0}}\vphantom{0}}\right\}\mathclose{}$</w:delText>
+        </w:r>
+      </w:del>
+      <w:del w:id="247" w:author="PR Preview" w:date="2026-01-01T00:00:00Z">
+        <w:r>
+          <w:delText xml:space="preserve"> </w:delText>
+        </w:r>
+      </w:del>
+      <w:del w:id="248" w:author="PR Preview" w:date="2026-01-01T00:00:00Z">
+        <w:r>
+          <w:delText xml:space="preserve">has dimension</w:delText>
+        </w:r>
+      </w:del>
+      <w:del w:id="249" w:author="PR Preview" w:date="2026-01-01T00:00:00Z">
+        <w:r>
+          <w:delText xml:space="preserve"> </w:delText>
+        </w:r>
+      </w:del>
+      <m:oMath>
+        <m:r>
+          <m:t>0</m:t>
+        </m:r>
+      </m:oMath>
+      <w:del w:id="250" w:author="PR Preview" w:date="2026-01-01T00:00:00Z">
+        <w:r>
+          <w:delText xml:space="preserve">, by</w:delText>
+        </w:r>
+      </w:del>
+      <w:del w:id="251" w:author="PR Preview" w:date="2026-01-01T00:00:00Z">
+        <w:r>
+          <w:delText xml:space="preserve"> </w:delText>
+        </w:r>
+      </w:del>
+      <w:hyperlink r:id="rId101">
+        <w:del w:id="252" w:author="PR Preview" w:date="2026-01-01T00:00:00Z">
+          <w:r>
+            <w:rPr>
+              <w:rStyle w:val="Hyperlink"/>
+            </w:rPr>
+            <w:delText xml:space="preserve">Example 16 in Subspaces and Rank</w:delText>
+          </w:r>
+        </w:del>
+      </w:hyperlink>
+      <w:del w:id="253" w:author="PR Preview" w:date="2026-01-01T00:00:00Z">
+        <w:r>
+          <w:delText xml:space="preserve">).</w:delText>
+        </w:r>
+      </w:del>
+      <w:del w:id="254" w:author="PR Preview" w:date="2026-01-01T00:00:00Z">
+        <w:r>
+          <w:delText xml:space="preserve"> </w:delText>
+        </w:r>
+      </w:del>
+      <w:del w:id="255" w:author="PR Preview" w:date="2026-01-01T00:00:00Z">
+        <w:r>
+          <w:delText xml:space="preserve">By</w:delText>
+        </w:r>
+      </w:del>
+      <w:del w:id="256" w:author="PR Preview" w:date="2026-01-01T00:00:00Z">
+        <w:r>
+          <w:delText xml:space="preserve"> </w:delText>
+        </w:r>
+      </w:del>
+      <w:hyperlink r:id="rId104">
+        <w:del w:id="257" w:author="PR Preview" w:date="2026-01-01T00:00:00Z">
+          <w:r>
+            <w:rPr>
+              <w:rStyle w:val="Hyperlink"/>
+            </w:rPr>
+            <w:delText xml:space="preserve">Theorem 8 in Column Space, Null Space and Rank-Nullity</w:delText>
+          </w:r>
+        </w:del>
+      </w:hyperlink>
+      <w:del w:id="258" w:author="PR Preview" w:date="2026-01-01T00:00:00Z">
+        <w:r>
+          <w:delText xml:space="preserve">, that is when</w:delText>
+        </w:r>
+      </w:del>
+      <w:del w:id="259" w:author="PR Preview" w:date="2026-01-01T00:00:00Z">
+        <w:r>
+          <w:delText xml:space="preserve"> </w:delText>
+        </w:r>
+      </w:del>
+      <m:oMath>
+        <m:r>
+          <m:rPr>
+            <m:sty m:val="p"/>
+          </m:rPr>
+          <m:t>rank</m:t>
+        </m:r>
+        <m:r>
+          <m:rPr>
+            <m:sty m:val="p"/>
+          </m:rPr>
+          <m:t>(</m:t>
+        </m:r>
+        <m:r>
+          <m:rPr>
+            <m:sty m:val="bi"/>
+          </m:rPr>
+          <m:t>A</m:t>
+        </m:r>
+        <m:r>
+          <m:rPr>
+            <m:sty m:val="p"/>
+          </m:rPr>
+          <m:t>)</m:t>
+        </m:r>
+        <m:r>
+          <m:rPr>
+            <m:sty m:val="p"/>
+          </m:rPr>
+          <m:t>=</m:t>
+        </m:r>
+        <m:r>
+          <m:t>n</m:t>
+        </m:r>
+      </m:oMath>
+      <w:del w:id="260" w:author="PR Preview" w:date="2026-01-01T00:00:00Z">
+        <w:r>
+          <w:delText xml:space="preserve">.</w:delText>
+        </w:r>
+      </w:del>
+    </w:p>
+    <w:p>
+      <w:pPr>
+        <w:pStyle w:val="FirstParagraph"/>
+      </w:pPr>
+      <w:ins w:id="261" w:author="PR Preview" w:date="2026-01-01T00:00:00Z">
         <w:r>
           <w:rPr>
-            <w:rStyle w:val="Hyperlink"/>
+            <w:i/>
+            <w:iCs/>
           </w:rPr>
-          <w:t xml:space="preserve">Theorem 14</w:t>
-        </w:r>
+          <w:t xml:space="preserve">Proof</w:t>
+        </w:r>
+      </w:ins>
+      <w:ins w:id="262" w:author="PR Preview" w:date="2026-01-01T00:00:00Z">
+        <w:r>
+          <w:t xml:space="preserve">. </w:t>
+        </w:r>
+      </w:ins>
+      <w:ins w:id="263" w:author="PR Preview" w:date="2026-01-01T00:00:00Z">
+        <w:r>
+          <w:rPr>
+            <w:b/>
+            <w:bCs/>
+          </w:rPr>
+          <w:t xml:space="preserve">Part 1.</w:t>
+        </w:r>
+      </w:ins>
+      <w:ins w:id="264" w:author="PR Preview" w:date="2026-01-01T00:00:00Z">
+        <w:r>
+          <w:t xml:space="preserve"> </w:t>
+        </w:r>
+      </w:ins>
+      <w:ins w:id="265" w:author="PR Preview" w:date="2026-01-01T00:00:00Z">
+        <w:r>
+          <w:t xml:space="preserve">By</w:t>
+        </w:r>
+      </w:ins>
+      <w:ins w:id="266" w:author="PR Preview" w:date="2026-01-01T00:00:00Z">
+        <w:r>
+          <w:t xml:space="preserve"> </w:t>
+        </w:r>
+      </w:ins>
+      <w:hyperlink w:anchor="thm-consistency">
+        <w:ins w:id="267" w:author="PR Preview" w:date="2026-01-01T00:00:00Z">
+          <w:r>
+            <w:rPr>
+              <w:rStyle w:val="Hyperlink"/>
+            </w:rPr>
+            <w:t xml:space="preserve">Theorem 13</w:t>
+          </w:r>
+        </w:ins>
       </w:hyperlink>
-      <w:r>
-        <w:t xml:space="preserve">, the solutions are a particular solution</w:t>
-      </w:r>
-      <w:r>
-        <w:t xml:space="preserve"> </w:t>
-      </w:r>
-      <w:r>
-        <w:t xml:space="preserve">plus the vectors of</w:t>
-      </w:r>
-      <w:r>
-        <w:t xml:space="preserve"> </w:t>
-      </w:r>
+      <w:ins w:id="268" w:author="PR Preview" w:date="2026-01-01T00:00:00Z">
+        <w:r>
+          <w:t xml:space="preserve">, the system is consistent for every</w:t>
+        </w:r>
+      </w:ins>
+      <w:ins w:id="269" w:author="PR Preview" w:date="2026-01-01T00:00:00Z">
+        <w:r>
+          <w:t xml:space="preserve"> </w:t>
+        </w:r>
+      </w:ins>
+      <w:ins w:id="270" w:author="PR Preview" w:date="2026-01-01T00:00:00Z">
+        <w:r>
+          <w:t xml:space="preserve">$\mathord{\smash[b]{\underset{\raise.3ex\hbox{$\scriptstyle\sim$}}{b}}\vphantom{b}}$</w:t>
+        </w:r>
+      </w:ins>
+      <w:ins w:id="271" w:author="PR Preview" w:date="2026-01-01T00:00:00Z">
+        <w:r>
+          <w:t xml:space="preserve"> </w:t>
+        </w:r>
+      </w:ins>
+      <w:ins w:id="272" w:author="PR Preview" w:date="2026-01-01T00:00:00Z">
+        <w:r>
+          <w:t xml:space="preserve">exactly when</w:t>
+        </w:r>
+      </w:ins>
+      <w:ins w:id="273" w:author="PR Preview" w:date="2026-01-01T00:00:00Z">
+        <w:r>
+          <w:t xml:space="preserve"> </w:t>
+        </w:r>
+      </w:ins>
       <m:oMath>
         <m:r>
           <m:rPr>
             <m:scr m:val="script"/>
             <m:sty m:val="p"/>
           </m:rPr>
+          <m:t>C</m:t>
+        </m:r>
+        <m:r>
+          <m:rPr>
+            <m:sty m:val="p"/>
+          </m:rPr>
+          <m:t>(</m:t>
+        </m:r>
+        <m:r>
+          <m:rPr>
+            <m:sty m:val="bi"/>
+          </m:rPr>
+          <m:t>A</m:t>
+        </m:r>
+        <m:r>
+          <m:rPr>
+            <m:sty m:val="p"/>
+          </m:rPr>
+          <m:t>)</m:t>
+        </m:r>
+        <m:r>
+          <m:rPr>
+            <m:sty m:val="p"/>
+          </m:rPr>
+          <m:t>=</m:t>
+        </m:r>
+        <m:sSup>
+          <m:e>
+            <m:r>
+              <m:rPr>
+                <m:scr m:val="double-struck"/>
+                <m:sty m:val="p"/>
+              </m:rPr>
+              <m:t>R</m:t>
+            </m:r>
+          </m:e>
+          <m:sup>
+            <m:r>
+              <m:t>m</m:t>
+            </m:r>
+          </m:sup>
+        </m:sSup>
+      </m:oMath>
+      <w:ins w:id="274" w:author="PR Preview" w:date="2026-01-01T00:00:00Z">
+        <w:r>
+          <w:t xml:space="preserve">.</w:t>
+        </w:r>
+      </w:ins>
+      <w:ins w:id="275" w:author="PR Preview" w:date="2026-01-01T00:00:00Z">
+        <w:r>
+          <w:t xml:space="preserve"> </w:t>
+        </w:r>
+      </w:ins>
+      <m:oMath>
+        <m:r>
+          <m:rPr>
+            <m:scr m:val="script"/>
+            <m:sty m:val="p"/>
+          </m:rPr>
+          <m:t>C</m:t>
+        </m:r>
+        <m:r>
+          <m:rPr>
+            <m:sty m:val="p"/>
+          </m:rPr>
+          <m:t>(</m:t>
+        </m:r>
+        <m:r>
+          <m:rPr>
+            <m:sty m:val="bi"/>
+          </m:rPr>
+          <m:t>A</m:t>
+        </m:r>
+        <m:r>
+          <m:rPr>
+            <m:sty m:val="p"/>
+          </m:rPr>
+          <m:t>)</m:t>
+        </m:r>
+      </m:oMath>
+      <w:ins w:id="276" w:author="PR Preview" w:date="2026-01-01T00:00:00Z">
+        <w:r>
+          <w:t xml:space="preserve"> </w:t>
+        </w:r>
+      </w:ins>
+      <w:ins w:id="277" w:author="PR Preview" w:date="2026-01-01T00:00:00Z">
+        <w:r>
+          <w:t xml:space="preserve">is a subspace of</w:t>
+        </w:r>
+      </w:ins>
+      <w:ins w:id="278" w:author="PR Preview" w:date="2026-01-01T00:00:00Z">
+        <w:r>
+          <w:t xml:space="preserve"> </w:t>
+        </w:r>
+      </w:ins>
+      <m:oMath>
+        <m:sSup>
+          <m:e>
+            <m:r>
+              <m:rPr>
+                <m:scr m:val="double-struck"/>
+                <m:sty m:val="p"/>
+              </m:rPr>
+              <m:t>R</m:t>
+            </m:r>
+          </m:e>
+          <m:sup>
+            <m:r>
+              <m:t>m</m:t>
+            </m:r>
+          </m:sup>
+        </m:sSup>
+      </m:oMath>
+      <w:ins w:id="279" w:author="PR Preview" w:date="2026-01-01T00:00:00Z">
+        <w:r>
+          <w:t xml:space="preserve"> </w:t>
+        </w:r>
+      </w:ins>
+      <w:ins w:id="280" w:author="PR Preview" w:date="2026-01-01T00:00:00Z">
+        <w:r>
+          <w:t xml:space="preserve">(</w:t>
+        </w:r>
+      </w:ins>
+      <w:hyperlink r:id="rId49">
+        <w:ins w:id="281" w:author="PR Preview" w:date="2026-01-01T00:00:00Z">
+          <w:r>
+            <w:rPr>
+              <w:rStyle w:val="Hyperlink"/>
+            </w:rPr>
+            <w:t xml:space="preserve">Theorem 1 in Column Space, Null Space and Rank-Nullity</w:t>
+          </w:r>
+        </w:ins>
+      </w:hyperlink>
+      <w:ins w:id="282" w:author="PR Preview" w:date="2026-01-01T00:00:00Z">
+        <w:r>
+          <w:t xml:space="preserve">) with dimension</w:t>
+        </w:r>
+      </w:ins>
+      <w:ins w:id="283" w:author="PR Preview" w:date="2026-01-01T00:00:00Z">
+        <w:r>
+          <w:t xml:space="preserve"> </w:t>
+        </w:r>
+      </w:ins>
+      <m:oMath>
+        <m:r>
+          <m:rPr>
+            <m:sty m:val="p"/>
+          </m:rPr>
+          <m:t>rank</m:t>
+        </m:r>
+        <m:r>
+          <m:rPr>
+            <m:sty m:val="p"/>
+          </m:rPr>
+          <m:t>(</m:t>
+        </m:r>
+        <m:r>
+          <m:rPr>
+            <m:sty m:val="bi"/>
+          </m:rPr>
+          <m:t>A</m:t>
+        </m:r>
+        <m:r>
+          <m:rPr>
+            <m:sty m:val="p"/>
+          </m:rPr>
+          <m:t>)</m:t>
+        </m:r>
+      </m:oMath>
+      <w:ins w:id="284" w:author="PR Preview" w:date="2026-01-01T00:00:00Z">
+        <w:r>
+          <w:t xml:space="preserve"> </w:t>
+        </w:r>
+      </w:ins>
+      <w:ins w:id="285" w:author="PR Preview" w:date="2026-01-01T00:00:00Z">
+        <w:r>
+          <w:t xml:space="preserve">(</w:t>
+        </w:r>
+      </w:ins>
+      <w:hyperlink r:id="rId58">
+        <w:ins w:id="286" w:author="PR Preview" w:date="2026-01-01T00:00:00Z">
+          <w:r>
+            <w:rPr>
+              <w:rStyle w:val="Hyperlink"/>
+            </w:rPr>
+            <w:t xml:space="preserve">Theorem 6 in Column Space, Null Space and Rank-Nullity</w:t>
+          </w:r>
+        </w:ins>
+      </w:hyperlink>
+      <w:ins w:id="287" w:author="PR Preview" w:date="2026-01-01T00:00:00Z">
+        <w:r>
+          <w:t xml:space="preserve">), and</w:t>
+        </w:r>
+      </w:ins>
+      <w:ins w:id="288" w:author="PR Preview" w:date="2026-01-01T00:00:00Z">
+        <w:r>
+          <w:t xml:space="preserve"> </w:t>
+        </w:r>
+      </w:ins>
+      <m:oMath>
+        <m:r>
+          <m:rPr>
+            <m:sty m:val="p"/>
+          </m:rPr>
+          <m:t>dim</m:t>
+        </m:r>
+        <m:r>
+          <m:rPr>
+            <m:sty m:val="p"/>
+          </m:rPr>
+          <m:t>(</m:t>
+        </m:r>
+        <m:sSup>
+          <m:e>
+            <m:r>
+              <m:rPr>
+                <m:scr m:val="double-struck"/>
+                <m:sty m:val="p"/>
+              </m:rPr>
+              <m:t>R</m:t>
+            </m:r>
+          </m:e>
+          <m:sup>
+            <m:r>
+              <m:t>m</m:t>
+            </m:r>
+          </m:sup>
+        </m:sSup>
+        <m:r>
+          <m:rPr>
+            <m:sty m:val="p"/>
+          </m:rPr>
+          <m:t>)</m:t>
+        </m:r>
+        <m:r>
+          <m:rPr>
+            <m:sty m:val="p"/>
+          </m:rPr>
+          <m:t>=</m:t>
+        </m:r>
+        <m:r>
+          <m:t>m</m:t>
+        </m:r>
+      </m:oMath>
+      <w:ins w:id="289" w:author="PR Preview" w:date="2026-01-01T00:00:00Z">
+        <w:r>
+          <w:t xml:space="preserve"> </w:t>
+        </w:r>
+      </w:ins>
+      <w:ins w:id="290" w:author="PR Preview" w:date="2026-01-01T00:00:00Z">
+        <w:r>
+          <w:t xml:space="preserve">(</w:t>
+        </w:r>
+      </w:ins>
+      <w:hyperlink r:id="rId101">
+        <w:ins w:id="291" w:author="PR Preview" w:date="2026-01-01T00:00:00Z">
+          <w:r>
+            <w:rPr>
+              <w:rStyle w:val="Hyperlink"/>
+            </w:rPr>
+            <w:t xml:space="preserve">Example 16 in Subspaces and Rank</w:t>
+          </w:r>
+        </w:ins>
+      </w:hyperlink>
+      <w:ins w:id="292" w:author="PR Preview" w:date="2026-01-01T00:00:00Z">
+        <w:r>
+          <w:t xml:space="preserve">).</w:t>
+        </w:r>
+      </w:ins>
+      <w:ins w:id="293" w:author="PR Preview" w:date="2026-01-01T00:00:00Z">
+        <w:r>
+          <w:t xml:space="preserve"> </w:t>
+        </w:r>
+      </w:ins>
+      <w:ins w:id="294" w:author="PR Preview" w:date="2026-01-01T00:00:00Z">
+        <w:r>
+          <w:t xml:space="preserve">If the dimension is</w:t>
+        </w:r>
+      </w:ins>
+      <w:ins w:id="295" w:author="PR Preview" w:date="2026-01-01T00:00:00Z">
+        <w:r>
+          <w:t xml:space="preserve"> </w:t>
+        </w:r>
+      </w:ins>
+      <m:oMath>
+        <m:r>
+          <m:t>m</m:t>
+        </m:r>
+      </m:oMath>
+      <w:ins w:id="296" w:author="PR Preview" w:date="2026-01-01T00:00:00Z">
+        <w:r>
+          <w:t xml:space="preserve">, then</w:t>
+        </w:r>
+      </w:ins>
+      <w:ins w:id="297" w:author="PR Preview" w:date="2026-01-01T00:00:00Z">
+        <w:r>
+          <w:t xml:space="preserve"> </w:t>
+        </w:r>
+      </w:ins>
+      <m:oMath>
+        <m:r>
+          <m:rPr>
+            <m:scr m:val="script"/>
+            <m:sty m:val="p"/>
+          </m:rPr>
+          <m:t>C</m:t>
+        </m:r>
+        <m:r>
+          <m:rPr>
+            <m:sty m:val="p"/>
+          </m:rPr>
+          <m:t>(</m:t>
+        </m:r>
+        <m:r>
+          <m:rPr>
+            <m:sty m:val="bi"/>
+          </m:rPr>
+          <m:t>A</m:t>
+        </m:r>
+        <m:r>
+          <m:rPr>
+            <m:sty m:val="p"/>
+          </m:rPr>
+          <m:t>)</m:t>
+        </m:r>
+        <m:r>
+          <m:rPr>
+            <m:sty m:val="p"/>
+          </m:rPr>
+          <m:t>=</m:t>
+        </m:r>
+        <m:sSup>
+          <m:e>
+            <m:r>
+              <m:rPr>
+                <m:scr m:val="double-struck"/>
+                <m:sty m:val="p"/>
+              </m:rPr>
+              <m:t>R</m:t>
+            </m:r>
+          </m:e>
+          <m:sup>
+            <m:r>
+              <m:t>m</m:t>
+            </m:r>
+          </m:sup>
+        </m:sSup>
+      </m:oMath>
+      <w:ins w:id="298" w:author="PR Preview" w:date="2026-01-01T00:00:00Z">
+        <w:r>
+          <w:t xml:space="preserve"> </w:t>
+        </w:r>
+      </w:ins>
+      <w:ins w:id="299" w:author="PR Preview" w:date="2026-01-01T00:00:00Z">
+        <w:r>
+          <w:t xml:space="preserve">(</w:t>
+        </w:r>
+      </w:ins>
+      <w:hyperlink r:id="rId102">
+        <w:ins w:id="300" w:author="PR Preview" w:date="2026-01-01T00:00:00Z">
+          <w:r>
+            <w:rPr>
+              <w:rStyle w:val="Hyperlink"/>
+            </w:rPr>
+            <w:t xml:space="preserve">Theorem 11 in Subspaces and Rank</w:t>
+          </w:r>
+        </w:ins>
+      </w:hyperlink>
+      <w:ins w:id="301" w:author="PR Preview" w:date="2026-01-01T00:00:00Z">
+        <w:r>
+          <w:t xml:space="preserve">);</w:t>
+        </w:r>
+      </w:ins>
+      <w:ins w:id="302" w:author="PR Preview" w:date="2026-01-01T00:00:00Z">
+        <w:r>
+          <w:t xml:space="preserve"> </w:t>
+        </w:r>
+      </w:ins>
+      <w:ins w:id="303" w:author="PR Preview" w:date="2026-01-01T00:00:00Z">
+        <w:r>
+          <w:t xml:space="preserve">if</w:t>
+        </w:r>
+      </w:ins>
+      <w:ins w:id="304" w:author="PR Preview" w:date="2026-01-01T00:00:00Z">
+        <w:r>
+          <w:t xml:space="preserve"> </w:t>
+        </w:r>
+      </w:ins>
+      <m:oMath>
+        <m:r>
+          <m:rPr>
+            <m:scr m:val="script"/>
+            <m:sty m:val="p"/>
+          </m:rPr>
+          <m:t>C</m:t>
+        </m:r>
+        <m:r>
+          <m:rPr>
+            <m:sty m:val="p"/>
+          </m:rPr>
+          <m:t>(</m:t>
+        </m:r>
+        <m:r>
+          <m:rPr>
+            <m:sty m:val="bi"/>
+          </m:rPr>
+          <m:t>A</m:t>
+        </m:r>
+        <m:r>
+          <m:rPr>
+            <m:sty m:val="p"/>
+          </m:rPr>
+          <m:t>)</m:t>
+        </m:r>
+        <m:r>
+          <m:rPr>
+            <m:sty m:val="p"/>
+          </m:rPr>
+          <m:t>=</m:t>
+        </m:r>
+        <m:sSup>
+          <m:e>
+            <m:r>
+              <m:rPr>
+                <m:scr m:val="double-struck"/>
+                <m:sty m:val="p"/>
+              </m:rPr>
+              <m:t>R</m:t>
+            </m:r>
+          </m:e>
+          <m:sup>
+            <m:r>
+              <m:t>m</m:t>
+            </m:r>
+          </m:sup>
+        </m:sSup>
+      </m:oMath>
+      <w:ins w:id="305" w:author="PR Preview" w:date="2026-01-01T00:00:00Z">
+        <w:r>
+          <w:t xml:space="preserve">, the dimension is</w:t>
+        </w:r>
+      </w:ins>
+      <w:ins w:id="306" w:author="PR Preview" w:date="2026-01-01T00:00:00Z">
+        <w:r>
+          <w:t xml:space="preserve"> </w:t>
+        </w:r>
+      </w:ins>
+      <m:oMath>
+        <m:r>
+          <m:t>m</m:t>
+        </m:r>
+      </m:oMath>
+      <w:ins w:id="307" w:author="PR Preview" w:date="2026-01-01T00:00:00Z">
+        <w:r>
+          <w:t xml:space="preserve">.</w:t>
+        </w:r>
+      </w:ins>
+    </w:p>
+    <w:p>
+      <w:pPr>
+        <w:pStyle w:val="BodyText"/>
+      </w:pPr>
+      <w:ins w:id="308" w:author="PR Preview" w:date="2026-01-01T00:00:00Z">
+        <w:r>
+          <w:rPr>
+            <w:b/>
+            <w:bCs/>
+          </w:rPr>
+          <w:t xml:space="preserve">Part 2.</w:t>
+        </w:r>
+      </w:ins>
+      <w:ins w:id="309" w:author="PR Preview" w:date="2026-01-01T00:00:00Z">
+        <w:r>
+          <w:t xml:space="preserve"> </w:t>
+        </w:r>
+      </w:ins>
+      <w:ins w:id="310" w:author="PR Preview" w:date="2026-01-01T00:00:00Z">
+        <w:r>
+          <w:t xml:space="preserve">By</w:t>
+        </w:r>
+      </w:ins>
+      <w:ins w:id="311" w:author="PR Preview" w:date="2026-01-01T00:00:00Z">
+        <w:r>
+          <w:t xml:space="preserve"> </w:t>
+        </w:r>
+      </w:ins>
+      <w:hyperlink w:anchor="thm-solution-set">
+        <w:ins w:id="312" w:author="PR Preview" w:date="2026-01-01T00:00:00Z">
+          <w:r>
+            <w:rPr>
+              <w:rStyle w:val="Hyperlink"/>
+            </w:rPr>
+            <w:t xml:space="preserve">Theorem 14</w:t>
+          </w:r>
+        </w:ins>
+      </w:hyperlink>
+      <w:ins w:id="313" w:author="PR Preview" w:date="2026-01-01T00:00:00Z">
+        <w:r>
+          <w:t xml:space="preserve">, the solutions are a particular solution</w:t>
+        </w:r>
+      </w:ins>
+      <w:ins w:id="314" w:author="PR Preview" w:date="2026-01-01T00:00:00Z">
+        <w:r>
+          <w:t xml:space="preserve"> </w:t>
+        </w:r>
+      </w:ins>
+      <w:ins w:id="315" w:author="PR Preview" w:date="2026-01-01T00:00:00Z">
+        <w:r>
+          <w:t xml:space="preserve">plus the vectors of</w:t>
+        </w:r>
+      </w:ins>
+      <w:ins w:id="316" w:author="PR Preview" w:date="2026-01-01T00:00:00Z">
+        <w:r>
+          <w:t xml:space="preserve"> </w:t>
+        </w:r>
+      </w:ins>
+      <m:oMath>
+        <m:r>
+          <m:rPr>
+            <m:scr m:val="script"/>
+            <m:sty m:val="p"/>
+          </m:rPr>
           <m:t>N</m:t>
         </m:r>
         <m:r>
@@ -36788,33 +38856,51 @@
           <m:t>)</m:t>
         </m:r>
       </m:oMath>
-      <w:r>
-        <w:t xml:space="preserve">,</w:t>
-      </w:r>
-      <w:r>
-        <w:t xml:space="preserve"> </w:t>
-      </w:r>
-      <w:r>
-        <w:t xml:space="preserve">so there is exactly one solution exactly when</w:t>
-      </w:r>
-      <w:r>
-        <w:t xml:space="preserve"> </w:t>
-      </w:r>
-      <w:r>
-        <w:t xml:space="preserve">$\mathcal{N}(\mathbf{A}) = \mathopen{}\left\{\mathord{\smash[b]{\underset{\raise.3ex\hbox{$\scriptstyle\sim$}}{0}}\vphantom{0}}_n\right\}\mathclose{}$</w:t>
-      </w:r>
-      <w:r>
-        <w:t xml:space="preserve">,</w:t>
-      </w:r>
-      <w:r>
-        <w:t xml:space="preserve"> </w:t>
-      </w:r>
-      <w:r>
-        <w:t xml:space="preserve">that is, when</w:t>
-      </w:r>
-      <w:r>
-        <w:t xml:space="preserve"> </w:t>
-      </w:r>
+      <w:ins w:id="317" w:author="PR Preview" w:date="2026-01-01T00:00:00Z">
+        <w:r>
+          <w:t xml:space="preserve">,</w:t>
+        </w:r>
+      </w:ins>
+      <w:ins w:id="318" w:author="PR Preview" w:date="2026-01-01T00:00:00Z">
+        <w:r>
+          <w:t xml:space="preserve"> </w:t>
+        </w:r>
+      </w:ins>
+      <w:ins w:id="319" w:author="PR Preview" w:date="2026-01-01T00:00:00Z">
+        <w:r>
+          <w:t xml:space="preserve">so there is exactly one solution exactly when</w:t>
+        </w:r>
+      </w:ins>
+      <w:ins w:id="320" w:author="PR Preview" w:date="2026-01-01T00:00:00Z">
+        <w:r>
+          <w:t xml:space="preserve"> </w:t>
+        </w:r>
+      </w:ins>
+      <w:ins w:id="321" w:author="PR Preview" w:date="2026-01-01T00:00:00Z">
+        <w:r>
+          <w:t xml:space="preserve">$\mathcal{N}(\mathbf{A}) = \mathopen{}\left\{\mathord{\smash[b]{\underset{\raise.3ex\hbox{$\scriptstyle\sim$}}{0}}\vphantom{0}}_n\right\}\mathclose{}$</w:t>
+        </w:r>
+      </w:ins>
+      <w:ins w:id="322" w:author="PR Preview" w:date="2026-01-01T00:00:00Z">
+        <w:r>
+          <w:t xml:space="preserve">,</w:t>
+        </w:r>
+      </w:ins>
+      <w:ins w:id="323" w:author="PR Preview" w:date="2026-01-01T00:00:00Z">
+        <w:r>
+          <w:t xml:space="preserve"> </w:t>
+        </w:r>
+      </w:ins>
+      <w:ins w:id="324" w:author="PR Preview" w:date="2026-01-01T00:00:00Z">
+        <w:r>
+          <w:t xml:space="preserve">that is, when</w:t>
+        </w:r>
+      </w:ins>
+      <w:ins w:id="325" w:author="PR Preview" w:date="2026-01-01T00:00:00Z">
+        <w:r>
+          <w:t xml:space="preserve"> </w:t>
+        </w:r>
+      </w:ins>
       <m:oMath>
         <m:r>
           <m:rPr>
@@ -36850,138 +38936,206 @@
           <m:t>0</m:t>
         </m:r>
       </m:oMath>
-      <w:r>
-        <w:t xml:space="preserve"> </w:t>
-      </w:r>
-      <w:r>
-        <w:t xml:space="preserve">(a subspace of dimension</w:t>
-      </w:r>
-      <w:r>
-        <w:t xml:space="preserve"> </w:t>
-      </w:r>
+      <w:ins w:id="326" w:author="PR Preview" w:date="2026-01-01T00:00:00Z">
+        <w:r>
+          <w:t xml:space="preserve"> </w:t>
+        </w:r>
+      </w:ins>
+      <w:ins w:id="327" w:author="PR Preview" w:date="2026-01-01T00:00:00Z">
+        <w:r>
+          <w:t xml:space="preserve">(a subspace of dimension</w:t>
+        </w:r>
+      </w:ins>
+      <w:ins w:id="328" w:author="PR Preview" w:date="2026-01-01T00:00:00Z">
+        <w:r>
+          <w:t xml:space="preserve"> </w:t>
+        </w:r>
+      </w:ins>
       <m:oMath>
         <m:r>
           <m:t>0</m:t>
         </m:r>
       </m:oMath>
-      <w:r>
-        <w:t xml:space="preserve"> </w:t>
-      </w:r>
-      <w:r>
-        <w:t xml:space="preserve">has the empty list as a basis, whose span is</w:t>
-      </w:r>
-      <w:r>
-        <w:t xml:space="preserve"> </w:t>
-      </w:r>
-      <w:r>
-        <w:t xml:space="preserve">$\mathopen{}\left\{\mathord{\smash[b]{\underset{\raise.3ex\hbox{$\scriptstyle\sim$}}{0}}\vphantom{0}}\right\}\mathclose{}$</w:t>
-      </w:r>
-      <w:r>
-        <w:t xml:space="preserve">,</w:t>
-      </w:r>
-      <w:r>
-        <w:t xml:space="preserve"> </w:t>
-      </w:r>
-      <w:r>
-        <w:t xml:space="preserve">by</w:t>
-      </w:r>
-      <w:r>
-        <w:t xml:space="preserve"> </w:t>
-      </w:r>
+      <w:ins w:id="329" w:author="PR Preview" w:date="2026-01-01T00:00:00Z">
+        <w:r>
+          <w:t xml:space="preserve"> </w:t>
+        </w:r>
+      </w:ins>
+      <w:ins w:id="330" w:author="PR Preview" w:date="2026-01-01T00:00:00Z">
+        <w:r>
+          <w:t xml:space="preserve">has the empty list as a basis, whose span is</w:t>
+        </w:r>
+      </w:ins>
+      <w:ins w:id="331" w:author="PR Preview" w:date="2026-01-01T00:00:00Z">
+        <w:r>
+          <w:t xml:space="preserve"> </w:t>
+        </w:r>
+      </w:ins>
+      <w:ins w:id="332" w:author="PR Preview" w:date="2026-01-01T00:00:00Z">
+        <w:r>
+          <w:t xml:space="preserve">$\mathopen{}\left\{\mathord{\smash[b]{\underset{\raise.3ex\hbox{$\scriptstyle\sim$}}{0}}\vphantom{0}}\right\}\mathclose{}$</w:t>
+        </w:r>
+      </w:ins>
+      <w:ins w:id="333" w:author="PR Preview" w:date="2026-01-01T00:00:00Z">
+        <w:r>
+          <w:t xml:space="preserve">,</w:t>
+        </w:r>
+      </w:ins>
+      <w:ins w:id="334" w:author="PR Preview" w:date="2026-01-01T00:00:00Z">
+        <w:r>
+          <w:t xml:space="preserve"> </w:t>
+        </w:r>
+      </w:ins>
+      <w:ins w:id="335" w:author="PR Preview" w:date="2026-01-01T00:00:00Z">
+        <w:r>
+          <w:t xml:space="preserve">by</w:t>
+        </w:r>
+      </w:ins>
+      <w:ins w:id="336" w:author="PR Preview" w:date="2026-01-01T00:00:00Z">
+        <w:r>
+          <w:t xml:space="preserve"> </w:t>
+        </w:r>
+      </w:ins>
       <w:hyperlink r:id="rId59">
-        <w:r>
-          <w:rPr>
-            <w:rStyle w:val="Hyperlink"/>
-          </w:rPr>
-          <w:t xml:space="preserve">Definition 9 in Subspaces and Rank</w:t>
-        </w:r>
+        <w:ins w:id="337" w:author="PR Preview" w:date="2026-01-01T00:00:00Z">
+          <w:r>
+            <w:rPr>
+              <w:rStyle w:val="Hyperlink"/>
+            </w:rPr>
+            <w:t xml:space="preserve">Definition 9 in Subspaces and Rank</w:t>
+          </w:r>
+        </w:ins>
       </w:hyperlink>
-      <w:r>
-        <w:t xml:space="preserve"> </w:t>
-      </w:r>
-      <w:r>
-        <w:t xml:space="preserve">and</w:t>
-      </w:r>
-      <w:r>
-        <w:t xml:space="preserve"> </w:t>
-      </w:r>
+      <w:ins w:id="338" w:author="PR Preview" w:date="2026-01-01T00:00:00Z">
+        <w:r>
+          <w:t xml:space="preserve"> </w:t>
+        </w:r>
+      </w:ins>
+      <w:ins w:id="339" w:author="PR Preview" w:date="2026-01-01T00:00:00Z">
+        <w:r>
+          <w:t xml:space="preserve">and</w:t>
+        </w:r>
+      </w:ins>
+      <w:ins w:id="340" w:author="PR Preview" w:date="2026-01-01T00:00:00Z">
+        <w:r>
+          <w:t xml:space="preserve"> </w:t>
+        </w:r>
+      </w:ins>
       <w:hyperlink r:id="rId103">
-        <w:r>
-          <w:rPr>
-            <w:rStyle w:val="Hyperlink"/>
-          </w:rPr>
-          <w:t xml:space="preserve">Definition 5 in Subspaces and Rank</w:t>
-        </w:r>
+        <w:ins w:id="341" w:author="PR Preview" w:date="2026-01-01T00:00:00Z">
+          <w:r>
+            <w:rPr>
+              <w:rStyle w:val="Hyperlink"/>
+            </w:rPr>
+            <w:t xml:space="preserve">Definition 5 in Subspaces and Rank</w:t>
+          </w:r>
+        </w:ins>
       </w:hyperlink>
-      <w:r>
-        <w:t xml:space="preserve">;</w:t>
-      </w:r>
-      <w:r>
-        <w:t xml:space="preserve"> </w:t>
-      </w:r>
-      <w:r>
-        <w:t xml:space="preserve">and</w:t>
-      </w:r>
-      <w:r>
-        <w:t xml:space="preserve"> </w:t>
-      </w:r>
-      <w:r>
-        <w:t xml:space="preserve">$\mathopen{}\left\{\mathord{\smash[b]{\underset{\raise.3ex\hbox{$\scriptstyle\sim$}}{0}}\vphantom{0}}\right\}\mathclose{}$</w:t>
-      </w:r>
-      <w:r>
-        <w:t xml:space="preserve"> </w:t>
-      </w:r>
-      <w:r>
-        <w:t xml:space="preserve">has dimension</w:t>
-      </w:r>
-      <w:r>
-        <w:t xml:space="preserve"> </w:t>
-      </w:r>
+      <w:ins w:id="342" w:author="PR Preview" w:date="2026-01-01T00:00:00Z">
+        <w:r>
+          <w:t xml:space="preserve">;</w:t>
+        </w:r>
+      </w:ins>
+      <w:ins w:id="343" w:author="PR Preview" w:date="2026-01-01T00:00:00Z">
+        <w:r>
+          <w:t xml:space="preserve"> </w:t>
+        </w:r>
+      </w:ins>
+      <w:ins w:id="344" w:author="PR Preview" w:date="2026-01-01T00:00:00Z">
+        <w:r>
+          <w:t xml:space="preserve">and</w:t>
+        </w:r>
+      </w:ins>
+      <w:ins w:id="345" w:author="PR Preview" w:date="2026-01-01T00:00:00Z">
+        <w:r>
+          <w:t xml:space="preserve"> </w:t>
+        </w:r>
+      </w:ins>
+      <w:ins w:id="346" w:author="PR Preview" w:date="2026-01-01T00:00:00Z">
+        <w:r>
+          <w:t xml:space="preserve">$\mathopen{}\left\{\mathord{\smash[b]{\underset{\raise.3ex\hbox{$\scriptstyle\sim$}}{0}}\vphantom{0}}\right\}\mathclose{}$</w:t>
+        </w:r>
+      </w:ins>
+      <w:ins w:id="347" w:author="PR Preview" w:date="2026-01-01T00:00:00Z">
+        <w:r>
+          <w:t xml:space="preserve"> </w:t>
+        </w:r>
+      </w:ins>
+      <w:ins w:id="348" w:author="PR Preview" w:date="2026-01-01T00:00:00Z">
+        <w:r>
+          <w:t xml:space="preserve">has dimension</w:t>
+        </w:r>
+      </w:ins>
+      <w:ins w:id="349" w:author="PR Preview" w:date="2026-01-01T00:00:00Z">
+        <w:r>
+          <w:t xml:space="preserve"> </w:t>
+        </w:r>
+      </w:ins>
       <m:oMath>
         <m:r>
           <m:t>0</m:t>
         </m:r>
       </m:oMath>
-      <w:r>
-        <w:t xml:space="preserve">, by</w:t>
-      </w:r>
-      <w:r>
-        <w:t xml:space="preserve"> </w:t>
-      </w:r>
+      <w:ins w:id="350" w:author="PR Preview" w:date="2026-01-01T00:00:00Z">
+        <w:r>
+          <w:t xml:space="preserve">, by</w:t>
+        </w:r>
+      </w:ins>
+      <w:ins w:id="351" w:author="PR Preview" w:date="2026-01-01T00:00:00Z">
+        <w:r>
+          <w:t xml:space="preserve"> </w:t>
+        </w:r>
+      </w:ins>
       <w:hyperlink r:id="rId101">
-        <w:r>
-          <w:rPr>
-            <w:rStyle w:val="Hyperlink"/>
-          </w:rPr>
-          <w:t xml:space="preserve">Example 16 in Subspaces and Rank</w:t>
-        </w:r>
+        <w:ins w:id="352" w:author="PR Preview" w:date="2026-01-01T00:00:00Z">
+          <w:r>
+            <w:rPr>
+              <w:rStyle w:val="Hyperlink"/>
+            </w:rPr>
+            <w:t xml:space="preserve">Example 16 in Subspaces and Rank</w:t>
+          </w:r>
+        </w:ins>
       </w:hyperlink>
-      <w:r>
-        <w:t xml:space="preserve">).</w:t>
-      </w:r>
-      <w:r>
-        <w:t xml:space="preserve"> </w:t>
-      </w:r>
-      <w:r>
-        <w:t xml:space="preserve">By</w:t>
-      </w:r>
-      <w:r>
-        <w:t xml:space="preserve"> </w:t>
-      </w:r>
+      <w:ins w:id="353" w:author="PR Preview" w:date="2026-01-01T00:00:00Z">
+        <w:r>
+          <w:t xml:space="preserve">).</w:t>
+        </w:r>
+      </w:ins>
+      <w:ins w:id="354" w:author="PR Preview" w:date="2026-01-01T00:00:00Z">
+        <w:r>
+          <w:t xml:space="preserve"> </w:t>
+        </w:r>
+      </w:ins>
+      <w:ins w:id="355" w:author="PR Preview" w:date="2026-01-01T00:00:00Z">
+        <w:r>
+          <w:t xml:space="preserve">By</w:t>
+        </w:r>
+      </w:ins>
+      <w:ins w:id="356" w:author="PR Preview" w:date="2026-01-01T00:00:00Z">
+        <w:r>
+          <w:t xml:space="preserve"> </w:t>
+        </w:r>
+      </w:ins>
       <w:hyperlink r:id="rId104">
-        <w:r>
-          <w:rPr>
-            <w:rStyle w:val="Hyperlink"/>
-          </w:rPr>
-          <w:t xml:space="preserve">Theorem 8 in Column Space, Null Space and Rank-Nullity</w:t>
-        </w:r>
+        <w:ins w:id="357" w:author="PR Preview" w:date="2026-01-01T00:00:00Z">
+          <w:r>
+            <w:rPr>
+              <w:rStyle w:val="Hyperlink"/>
+            </w:rPr>
+            <w:t xml:space="preserve">Theorem 7 in Column Space, Null Space and Rank-Nullity</w:t>
+          </w:r>
+        </w:ins>
       </w:hyperlink>
-      <w:r>
-        <w:t xml:space="preserve">, that is when</w:t>
-      </w:r>
-      <w:r>
-        <w:t xml:space="preserve"> </w:t>
-      </w:r>
+      <w:ins w:id="358" w:author="PR Preview" w:date="2026-01-01T00:00:00Z">
+        <w:r>
+          <w:t xml:space="preserve">, that is when</w:t>
+        </w:r>
+      </w:ins>
+      <w:ins w:id="359" w:author="PR Preview" w:date="2026-01-01T00:00:00Z">
+        <w:r>
+          <w:t xml:space="preserve"> </w:t>
+        </w:r>
+      </w:ins>
       <m:oMath>
         <m:r>
           <m:rPr>
@@ -37017,9 +39171,11 @@
           <m:t>n</m:t>
         </m:r>
       </m:oMath>
-      <w:r>
-        <w:t xml:space="preserve">.</w:t>
-      </w:r>
+      <w:ins w:id="360" w:author="PR Preview" w:date="2026-01-01T00:00:00Z">
+        <w:r>
+          <w:t xml:space="preserve">.</w:t>
+        </w:r>
+      </w:ins>
     </w:p>
     <w:bookmarkStart w:id="106" w:name="exm-solution-unique"/>
     <w:p>
@@ -37047,12 +39203,16 @@
           <w:numId w:val="1009"/>
         </w:numPr>
       </w:pPr>
-      <w:r>
-        <w:t xml:space="preserve">The</w:t>
-      </w:r>
-      <w:r>
-        <w:t xml:space="preserve"> </w:t>
-      </w:r>
+      <w:del w:id="361" w:author="PR Preview" w:date="2026-01-01T00:00:00Z">
+        <w:r>
+          <w:delText xml:space="preserve">The</w:delText>
+        </w:r>
+      </w:del>
+      <w:del w:id="362" w:author="PR Preview" w:date="2026-01-01T00:00:00Z">
+        <w:r>
+          <w:delText xml:space="preserve"> </w:delText>
+        </w:r>
+      </w:del>
       <m:oMath>
         <m:r>
           <m:t>2</m:t>
@@ -37067,15 +39227,21 @@
           <m:t>3</m:t>
         </m:r>
       </m:oMath>
-      <w:r>
-        <w:t xml:space="preserve"> </w:t>
-      </w:r>
-      <w:r>
-        <w:t xml:space="preserve">matrix</w:t>
-      </w:r>
-      <w:r>
-        <w:t xml:space="preserve"> </w:t>
-      </w:r>
+      <w:del w:id="363" w:author="PR Preview" w:date="2026-01-01T00:00:00Z">
+        <w:r>
+          <w:delText xml:space="preserve"> </w:delText>
+        </w:r>
+      </w:del>
+      <w:del w:id="364" w:author="PR Preview" w:date="2026-01-01T00:00:00Z">
+        <w:r>
+          <w:delText xml:space="preserve">matrix</w:delText>
+        </w:r>
+      </w:del>
+      <w:del w:id="365" w:author="PR Preview" w:date="2026-01-01T00:00:00Z">
+        <w:r>
+          <w:delText xml:space="preserve"> </w:delText>
+        </w:r>
+      </w:del>
       <m:oMath>
         <m:d>
           <m:dPr>
@@ -37148,32 +39314,46 @@
           </m:e>
         </m:d>
       </m:oMath>
-      <w:r>
-        <w:t xml:space="preserve"> </w:t>
-      </w:r>
-      <w:r>
-        <w:t xml:space="preserve">of</w:t>
-      </w:r>
-      <w:r>
-        <w:t xml:space="preserve"> </w:t>
-      </w:r>
+      <w:del w:id="366" w:author="PR Preview" w:date="2026-01-01T00:00:00Z">
+        <w:r>
+          <w:delText xml:space="preserve"> </w:delText>
+        </w:r>
+      </w:del>
+      <w:del w:id="367" w:author="PR Preview" w:date="2026-01-01T00:00:00Z">
+        <w:r>
+          <w:delText xml:space="preserve">of</w:delText>
+        </w:r>
+      </w:del>
+      <w:del w:id="368" w:author="PR Preview" w:date="2026-01-01T00:00:00Z">
+        <w:r>
+          <w:delText xml:space="preserve"> </w:delText>
+        </w:r>
+      </w:del>
       <w:hyperlink r:id="rId105">
-        <w:r>
-          <w:rPr>
-            <w:rStyle w:val="Hyperlink"/>
-          </w:rPr>
-          <w:t xml:space="preserve">Example 16 in Column Space, Null Space and Rank-Nullity</w:t>
-        </w:r>
+        <w:del w:id="369" w:author="PR Preview" w:date="2026-01-01T00:00:00Z">
+          <w:r>
+            <w:rPr>
+              <w:rStyle w:val="Hyperlink"/>
+            </w:rPr>
+            <w:delText xml:space="preserve">Example 16 in Column Space, Null Space and Rank-Nullity</w:delText>
+          </w:r>
+        </w:del>
       </w:hyperlink>
-      <w:r>
-        <w:t xml:space="preserve"> </w:t>
-      </w:r>
-      <w:r>
-        <w:t xml:space="preserve">has rank</w:t>
-      </w:r>
-      <w:r>
-        <w:t xml:space="preserve"> </w:t>
-      </w:r>
+      <w:del w:id="370" w:author="PR Preview" w:date="2026-01-01T00:00:00Z">
+        <w:r>
+          <w:delText xml:space="preserve"> </w:delText>
+        </w:r>
+      </w:del>
+      <w:del w:id="371" w:author="PR Preview" w:date="2026-01-01T00:00:00Z">
+        <w:r>
+          <w:delText xml:space="preserve">has rank</w:delText>
+        </w:r>
+      </w:del>
+      <w:del w:id="372" w:author="PR Preview" w:date="2026-01-01T00:00:00Z">
+        <w:r>
+          <w:delText xml:space="preserve"> </w:delText>
+        </w:r>
+      </w:del>
       <m:oMath>
         <m:r>
           <m:t>2</m:t>
@@ -37188,18 +39368,26 @@
           <m:t>m</m:t>
         </m:r>
       </m:oMath>
-      <w:r>
-        <w:t xml:space="preserve">, so every system with it is consistent,</w:t>
-      </w:r>
-      <w:r>
-        <w:t xml:space="preserve"> </w:t>
-      </w:r>
-      <w:r>
-        <w:t xml:space="preserve">but</w:t>
-      </w:r>
-      <w:r>
-        <w:t xml:space="preserve"> </w:t>
-      </w:r>
+      <w:del w:id="373" w:author="PR Preview" w:date="2026-01-01T00:00:00Z">
+        <w:r>
+          <w:delText xml:space="preserve">, so every system with it is consistent,</w:delText>
+        </w:r>
+      </w:del>
+      <w:del w:id="374" w:author="PR Preview" w:date="2026-01-01T00:00:00Z">
+        <w:r>
+          <w:delText xml:space="preserve"> </w:delText>
+        </w:r>
+      </w:del>
+      <w:del w:id="375" w:author="PR Preview" w:date="2026-01-01T00:00:00Z">
+        <w:r>
+          <w:delText xml:space="preserve">but</w:delText>
+        </w:r>
+      </w:del>
+      <w:del w:id="376" w:author="PR Preview" w:date="2026-01-01T00:00:00Z">
+        <w:r>
+          <w:delText xml:space="preserve"> </w:delText>
+        </w:r>
+      </w:del>
       <m:oMath>
         <m:r>
           <m:t>2</m:t>
@@ -37223,9 +39411,232 @@
           <m:t>n</m:t>
         </m:r>
       </m:oMath>
-      <w:r>
-        <w:t xml:space="preserve">, so the solutions are never unique.</w:t>
-      </w:r>
+      <w:del w:id="377" w:author="PR Preview" w:date="2026-01-01T00:00:00Z">
+        <w:r>
+          <w:delText xml:space="preserve">, so the solutions are never unique.</w:delText>
+        </w:r>
+      </w:del>
+    </w:p>
+    <w:p>
+      <w:pPr>
+        <w:numPr>
+          <w:ilvl w:val="0"/>
+          <w:numId w:val="1009"/>
+        </w:numPr>
+      </w:pPr>
+      <w:ins w:id="378" w:author="PR Preview" w:date="2026-01-01T00:00:00Z">
+        <w:r>
+          <w:t xml:space="preserve">The</w:t>
+        </w:r>
+      </w:ins>
+      <w:ins w:id="379" w:author="PR Preview" w:date="2026-01-01T00:00:00Z">
+        <w:r>
+          <w:t xml:space="preserve"> </w:t>
+        </w:r>
+      </w:ins>
+      <m:oMath>
+        <m:r>
+          <m:t>2</m:t>
+        </m:r>
+        <m:r>
+          <m:rPr>
+            <m:sty m:val="p"/>
+          </m:rPr>
+          <m:t>×</m:t>
+        </m:r>
+        <m:r>
+          <m:t>3</m:t>
+        </m:r>
+      </m:oMath>
+      <w:ins w:id="380" w:author="PR Preview" w:date="2026-01-01T00:00:00Z">
+        <w:r>
+          <w:t xml:space="preserve"> </w:t>
+        </w:r>
+      </w:ins>
+      <w:ins w:id="381" w:author="PR Preview" w:date="2026-01-01T00:00:00Z">
+        <w:r>
+          <w:t xml:space="preserve">matrix</w:t>
+        </w:r>
+      </w:ins>
+      <w:ins w:id="382" w:author="PR Preview" w:date="2026-01-01T00:00:00Z">
+        <w:r>
+          <w:t xml:space="preserve"> </w:t>
+        </w:r>
+      </w:ins>
+      <m:oMath>
+        <m:d>
+          <m:dPr>
+            <m:begChr m:val="["/>
+            <m:sepChr m:val=""/>
+            <m:endChr m:val="]"/>
+            <m:grow/>
+          </m:dPr>
+          <m:e>
+            <m:m>
+              <m:mPr>
+                <m:baseJc m:val="center"/>
+                <m:plcHide m:val="on"/>
+                <m:mcs>
+                  <m:mc>
+                    <m:mcPr>
+                      <m:mcJc m:val="center"/>
+                      <m:count m:val="1"/>
+                    </m:mcPr>
+                  </m:mc>
+                  <m:mc>
+                    <m:mcPr>
+                      <m:mcJc m:val="center"/>
+                      <m:count m:val="1"/>
+                    </m:mcPr>
+                  </m:mc>
+                  <m:mc>
+                    <m:mcPr>
+                      <m:mcJc m:val="center"/>
+                      <m:count m:val="1"/>
+                    </m:mcPr>
+                  </m:mc>
+                </m:mcs>
+              </m:mPr>
+              <m:mr>
+                <m:e>
+                  <m:r>
+                    <m:t>1</m:t>
+                  </m:r>
+                </m:e>
+                <m:e>
+                  <m:r>
+                    <m:t>0</m:t>
+                  </m:r>
+                </m:e>
+                <m:e>
+                  <m:r>
+                    <m:t>1</m:t>
+                  </m:r>
+                </m:e>
+              </m:mr>
+              <m:mr>
+                <m:e>
+                  <m:r>
+                    <m:t>0</m:t>
+                  </m:r>
+                </m:e>
+                <m:e>
+                  <m:r>
+                    <m:t>1</m:t>
+                  </m:r>
+                </m:e>
+                <m:e>
+                  <m:r>
+                    <m:t>1</m:t>
+                  </m:r>
+                </m:e>
+              </m:mr>
+            </m:m>
+          </m:e>
+        </m:d>
+      </m:oMath>
+      <w:ins w:id="383" w:author="PR Preview" w:date="2026-01-01T00:00:00Z">
+        <w:r>
+          <w:t xml:space="preserve"> </w:t>
+        </w:r>
+      </w:ins>
+      <w:ins w:id="384" w:author="PR Preview" w:date="2026-01-01T00:00:00Z">
+        <w:r>
+          <w:t xml:space="preserve">of</w:t>
+        </w:r>
+      </w:ins>
+      <w:ins w:id="385" w:author="PR Preview" w:date="2026-01-01T00:00:00Z">
+        <w:r>
+          <w:t xml:space="preserve"> </w:t>
+        </w:r>
+      </w:ins>
+      <w:hyperlink r:id="rId105">
+        <w:ins w:id="386" w:author="PR Preview" w:date="2026-01-01T00:00:00Z">
+          <w:r>
+            <w:rPr>
+              <w:rStyle w:val="Hyperlink"/>
+            </w:rPr>
+            <w:t xml:space="preserve">Example 15 in Column Space, Null Space and Rank-Nullity</w:t>
+          </w:r>
+        </w:ins>
+      </w:hyperlink>
+      <w:ins w:id="387" w:author="PR Preview" w:date="2026-01-01T00:00:00Z">
+        <w:r>
+          <w:t xml:space="preserve"> </w:t>
+        </w:r>
+      </w:ins>
+      <w:ins w:id="388" w:author="PR Preview" w:date="2026-01-01T00:00:00Z">
+        <w:r>
+          <w:t xml:space="preserve">has rank</w:t>
+        </w:r>
+      </w:ins>
+      <w:ins w:id="389" w:author="PR Preview" w:date="2026-01-01T00:00:00Z">
+        <w:r>
+          <w:t xml:space="preserve"> </w:t>
+        </w:r>
+      </w:ins>
+      <m:oMath>
+        <m:r>
+          <m:t>2</m:t>
+        </m:r>
+        <m:r>
+          <m:rPr>
+            <m:sty m:val="p"/>
+          </m:rPr>
+          <m:t>=</m:t>
+        </m:r>
+        <m:r>
+          <m:t>m</m:t>
+        </m:r>
+      </m:oMath>
+      <w:ins w:id="390" w:author="PR Preview" w:date="2026-01-01T00:00:00Z">
+        <w:r>
+          <w:t xml:space="preserve">, so every system with it is consistent,</w:t>
+        </w:r>
+      </w:ins>
+      <w:ins w:id="391" w:author="PR Preview" w:date="2026-01-01T00:00:00Z">
+        <w:r>
+          <w:t xml:space="preserve"> </w:t>
+        </w:r>
+      </w:ins>
+      <w:ins w:id="392" w:author="PR Preview" w:date="2026-01-01T00:00:00Z">
+        <w:r>
+          <w:t xml:space="preserve">but</w:t>
+        </w:r>
+      </w:ins>
+      <w:ins w:id="393" w:author="PR Preview" w:date="2026-01-01T00:00:00Z">
+        <w:r>
+          <w:t xml:space="preserve"> </w:t>
+        </w:r>
+      </w:ins>
+      <m:oMath>
+        <m:r>
+          <m:t>2</m:t>
+        </m:r>
+        <m:r>
+          <m:rPr>
+            <m:sty m:val="p"/>
+          </m:rPr>
+          <m:t>&lt;</m:t>
+        </m:r>
+        <m:r>
+          <m:t>3</m:t>
+        </m:r>
+        <m:r>
+          <m:rPr>
+            <m:sty m:val="p"/>
+          </m:rPr>
+          <m:t>=</m:t>
+        </m:r>
+        <m:r>
+          <m:t>n</m:t>
+        </m:r>
+      </m:oMath>
+      <w:ins w:id="394" w:author="PR Preview" w:date="2026-01-01T00:00:00Z">
+        <w:r>
+          <w:t xml:space="preserve">, so the solutions are never unique.</w:t>
+        </w:r>
+      </w:ins>
     </w:p>
     <w:p>
       <w:pPr>
@@ -37739,57 +40150,81 @@
           <w:numId w:val="1000"/>
         </w:numPr>
       </w:pPr>
-      <w:r>
-        <w:t xml:space="preserve">so its nullity is</w:t>
-      </w:r>
-      <w:r>
-        <w:t xml:space="preserve"> </w:t>
-      </w:r>
+      <w:del w:id="395" w:author="PR Preview" w:date="2026-01-01T00:00:00Z">
+        <w:r>
+          <w:delText xml:space="preserve">so its nullity is</w:delText>
+        </w:r>
+      </w:del>
+      <w:del w:id="396" w:author="PR Preview" w:date="2026-01-01T00:00:00Z">
+        <w:r>
+          <w:delText xml:space="preserve"> </w:delText>
+        </w:r>
+      </w:del>
       <m:oMath>
         <m:r>
           <m:t>0</m:t>
         </m:r>
       </m:oMath>
-      <w:r>
-        <w:t xml:space="preserve"> </w:t>
-      </w:r>
-      <w:r>
-        <w:t xml:space="preserve">and its rank is</w:t>
-      </w:r>
-      <w:r>
-        <w:t xml:space="preserve"> </w:t>
-      </w:r>
+      <w:del w:id="397" w:author="PR Preview" w:date="2026-01-01T00:00:00Z">
+        <w:r>
+          <w:delText xml:space="preserve"> </w:delText>
+        </w:r>
+      </w:del>
+      <w:del w:id="398" w:author="PR Preview" w:date="2026-01-01T00:00:00Z">
+        <w:r>
+          <w:delText xml:space="preserve">and its rank is</w:delText>
+        </w:r>
+      </w:del>
+      <w:del w:id="399" w:author="PR Preview" w:date="2026-01-01T00:00:00Z">
+        <w:r>
+          <w:delText xml:space="preserve"> </w:delText>
+        </w:r>
+      </w:del>
       <m:oMath>
         <m:r>
           <m:t>p</m:t>
         </m:r>
       </m:oMath>
-      <w:r>
-        <w:t xml:space="preserve"> </w:t>
-      </w:r>
-      <w:r>
-        <w:t xml:space="preserve">(</w:t>
-      </w:r>
+      <w:del w:id="400" w:author="PR Preview" w:date="2026-01-01T00:00:00Z">
+        <w:r>
+          <w:delText xml:space="preserve"> </w:delText>
+        </w:r>
+      </w:del>
+      <w:del w:id="401" w:author="PR Preview" w:date="2026-01-01T00:00:00Z">
+        <w:r>
+          <w:delText xml:space="preserve">(</w:delText>
+        </w:r>
+      </w:del>
       <w:hyperlink r:id="rId104">
-        <w:r>
-          <w:rPr>
-            <w:rStyle w:val="Hyperlink"/>
-          </w:rPr>
-          <w:t xml:space="preserve">Theorem 8 in Column Space, Null Space and Rank-Nullity</w:t>
-        </w:r>
+        <w:del w:id="402" w:author="PR Preview" w:date="2026-01-01T00:00:00Z">
+          <w:r>
+            <w:rPr>
+              <w:rStyle w:val="Hyperlink"/>
+            </w:rPr>
+            <w:delText xml:space="preserve">Theorem 8 in Column Space, Null Space and Rank-Nullity</w:delText>
+          </w:r>
+        </w:del>
       </w:hyperlink>
-      <w:r>
-        <w:t xml:space="preserve">).</w:t>
-      </w:r>
-      <w:r>
-        <w:t xml:space="preserve"> </w:t>
-      </w:r>
-      <w:r>
-        <w:t xml:space="preserve">So every system with it is consistent (part 1, with</w:t>
-      </w:r>
-      <w:r>
-        <w:t xml:space="preserve"> </w:t>
-      </w:r>
+      <w:del w:id="403" w:author="PR Preview" w:date="2026-01-01T00:00:00Z">
+        <w:r>
+          <w:delText xml:space="preserve">).</w:delText>
+        </w:r>
+      </w:del>
+      <w:del w:id="404" w:author="PR Preview" w:date="2026-01-01T00:00:00Z">
+        <w:r>
+          <w:delText xml:space="preserve"> </w:delText>
+        </w:r>
+      </w:del>
+      <w:del w:id="405" w:author="PR Preview" w:date="2026-01-01T00:00:00Z">
+        <w:r>
+          <w:delText xml:space="preserve">So every system with it is consistent (part 1, with</w:delText>
+        </w:r>
+      </w:del>
+      <w:del w:id="406" w:author="PR Preview" w:date="2026-01-01T00:00:00Z">
+        <w:r>
+          <w:delText xml:space="preserve"> </w:delText>
+        </w:r>
+      </w:del>
       <m:oMath>
         <m:r>
           <m:t>p</m:t>
@@ -37804,18 +40239,26 @@
           <m:t>m</m:t>
         </m:r>
       </m:oMath>
-      <w:r>
-        <w:t xml:space="preserve">)</w:t>
-      </w:r>
-      <w:r>
-        <w:t xml:space="preserve"> </w:t>
-      </w:r>
-      <w:r>
-        <w:t xml:space="preserve">and has exactly one solution (part 2, with</w:t>
-      </w:r>
-      <w:r>
-        <w:t xml:space="preserve"> </w:t>
-      </w:r>
+      <w:del w:id="407" w:author="PR Preview" w:date="2026-01-01T00:00:00Z">
+        <w:r>
+          <w:delText xml:space="preserve">)</w:delText>
+        </w:r>
+      </w:del>
+      <w:del w:id="408" w:author="PR Preview" w:date="2026-01-01T00:00:00Z">
+        <w:r>
+          <w:delText xml:space="preserve"> </w:delText>
+        </w:r>
+      </w:del>
+      <w:del w:id="409" w:author="PR Preview" w:date="2026-01-01T00:00:00Z">
+        <w:r>
+          <w:delText xml:space="preserve">and has exactly one solution (part 2, with</w:delText>
+        </w:r>
+      </w:del>
+      <w:del w:id="410" w:author="PR Preview" w:date="2026-01-01T00:00:00Z">
+        <w:r>
+          <w:delText xml:space="preserve"> </w:delText>
+        </w:r>
+      </w:del>
       <m:oMath>
         <m:r>
           <m:t>p</m:t>
@@ -37830,33 +40273,227 @@
           <m:t>n</m:t>
         </m:r>
       </m:oMath>
-      <w:r>
-        <w:t xml:space="preserve">),</w:t>
-      </w:r>
-      <w:r>
-        <w:t xml:space="preserve"> </w:t>
-      </w:r>
-      <w:r>
-        <w:t xml:space="preserve">namely</w:t>
-      </w:r>
-      <w:r>
-        <w:t xml:space="preserve"> </w:t>
-      </w:r>
-      <w:r>
-        <w:t xml:space="preserve">$\mathbf{A}^{-1} \mathord{\smash[b]{\underset{\raise.3ex\hbox{$\scriptstyle\sim$}}{b}}\vphantom{b}}$</w:t>
-      </w:r>
-      <w:r>
-        <w:t xml:space="preserve">, since</w:t>
-      </w:r>
-      <w:r>
-        <w:t xml:space="preserve"> </w:t>
-      </w:r>
-      <w:r>
-        <w:t xml:space="preserve">$\mathbf{A}\,(\mathbf{A}^{-1} \mathord{\smash[b]{\underset{\raise.3ex\hbox{$\scriptstyle\sim$}}{b}}\vphantom{b}}) = \mathord{\smash[b]{\underset{\raise.3ex\hbox{$\scriptstyle\sim$}}{b}}\vphantom{b}}$</w:t>
-      </w:r>
-      <w:r>
-        <w:t xml:space="preserve">.</w:t>
-      </w:r>
+      <w:del w:id="411" w:author="PR Preview" w:date="2026-01-01T00:00:00Z">
+        <w:r>
+          <w:delText xml:space="preserve">),</w:delText>
+        </w:r>
+      </w:del>
+      <w:del w:id="412" w:author="PR Preview" w:date="2026-01-01T00:00:00Z">
+        <w:r>
+          <w:delText xml:space="preserve"> </w:delText>
+        </w:r>
+      </w:del>
+      <w:del w:id="413" w:author="PR Preview" w:date="2026-01-01T00:00:00Z">
+        <w:r>
+          <w:delText xml:space="preserve">namely</w:delText>
+        </w:r>
+      </w:del>
+      <w:del w:id="414" w:author="PR Preview" w:date="2026-01-01T00:00:00Z">
+        <w:r>
+          <w:delText xml:space="preserve"> </w:delText>
+        </w:r>
+      </w:del>
+      <w:del w:id="415" w:author="PR Preview" w:date="2026-01-01T00:00:00Z">
+        <w:r>
+          <w:delText xml:space="preserve">$\mathbf{A}^{-1} \mathord{\smash[b]{\underset{\raise.3ex\hbox{$\scriptstyle\sim$}}{b}}\vphantom{b}}$</w:delText>
+        </w:r>
+      </w:del>
+      <w:del w:id="416" w:author="PR Preview" w:date="2026-01-01T00:00:00Z">
+        <w:r>
+          <w:delText xml:space="preserve">, since</w:delText>
+        </w:r>
+      </w:del>
+      <w:del w:id="417" w:author="PR Preview" w:date="2026-01-01T00:00:00Z">
+        <w:r>
+          <w:delText xml:space="preserve"> </w:delText>
+        </w:r>
+      </w:del>
+      <w:del w:id="418" w:author="PR Preview" w:date="2026-01-01T00:00:00Z">
+        <w:r>
+          <w:delText xml:space="preserve">$\mathbf{A}\,(\mathbf{A}^{-1} \mathord{\smash[b]{\underset{\raise.3ex\hbox{$\scriptstyle\sim$}}{b}}\vphantom{b}}) = \mathord{\smash[b]{\underset{\raise.3ex\hbox{$\scriptstyle\sim$}}{b}}\vphantom{b}}$</w:delText>
+        </w:r>
+      </w:del>
+      <w:del w:id="419" w:author="PR Preview" w:date="2026-01-01T00:00:00Z">
+        <w:r>
+          <w:delText xml:space="preserve">.</w:delText>
+        </w:r>
+      </w:del>
+    </w:p>
+    <w:p>
+      <w:pPr>
+        <w:numPr>
+          <w:ilvl w:val="0"/>
+          <w:numId w:val="1000"/>
+        </w:numPr>
+      </w:pPr>
+      <w:ins w:id="420" w:author="PR Preview" w:date="2026-01-01T00:00:00Z">
+        <w:r>
+          <w:t xml:space="preserve">so its nullity is</w:t>
+        </w:r>
+      </w:ins>
+      <w:ins w:id="421" w:author="PR Preview" w:date="2026-01-01T00:00:00Z">
+        <w:r>
+          <w:t xml:space="preserve"> </w:t>
+        </w:r>
+      </w:ins>
+      <m:oMath>
+        <m:r>
+          <m:t>0</m:t>
+        </m:r>
+      </m:oMath>
+      <w:ins w:id="422" w:author="PR Preview" w:date="2026-01-01T00:00:00Z">
+        <w:r>
+          <w:t xml:space="preserve"> </w:t>
+        </w:r>
+      </w:ins>
+      <w:ins w:id="423" w:author="PR Preview" w:date="2026-01-01T00:00:00Z">
+        <w:r>
+          <w:t xml:space="preserve">and its rank is</w:t>
+        </w:r>
+      </w:ins>
+      <w:ins w:id="424" w:author="PR Preview" w:date="2026-01-01T00:00:00Z">
+        <w:r>
+          <w:t xml:space="preserve"> </w:t>
+        </w:r>
+      </w:ins>
+      <m:oMath>
+        <m:r>
+          <m:t>p</m:t>
+        </m:r>
+      </m:oMath>
+      <w:ins w:id="425" w:author="PR Preview" w:date="2026-01-01T00:00:00Z">
+        <w:r>
+          <w:t xml:space="preserve"> </w:t>
+        </w:r>
+      </w:ins>
+      <w:ins w:id="426" w:author="PR Preview" w:date="2026-01-01T00:00:00Z">
+        <w:r>
+          <w:t xml:space="preserve">(</w:t>
+        </w:r>
+      </w:ins>
+      <w:hyperlink r:id="rId104">
+        <w:ins w:id="427" w:author="PR Preview" w:date="2026-01-01T00:00:00Z">
+          <w:r>
+            <w:rPr>
+              <w:rStyle w:val="Hyperlink"/>
+            </w:rPr>
+            <w:t xml:space="preserve">Theorem 7 in Column Space, Null Space and Rank-Nullity</w:t>
+          </w:r>
+        </w:ins>
+      </w:hyperlink>
+      <w:ins w:id="428" w:author="PR Preview" w:date="2026-01-01T00:00:00Z">
+        <w:r>
+          <w:t xml:space="preserve">).</w:t>
+        </w:r>
+      </w:ins>
+      <w:ins w:id="429" w:author="PR Preview" w:date="2026-01-01T00:00:00Z">
+        <w:r>
+          <w:t xml:space="preserve"> </w:t>
+        </w:r>
+      </w:ins>
+      <w:ins w:id="430" w:author="PR Preview" w:date="2026-01-01T00:00:00Z">
+        <w:r>
+          <w:t xml:space="preserve">So every system with it is consistent (part 1, with</w:t>
+        </w:r>
+      </w:ins>
+      <w:ins w:id="431" w:author="PR Preview" w:date="2026-01-01T00:00:00Z">
+        <w:r>
+          <w:t xml:space="preserve"> </w:t>
+        </w:r>
+      </w:ins>
+      <m:oMath>
+        <m:r>
+          <m:t>p</m:t>
+        </m:r>
+        <m:r>
+          <m:rPr>
+            <m:sty m:val="p"/>
+          </m:rPr>
+          <m:t>=</m:t>
+        </m:r>
+        <m:r>
+          <m:t>m</m:t>
+        </m:r>
+      </m:oMath>
+      <w:ins w:id="432" w:author="PR Preview" w:date="2026-01-01T00:00:00Z">
+        <w:r>
+          <w:t xml:space="preserve">)</w:t>
+        </w:r>
+      </w:ins>
+      <w:ins w:id="433" w:author="PR Preview" w:date="2026-01-01T00:00:00Z">
+        <w:r>
+          <w:t xml:space="preserve"> </w:t>
+        </w:r>
+      </w:ins>
+      <w:ins w:id="434" w:author="PR Preview" w:date="2026-01-01T00:00:00Z">
+        <w:r>
+          <w:t xml:space="preserve">and has exactly one solution (part 2, with</w:t>
+        </w:r>
+      </w:ins>
+      <w:ins w:id="435" w:author="PR Preview" w:date="2026-01-01T00:00:00Z">
+        <w:r>
+          <w:t xml:space="preserve"> </w:t>
+        </w:r>
+      </w:ins>
+      <m:oMath>
+        <m:r>
+          <m:t>p</m:t>
+        </m:r>
+        <m:r>
+          <m:rPr>
+            <m:sty m:val="p"/>
+          </m:rPr>
+          <m:t>=</m:t>
+        </m:r>
+        <m:r>
+          <m:t>n</m:t>
+        </m:r>
+      </m:oMath>
+      <w:ins w:id="436" w:author="PR Preview" w:date="2026-01-01T00:00:00Z">
+        <w:r>
+          <w:t xml:space="preserve">),</w:t>
+        </w:r>
+      </w:ins>
+      <w:ins w:id="437" w:author="PR Preview" w:date="2026-01-01T00:00:00Z">
+        <w:r>
+          <w:t xml:space="preserve"> </w:t>
+        </w:r>
+      </w:ins>
+      <w:ins w:id="438" w:author="PR Preview" w:date="2026-01-01T00:00:00Z">
+        <w:r>
+          <w:t xml:space="preserve">namely</w:t>
+        </w:r>
+      </w:ins>
+      <w:ins w:id="439" w:author="PR Preview" w:date="2026-01-01T00:00:00Z">
+        <w:r>
+          <w:t xml:space="preserve"> </w:t>
+        </w:r>
+      </w:ins>
+      <w:ins w:id="440" w:author="PR Preview" w:date="2026-01-01T00:00:00Z">
+        <w:r>
+          <w:t xml:space="preserve">$\mathbf{A}^{-1} \mathord{\smash[b]{\underset{\raise.3ex\hbox{$\scriptstyle\sim$}}{b}}\vphantom{b}}$</w:t>
+        </w:r>
+      </w:ins>
+      <w:ins w:id="441" w:author="PR Preview" w:date="2026-01-01T00:00:00Z">
+        <w:r>
+          <w:t xml:space="preserve">, since</w:t>
+        </w:r>
+      </w:ins>
+      <w:ins w:id="442" w:author="PR Preview" w:date="2026-01-01T00:00:00Z">
+        <w:r>
+          <w:t xml:space="preserve"> </w:t>
+        </w:r>
+      </w:ins>
+      <w:ins w:id="443" w:author="PR Preview" w:date="2026-01-01T00:00:00Z">
+        <w:r>
+          <w:t xml:space="preserve">$\mathbf{A}\,(\mathbf{A}^{-1} \mathord{\smash[b]{\underset{\raise.3ex\hbox{$\scriptstyle\sim$}}{b}}\vphantom{b}}) = \mathord{\smash[b]{\underset{\raise.3ex\hbox{$\scriptstyle\sim$}}{b}}\vphantom{b}}$</w:t>
+        </w:r>
+      </w:ins>
+      <w:ins w:id="444" w:author="PR Preview" w:date="2026-01-01T00:00:00Z">
+        <w:r>
+          <w:t xml:space="preserve">.</w:t>
+        </w:r>
+      </w:ins>
     </w:p>
     <w:bookmarkEnd w:id="106"/>
     <w:bookmarkStart w:id="107" w:name="thm-projector-generalized-inverse"/>
@@ -38217,44 +40854,56 @@
       <w:pPr>
         <w:pStyle w:val="BodyText"/>
       </w:pPr>
-      <w:r>
-        <w:rPr>
-          <w:i/>
-          <w:iCs/>
-        </w:rPr>
-        <w:t xml:space="preserve">Proof</w:t>
-      </w:r>
-      <w:r>
-        <w:t xml:space="preserve">. </w:t>
-      </w:r>
-      <w:r>
-        <w:rPr>
-          <w:b/>
-          <w:bCs/>
-        </w:rPr>
-        <w:t xml:space="preserve">${\mathbf{X}}^{\top} \mathord{\smash[b]{\underset{\raise.3ex\hbox{$\scriptstyle\sim$}}{y}}\vphantom{y}}$</w:t>
-      </w:r>
-      <w:r>
-        <w:rPr>
-          <w:b/>
-          <w:bCs/>
-        </w:rPr>
-        <w:t xml:space="preserve"> </w:t>
-      </w:r>
-      <w:r>
-        <w:rPr>
-          <w:b/>
-          <w:bCs/>
-        </w:rPr>
-        <w:t xml:space="preserve">is in</w:t>
-      </w:r>
-      <w:r>
-        <w:rPr>
-          <w:b/>
-          <w:bCs/>
-        </w:rPr>
-        <w:t xml:space="preserve"> </w:t>
-      </w:r>
+      <w:del w:id="445" w:author="PR Preview" w:date="2026-01-01T00:00:00Z">
+        <w:r>
+          <w:rPr>
+            <w:i/>
+            <w:iCs/>
+          </w:rPr>
+          <w:delText xml:space="preserve">Proof</w:delText>
+        </w:r>
+      </w:del>
+      <w:del w:id="446" w:author="PR Preview" w:date="2026-01-01T00:00:00Z">
+        <w:r>
+          <w:delText xml:space="preserve">. </w:delText>
+        </w:r>
+      </w:del>
+      <w:del w:id="447" w:author="PR Preview" w:date="2026-01-01T00:00:00Z">
+        <w:r>
+          <w:rPr>
+            <w:b/>
+            <w:bCs/>
+          </w:rPr>
+          <w:delText xml:space="preserve">${\mathbf{X}}^{\top} \mathord{\smash[b]{\underset{\raise.3ex\hbox{$\scriptstyle\sim$}}{y}}\vphantom{y}}$</w:delText>
+        </w:r>
+      </w:del>
+      <w:del w:id="448" w:author="PR Preview" w:date="2026-01-01T00:00:00Z">
+        <w:r>
+          <w:rPr>
+            <w:b/>
+            <w:bCs/>
+          </w:rPr>
+          <w:delText xml:space="preserve"> </w:delText>
+        </w:r>
+      </w:del>
+      <w:del w:id="449" w:author="PR Preview" w:date="2026-01-01T00:00:00Z">
+        <w:r>
+          <w:rPr>
+            <w:b/>
+            <w:bCs/>
+          </w:rPr>
+          <w:delText xml:space="preserve">is in</w:delText>
+        </w:r>
+      </w:del>
+      <w:del w:id="450" w:author="PR Preview" w:date="2026-01-01T00:00:00Z">
+        <w:r>
+          <w:rPr>
+            <w:b/>
+            <w:bCs/>
+          </w:rPr>
+          <w:delText xml:space="preserve"> </w:delText>
+        </w:r>
+      </w:del>
       <m:oMath>
         <m:r>
           <m:rPr>
@@ -38300,16 +40949,20 @@
           <m:t>)</m:t>
         </m:r>
       </m:oMath>
-      <w:r>
-        <w:rPr>
-          <w:b/>
-          <w:bCs/>
-        </w:rPr>
-        <w:t xml:space="preserve">.</w:t>
-      </w:r>
-      <w:r>
-        <w:t xml:space="preserve"> </w:t>
-      </w:r>
+      <w:del w:id="451" w:author="PR Preview" w:date="2026-01-01T00:00:00Z">
+        <w:r>
+          <w:rPr>
+            <w:b/>
+            <w:bCs/>
+          </w:rPr>
+          <w:delText xml:space="preserve">.</w:delText>
+        </w:r>
+      </w:del>
+      <w:del w:id="452" w:author="PR Preview" w:date="2026-01-01T00:00:00Z">
+        <w:r>
+          <w:delText xml:space="preserve"> </w:delText>
+        </w:r>
+      </w:del>
       <m:oMath>
         <m:r>
           <m:rPr>
@@ -38398,47 +41051,71 @@
           <m:t>)</m:t>
         </m:r>
       </m:oMath>
-      <w:r>
-        <w:t xml:space="preserve">,</w:t>
-      </w:r>
-      <w:r>
-        <w:t xml:space="preserve"> </w:t>
-      </w:r>
-      <w:r>
-        <w:t xml:space="preserve">since</w:t>
-      </w:r>
-      <w:r>
-        <w:t xml:space="preserve"> </w:t>
-      </w:r>
-      <w:r>
-        <w:t xml:space="preserve">$({\mathbf{X}}^{\top} \mathbf{X})\,\mathord{\smash[b]{\underset{\raise.3ex\hbox{$\scriptstyle\sim$}}{z}}\vphantom{z}} = {\mathbf{X}}^{\top}\,(\mathbf{X}\mathord{\smash[b]{\underset{\raise.3ex\hbox{$\scriptstyle\sim$}}{z}}\vphantom{z}})$</w:t>
-      </w:r>
-      <w:r>
-        <w:t xml:space="preserve"> </w:t>
-      </w:r>
-      <w:r>
-        <w:t xml:space="preserve">(</w:t>
-      </w:r>
+      <w:del w:id="453" w:author="PR Preview" w:date="2026-01-01T00:00:00Z">
+        <w:r>
+          <w:delText xml:space="preserve">,</w:delText>
+        </w:r>
+      </w:del>
+      <w:del w:id="454" w:author="PR Preview" w:date="2026-01-01T00:00:00Z">
+        <w:r>
+          <w:delText xml:space="preserve"> </w:delText>
+        </w:r>
+      </w:del>
+      <w:del w:id="455" w:author="PR Preview" w:date="2026-01-01T00:00:00Z">
+        <w:r>
+          <w:delText xml:space="preserve">since</w:delText>
+        </w:r>
+      </w:del>
+      <w:del w:id="456" w:author="PR Preview" w:date="2026-01-01T00:00:00Z">
+        <w:r>
+          <w:delText xml:space="preserve"> </w:delText>
+        </w:r>
+      </w:del>
+      <w:del w:id="457" w:author="PR Preview" w:date="2026-01-01T00:00:00Z">
+        <w:r>
+          <w:delText xml:space="preserve">$({\mathbf{X}}^{\top} \mathbf{X})\,\mathord{\smash[b]{\underset{\raise.3ex\hbox{$\scriptstyle\sim$}}{z}}\vphantom{z}} = {\mathbf{X}}^{\top}\,(\mathbf{X}\mathord{\smash[b]{\underset{\raise.3ex\hbox{$\scriptstyle\sim$}}{z}}\vphantom{z}})$</w:delText>
+        </w:r>
+      </w:del>
+      <w:del w:id="458" w:author="PR Preview" w:date="2026-01-01T00:00:00Z">
+        <w:r>
+          <w:delText xml:space="preserve"> </w:delText>
+        </w:r>
+      </w:del>
+      <w:del w:id="459" w:author="PR Preview" w:date="2026-01-01T00:00:00Z">
+        <w:r>
+          <w:delText xml:space="preserve">(</w:delText>
+        </w:r>
+      </w:del>
       <w:hyperlink r:id="rId47">
-        <w:r>
-          <w:rPr>
-            <w:rStyle w:val="Hyperlink"/>
-          </w:rPr>
-          <w:t xml:space="preserve">Theorem 5 in Matrices</w:t>
-        </w:r>
+        <w:del w:id="460" w:author="PR Preview" w:date="2026-01-01T00:00:00Z">
+          <w:r>
+            <w:rPr>
+              <w:rStyle w:val="Hyperlink"/>
+            </w:rPr>
+            <w:delText xml:space="preserve">Theorem 5 in Matrices</w:delText>
+          </w:r>
+        </w:del>
       </w:hyperlink>
-      <w:r>
-        <w:t xml:space="preserve">).</w:t>
-      </w:r>
-      <w:r>
-        <w:t xml:space="preserve"> </w:t>
-      </w:r>
-      <w:r>
-        <w:t xml:space="preserve">Both are subspaces of</w:t>
-      </w:r>
-      <w:r>
-        <w:t xml:space="preserve"> </w:t>
-      </w:r>
+      <w:del w:id="461" w:author="PR Preview" w:date="2026-01-01T00:00:00Z">
+        <w:r>
+          <w:delText xml:space="preserve">).</w:delText>
+        </w:r>
+      </w:del>
+      <w:del w:id="462" w:author="PR Preview" w:date="2026-01-01T00:00:00Z">
+        <w:r>
+          <w:delText xml:space="preserve"> </w:delText>
+        </w:r>
+      </w:del>
+      <w:del w:id="463" w:author="PR Preview" w:date="2026-01-01T00:00:00Z">
+        <w:r>
+          <w:delText xml:space="preserve">Both are subspaces of</w:delText>
+        </w:r>
+      </w:del>
+      <w:del w:id="464" w:author="PR Preview" w:date="2026-01-01T00:00:00Z">
+        <w:r>
+          <w:delText xml:space="preserve"> </w:delText>
+        </w:r>
+      </w:del>
       <m:oMath>
         <m:sSup>
           <m:e>
@@ -38457,26 +41134,36 @@
           </m:sup>
         </m:sSup>
       </m:oMath>
-      <w:r>
-        <w:t xml:space="preserve"> </w:t>
-      </w:r>
-      <w:r>
-        <w:t xml:space="preserve">(</w:t>
-      </w:r>
+      <w:del w:id="465" w:author="PR Preview" w:date="2026-01-01T00:00:00Z">
+        <w:r>
+          <w:delText xml:space="preserve"> </w:delText>
+        </w:r>
+      </w:del>
+      <w:del w:id="466" w:author="PR Preview" w:date="2026-01-01T00:00:00Z">
+        <w:r>
+          <w:delText xml:space="preserve">(</w:delText>
+        </w:r>
+      </w:del>
       <w:hyperlink r:id="rId49">
-        <w:r>
-          <w:rPr>
-            <w:rStyle w:val="Hyperlink"/>
-          </w:rPr>
-          <w:t xml:space="preserve">Theorem 1 in Column Space, Null Space and Rank-Nullity</w:t>
-        </w:r>
+        <w:del w:id="467" w:author="PR Preview" w:date="2026-01-01T00:00:00Z">
+          <w:r>
+            <w:rPr>
+              <w:rStyle w:val="Hyperlink"/>
+            </w:rPr>
+            <w:delText xml:space="preserve">Theorem 1 in Column Space, Null Space and Rank-Nullity</w:delText>
+          </w:r>
+        </w:del>
       </w:hyperlink>
-      <w:r>
-        <w:t xml:space="preserve">) with the same dimension:</w:t>
-      </w:r>
-      <w:r>
-        <w:t xml:space="preserve"> </w:t>
-      </w:r>
+      <w:del w:id="468" w:author="PR Preview" w:date="2026-01-01T00:00:00Z">
+        <w:r>
+          <w:delText xml:space="preserve">) with the same dimension:</w:delText>
+        </w:r>
+      </w:del>
+      <w:del w:id="469" w:author="PR Preview" w:date="2026-01-01T00:00:00Z">
+        <w:r>
+          <w:delText xml:space="preserve"> </w:delText>
+        </w:r>
+      </w:del>
       <m:oMath>
         <m:r>
           <m:rPr>
@@ -38563,46 +41250,66 @@
           <m:t>)</m:t>
         </m:r>
       </m:oMath>
-      <w:r>
-        <w:t xml:space="preserve"> </w:t>
-      </w:r>
-      <w:r>
-        <w:t xml:space="preserve">(</w:t>
-      </w:r>
+      <w:del w:id="470" w:author="PR Preview" w:date="2026-01-01T00:00:00Z">
+        <w:r>
+          <w:delText xml:space="preserve"> </w:delText>
+        </w:r>
+      </w:del>
+      <w:del w:id="471" w:author="PR Preview" w:date="2026-01-01T00:00:00Z">
+        <w:r>
+          <w:delText xml:space="preserve">(</w:delText>
+        </w:r>
+      </w:del>
       <w:hyperlink r:id="rId108">
-        <w:r>
-          <w:rPr>
-            <w:rStyle w:val="Hyperlink"/>
-          </w:rPr>
-          <w:t xml:space="preserve">Theorem 10 in Column Space, Null Space and Rank-Nullity</w:t>
-        </w:r>
+        <w:del w:id="472" w:author="PR Preview" w:date="2026-01-01T00:00:00Z">
+          <w:r>
+            <w:rPr>
+              <w:rStyle w:val="Hyperlink"/>
+            </w:rPr>
+            <w:delText xml:space="preserve">Theorem 10 in Column Space, Null Space and Rank-Nullity</w:delText>
+          </w:r>
+        </w:del>
       </w:hyperlink>
-      <w:r>
-        <w:t xml:space="preserve">,</w:t>
-      </w:r>
-      <w:r>
-        <w:t xml:space="preserve"> </w:t>
-      </w:r>
+      <w:del w:id="473" w:author="PR Preview" w:date="2026-01-01T00:00:00Z">
+        <w:r>
+          <w:delText xml:space="preserve">,</w:delText>
+        </w:r>
+      </w:del>
+      <w:del w:id="474" w:author="PR Preview" w:date="2026-01-01T00:00:00Z">
+        <w:r>
+          <w:delText xml:space="preserve"> </w:delText>
+        </w:r>
+      </w:del>
       <w:hyperlink r:id="rId58">
-        <w:r>
-          <w:rPr>
-            <w:rStyle w:val="Hyperlink"/>
-          </w:rPr>
-          <w:t xml:space="preserve">Theorem 7 in Column Space, Null Space and Rank-Nullity</w:t>
-        </w:r>
+        <w:del w:id="475" w:author="PR Preview" w:date="2026-01-01T00:00:00Z">
+          <w:r>
+            <w:rPr>
+              <w:rStyle w:val="Hyperlink"/>
+            </w:rPr>
+            <w:delText xml:space="preserve">Theorem 7 in Column Space, Null Space and Rank-Nullity</w:delText>
+          </w:r>
+        </w:del>
       </w:hyperlink>
-      <w:r>
-        <w:t xml:space="preserve">).</w:t>
-      </w:r>
-      <w:r>
-        <w:t xml:space="preserve"> </w:t>
-      </w:r>
-      <w:r>
-        <w:t xml:space="preserve">So</w:t>
-      </w:r>
-      <w:r>
-        <w:t xml:space="preserve"> </w:t>
-      </w:r>
+      <w:del w:id="476" w:author="PR Preview" w:date="2026-01-01T00:00:00Z">
+        <w:r>
+          <w:delText xml:space="preserve">).</w:delText>
+        </w:r>
+      </w:del>
+      <w:del w:id="477" w:author="PR Preview" w:date="2026-01-01T00:00:00Z">
+        <w:r>
+          <w:delText xml:space="preserve"> </w:delText>
+        </w:r>
+      </w:del>
+      <w:del w:id="478" w:author="PR Preview" w:date="2026-01-01T00:00:00Z">
+        <w:r>
+          <w:delText xml:space="preserve">So</w:delText>
+        </w:r>
+      </w:del>
+      <w:del w:id="479" w:author="PR Preview" w:date="2026-01-01T00:00:00Z">
+        <w:r>
+          <w:delText xml:space="preserve"> </w:delText>
+        </w:r>
+      </w:del>
       <m:oMath>
         <m:r>
           <m:rPr>
@@ -38691,73 +41398,765 @@
           <m:t>)</m:t>
         </m:r>
       </m:oMath>
-      <w:r>
-        <w:t xml:space="preserve"> </w:t>
-      </w:r>
-      <w:r>
-        <w:t xml:space="preserve">(</w:t>
-      </w:r>
+      <w:del w:id="480" w:author="PR Preview" w:date="2026-01-01T00:00:00Z">
+        <w:r>
+          <w:delText xml:space="preserve"> </w:delText>
+        </w:r>
+      </w:del>
+      <w:del w:id="481" w:author="PR Preview" w:date="2026-01-01T00:00:00Z">
+        <w:r>
+          <w:delText xml:space="preserve">(</w:delText>
+        </w:r>
+      </w:del>
       <w:hyperlink r:id="rId102">
+        <w:del w:id="482" w:author="PR Preview" w:date="2026-01-01T00:00:00Z">
+          <w:r>
+            <w:rPr>
+              <w:rStyle w:val="Hyperlink"/>
+            </w:rPr>
+            <w:delText xml:space="preserve">Theorem 11 in Subspaces and Rank</w:delText>
+          </w:r>
+        </w:del>
+      </w:hyperlink>
+      <w:del w:id="483" w:author="PR Preview" w:date="2026-01-01T00:00:00Z">
+        <w:r>
+          <w:delText xml:space="preserve">),</w:delText>
+        </w:r>
+      </w:del>
+      <w:del w:id="484" w:author="PR Preview" w:date="2026-01-01T00:00:00Z">
+        <w:r>
+          <w:delText xml:space="preserve"> </w:delText>
+        </w:r>
+      </w:del>
+      <w:del w:id="485" w:author="PR Preview" w:date="2026-01-01T00:00:00Z">
+        <w:r>
+          <w:delText xml:space="preserve">and since</w:delText>
+        </w:r>
+      </w:del>
+      <w:del w:id="486" w:author="PR Preview" w:date="2026-01-01T00:00:00Z">
+        <w:r>
+          <w:delText xml:space="preserve"> </w:delText>
+        </w:r>
+      </w:del>
+      <w:del w:id="487" w:author="PR Preview" w:date="2026-01-01T00:00:00Z">
+        <w:r>
+          <w:delText xml:space="preserve">${\mathbf{X}}^{\top} \mathord{\smash[b]{\underset{\raise.3ex\hbox{$\scriptstyle\sim$}}{y}}\vphantom{y}}\in \mathcal{C}({\mathbf{X}}^{\top})$</w:delText>
+        </w:r>
+      </w:del>
+      <w:del w:id="488" w:author="PR Preview" w:date="2026-01-01T00:00:00Z">
+        <w:r>
+          <w:delText xml:space="preserve"> </w:delText>
+        </w:r>
+      </w:del>
+      <w:del w:id="489" w:author="PR Preview" w:date="2026-01-01T00:00:00Z">
+        <w:r>
+          <w:delText xml:space="preserve">(</w:delText>
+        </w:r>
+      </w:del>
+      <w:hyperlink r:id="rId48">
+        <w:del w:id="490" w:author="PR Preview" w:date="2026-01-01T00:00:00Z">
+          <w:r>
+            <w:rPr>
+              <w:rStyle w:val="Hyperlink"/>
+            </w:rPr>
+            <w:delText xml:space="preserve">Definition 1 in Column Space, Null Space and Rank-Nullity</w:delText>
+          </w:r>
+        </w:del>
+      </w:hyperlink>
+      <w:del w:id="491" w:author="PR Preview" w:date="2026-01-01T00:00:00Z">
+        <w:r>
+          <w:delText xml:space="preserve">),</w:delText>
+        </w:r>
+      </w:del>
+      <w:del w:id="492" w:author="PR Preview" w:date="2026-01-01T00:00:00Z">
+        <w:r>
+          <w:delText xml:space="preserve"> </w:delText>
+        </w:r>
+      </w:del>
+      <w:del w:id="493" w:author="PR Preview" w:date="2026-01-01T00:00:00Z">
+        <w:r>
+          <w:delText xml:space="preserve">${\mathbf{X}}^{\top} \mathord{\smash[b]{\underset{\raise.3ex\hbox{$\scriptstyle\sim$}}{y}}\vphantom{y}}= {\mathbf{X}}^{\top} \mathbf{X}\mathord{\smash[b]{\underset{\raise.3ex\hbox{$\scriptstyle\sim$}}{z}}\vphantom{z}}$</w:delText>
+        </w:r>
+      </w:del>
+      <w:del w:id="494" w:author="PR Preview" w:date="2026-01-01T00:00:00Z">
+        <w:r>
+          <w:delText xml:space="preserve"> </w:delText>
+        </w:r>
+      </w:del>
+      <w:del w:id="495" w:author="PR Preview" w:date="2026-01-01T00:00:00Z">
+        <w:r>
+          <w:delText xml:space="preserve">for some</w:delText>
+        </w:r>
+      </w:del>
+      <w:del w:id="496" w:author="PR Preview" w:date="2026-01-01T00:00:00Z">
+        <w:r>
+          <w:delText xml:space="preserve"> </w:delText>
+        </w:r>
+      </w:del>
+      <w:del w:id="497" w:author="PR Preview" w:date="2026-01-01T00:00:00Z">
+        <w:r>
+          <w:delText xml:space="preserve">$\mathord{\smash[b]{\underset{\raise.3ex\hbox{$\scriptstyle\sim$}}{z}}\vphantom{z}} \in \mathbb{R}^p$</w:delText>
+        </w:r>
+      </w:del>
+      <w:del w:id="498" w:author="PR Preview" w:date="2026-01-01T00:00:00Z">
+        <w:r>
+          <w:delText xml:space="preserve">.</w:delText>
+        </w:r>
+      </w:del>
+    </w:p>
+    <w:p>
+      <w:pPr>
+        <w:pStyle w:val="BodyText"/>
+      </w:pPr>
+      <w:ins w:id="499" w:author="PR Preview" w:date="2026-01-01T00:00:00Z">
         <w:r>
           <w:rPr>
-            <w:rStyle w:val="Hyperlink"/>
+            <w:i/>
+            <w:iCs/>
           </w:rPr>
-          <w:t xml:space="preserve">Theorem 11 in Subspaces and Rank</w:t>
-        </w:r>
+          <w:t xml:space="preserve">Proof</w:t>
+        </w:r>
+      </w:ins>
+      <w:ins w:id="500" w:author="PR Preview" w:date="2026-01-01T00:00:00Z">
+        <w:r>
+          <w:t xml:space="preserve">. </w:t>
+        </w:r>
+      </w:ins>
+      <w:ins w:id="501" w:author="PR Preview" w:date="2026-01-01T00:00:00Z">
+        <w:r>
+          <w:rPr>
+            <w:b/>
+            <w:bCs/>
+          </w:rPr>
+          <w:t xml:space="preserve">${\mathbf{X}}^{\top} \mathord{\smash[b]{\underset{\raise.3ex\hbox{$\scriptstyle\sim$}}{y}}\vphantom{y}}$</w:t>
+        </w:r>
+      </w:ins>
+      <w:ins w:id="502" w:author="PR Preview" w:date="2026-01-01T00:00:00Z">
+        <w:r>
+          <w:rPr>
+            <w:b/>
+            <w:bCs/>
+          </w:rPr>
+          <w:t xml:space="preserve"> </w:t>
+        </w:r>
+      </w:ins>
+      <w:ins w:id="503" w:author="PR Preview" w:date="2026-01-01T00:00:00Z">
+        <w:r>
+          <w:rPr>
+            <w:b/>
+            <w:bCs/>
+          </w:rPr>
+          <w:t xml:space="preserve">is in</w:t>
+        </w:r>
+      </w:ins>
+      <w:ins w:id="504" w:author="PR Preview" w:date="2026-01-01T00:00:00Z">
+        <w:r>
+          <w:rPr>
+            <w:b/>
+            <w:bCs/>
+          </w:rPr>
+          <w:t xml:space="preserve"> </w:t>
+        </w:r>
+      </w:ins>
+      <m:oMath>
+        <m:r>
+          <m:rPr>
+            <m:scr m:val="script"/>
+            <m:sty m:val="p"/>
+          </m:rPr>
+          <m:t>C</m:t>
+        </m:r>
+        <m:r>
+          <m:rPr>
+            <m:sty m:val="p"/>
+          </m:rPr>
+          <m:t>(</m:t>
+        </m:r>
+        <m:sSup>
+          <m:e>
+            <m:r>
+              <m:rPr>
+                <m:sty m:val="bi"/>
+              </m:rPr>
+              <m:t>X</m:t>
+            </m:r>
+          </m:e>
+          <m:sup>
+            <m:r>
+              <m:rPr>
+                <m:sty m:val="p"/>
+              </m:rPr>
+              <m:t>⊤</m:t>
+            </m:r>
+          </m:sup>
+        </m:sSup>
+        <m:r>
+          <m:rPr>
+            <m:sty m:val="bi"/>
+          </m:rPr>
+          <m:t>X</m:t>
+        </m:r>
+        <m:r>
+          <m:rPr>
+            <m:sty m:val="p"/>
+          </m:rPr>
+          <m:t>)</m:t>
+        </m:r>
+      </m:oMath>
+      <w:ins w:id="505" w:author="PR Preview" w:date="2026-01-01T00:00:00Z">
+        <w:r>
+          <w:rPr>
+            <w:b/>
+            <w:bCs/>
+          </w:rPr>
+          <w:t xml:space="preserve">.</w:t>
+        </w:r>
+      </w:ins>
+      <w:ins w:id="506" w:author="PR Preview" w:date="2026-01-01T00:00:00Z">
+        <w:r>
+          <w:t xml:space="preserve"> </w:t>
+        </w:r>
+      </w:ins>
+      <m:oMath>
+        <m:r>
+          <m:rPr>
+            <m:scr m:val="script"/>
+            <m:sty m:val="p"/>
+          </m:rPr>
+          <m:t>C</m:t>
+        </m:r>
+        <m:r>
+          <m:rPr>
+            <m:sty m:val="p"/>
+          </m:rPr>
+          <m:t>(</m:t>
+        </m:r>
+        <m:sSup>
+          <m:e>
+            <m:r>
+              <m:rPr>
+                <m:sty m:val="bi"/>
+              </m:rPr>
+              <m:t>X</m:t>
+            </m:r>
+          </m:e>
+          <m:sup>
+            <m:r>
+              <m:rPr>
+                <m:sty m:val="p"/>
+              </m:rPr>
+              <m:t>⊤</m:t>
+            </m:r>
+          </m:sup>
+        </m:sSup>
+        <m:r>
+          <m:rPr>
+            <m:sty m:val="bi"/>
+          </m:rPr>
+          <m:t>X</m:t>
+        </m:r>
+        <m:r>
+          <m:rPr>
+            <m:sty m:val="p"/>
+          </m:rPr>
+          <m:t>)</m:t>
+        </m:r>
+        <m:r>
+          <m:rPr>
+            <m:sty m:val="p"/>
+          </m:rPr>
+          <m:t>⊆</m:t>
+        </m:r>
+        <m:r>
+          <m:rPr>
+            <m:scr m:val="script"/>
+            <m:sty m:val="p"/>
+          </m:rPr>
+          <m:t>C</m:t>
+        </m:r>
+        <m:r>
+          <m:rPr>
+            <m:sty m:val="p"/>
+          </m:rPr>
+          <m:t>(</m:t>
+        </m:r>
+        <m:sSup>
+          <m:e>
+            <m:r>
+              <m:rPr>
+                <m:sty m:val="bi"/>
+              </m:rPr>
+              <m:t>X</m:t>
+            </m:r>
+          </m:e>
+          <m:sup>
+            <m:r>
+              <m:rPr>
+                <m:sty m:val="p"/>
+              </m:rPr>
+              <m:t>⊤</m:t>
+            </m:r>
+          </m:sup>
+        </m:sSup>
+        <m:r>
+          <m:rPr>
+            <m:sty m:val="p"/>
+          </m:rPr>
+          <m:t>)</m:t>
+        </m:r>
+      </m:oMath>
+      <w:ins w:id="507" w:author="PR Preview" w:date="2026-01-01T00:00:00Z">
+        <w:r>
+          <w:t xml:space="preserve">,</w:t>
+        </w:r>
+      </w:ins>
+      <w:ins w:id="508" w:author="PR Preview" w:date="2026-01-01T00:00:00Z">
+        <w:r>
+          <w:t xml:space="preserve"> </w:t>
+        </w:r>
+      </w:ins>
+      <w:ins w:id="509" w:author="PR Preview" w:date="2026-01-01T00:00:00Z">
+        <w:r>
+          <w:t xml:space="preserve">since</w:t>
+        </w:r>
+      </w:ins>
+      <w:ins w:id="510" w:author="PR Preview" w:date="2026-01-01T00:00:00Z">
+        <w:r>
+          <w:t xml:space="preserve"> </w:t>
+        </w:r>
+      </w:ins>
+      <w:ins w:id="511" w:author="PR Preview" w:date="2026-01-01T00:00:00Z">
+        <w:r>
+          <w:t xml:space="preserve">$({\mathbf{X}}^{\top} \mathbf{X})\,\mathord{\smash[b]{\underset{\raise.3ex\hbox{$\scriptstyle\sim$}}{z}}\vphantom{z}} = {\mathbf{X}}^{\top}\,(\mathbf{X}\mathord{\smash[b]{\underset{\raise.3ex\hbox{$\scriptstyle\sim$}}{z}}\vphantom{z}})$</w:t>
+        </w:r>
+      </w:ins>
+      <w:ins w:id="512" w:author="PR Preview" w:date="2026-01-01T00:00:00Z">
+        <w:r>
+          <w:t xml:space="preserve"> </w:t>
+        </w:r>
+      </w:ins>
+      <w:ins w:id="513" w:author="PR Preview" w:date="2026-01-01T00:00:00Z">
+        <w:r>
+          <w:t xml:space="preserve">(</w:t>
+        </w:r>
+      </w:ins>
+      <w:hyperlink r:id="rId47">
+        <w:ins w:id="514" w:author="PR Preview" w:date="2026-01-01T00:00:00Z">
+          <w:r>
+            <w:rPr>
+              <w:rStyle w:val="Hyperlink"/>
+            </w:rPr>
+            <w:t xml:space="preserve">Theorem 5 in Matrices</w:t>
+          </w:r>
+        </w:ins>
       </w:hyperlink>
-      <w:r>
-        <w:t xml:space="preserve">),</w:t>
-      </w:r>
-      <w:r>
-        <w:t xml:space="preserve"> </w:t>
-      </w:r>
-      <w:r>
-        <w:t xml:space="preserve">and since</w:t>
-      </w:r>
-      <w:r>
-        <w:t xml:space="preserve"> </w:t>
-      </w:r>
-      <w:r>
-        <w:t xml:space="preserve">${\mathbf{X}}^{\top} \mathord{\smash[b]{\underset{\raise.3ex\hbox{$\scriptstyle\sim$}}{y}}\vphantom{y}}\in \mathcal{C}({\mathbf{X}}^{\top})$</w:t>
-      </w:r>
-      <w:r>
-        <w:t xml:space="preserve"> </w:t>
-      </w:r>
-      <w:r>
-        <w:t xml:space="preserve">(</w:t>
-      </w:r>
+      <w:ins w:id="515" w:author="PR Preview" w:date="2026-01-01T00:00:00Z">
+        <w:r>
+          <w:t xml:space="preserve">).</w:t>
+        </w:r>
+      </w:ins>
+      <w:ins w:id="516" w:author="PR Preview" w:date="2026-01-01T00:00:00Z">
+        <w:r>
+          <w:t xml:space="preserve"> </w:t>
+        </w:r>
+      </w:ins>
+      <w:ins w:id="517" w:author="PR Preview" w:date="2026-01-01T00:00:00Z">
+        <w:r>
+          <w:t xml:space="preserve">Both are subspaces of</w:t>
+        </w:r>
+      </w:ins>
+      <w:ins w:id="518" w:author="PR Preview" w:date="2026-01-01T00:00:00Z">
+        <w:r>
+          <w:t xml:space="preserve"> </w:t>
+        </w:r>
+      </w:ins>
+      <m:oMath>
+        <m:sSup>
+          <m:e>
+            <m:r>
+              <m:rPr>
+                <m:scr m:val="double-struck"/>
+                <m:sty m:val="p"/>
+              </m:rPr>
+              <m:t>R</m:t>
+            </m:r>
+          </m:e>
+          <m:sup>
+            <m:r>
+              <m:t>p</m:t>
+            </m:r>
+          </m:sup>
+        </m:sSup>
+      </m:oMath>
+      <w:ins w:id="519" w:author="PR Preview" w:date="2026-01-01T00:00:00Z">
+        <w:r>
+          <w:t xml:space="preserve"> </w:t>
+        </w:r>
+      </w:ins>
+      <w:ins w:id="520" w:author="PR Preview" w:date="2026-01-01T00:00:00Z">
+        <w:r>
+          <w:t xml:space="preserve">(</w:t>
+        </w:r>
+      </w:ins>
+      <w:hyperlink r:id="rId49">
+        <w:ins w:id="521" w:author="PR Preview" w:date="2026-01-01T00:00:00Z">
+          <w:r>
+            <w:rPr>
+              <w:rStyle w:val="Hyperlink"/>
+            </w:rPr>
+            <w:t xml:space="preserve">Theorem 1 in Column Space, Null Space and Rank-Nullity</w:t>
+          </w:r>
+        </w:ins>
+      </w:hyperlink>
+      <w:ins w:id="522" w:author="PR Preview" w:date="2026-01-01T00:00:00Z">
+        <w:r>
+          <w:t xml:space="preserve">) with the same dimension:</w:t>
+        </w:r>
+      </w:ins>
+      <w:ins w:id="523" w:author="PR Preview" w:date="2026-01-01T00:00:00Z">
+        <w:r>
+          <w:t xml:space="preserve"> </w:t>
+        </w:r>
+      </w:ins>
+      <m:oMath>
+        <m:r>
+          <m:rPr>
+            <m:sty m:val="p"/>
+          </m:rPr>
+          <m:t>rank</m:t>
+        </m:r>
+        <m:r>
+          <m:rPr>
+            <m:sty m:val="p"/>
+          </m:rPr>
+          <m:t>(</m:t>
+        </m:r>
+        <m:sSup>
+          <m:e>
+            <m:r>
+              <m:rPr>
+                <m:sty m:val="bi"/>
+              </m:rPr>
+              <m:t>X</m:t>
+            </m:r>
+          </m:e>
+          <m:sup>
+            <m:r>
+              <m:rPr>
+                <m:sty m:val="p"/>
+              </m:rPr>
+              <m:t>⊤</m:t>
+            </m:r>
+          </m:sup>
+        </m:sSup>
+        <m:r>
+          <m:rPr>
+            <m:sty m:val="bi"/>
+          </m:rPr>
+          <m:t>X</m:t>
+        </m:r>
+        <m:r>
+          <m:rPr>
+            <m:sty m:val="p"/>
+          </m:rPr>
+          <m:t>)</m:t>
+        </m:r>
+        <m:r>
+          <m:rPr>
+            <m:sty m:val="p"/>
+          </m:rPr>
+          <m:t>=</m:t>
+        </m:r>
+        <m:r>
+          <m:rPr>
+            <m:sty m:val="p"/>
+          </m:rPr>
+          <m:t>rank</m:t>
+        </m:r>
+        <m:r>
+          <m:rPr>
+            <m:sty m:val="p"/>
+          </m:rPr>
+          <m:t>(</m:t>
+        </m:r>
+        <m:sSup>
+          <m:e>
+            <m:r>
+              <m:rPr>
+                <m:sty m:val="bi"/>
+              </m:rPr>
+              <m:t>X</m:t>
+            </m:r>
+          </m:e>
+          <m:sup>
+            <m:r>
+              <m:rPr>
+                <m:sty m:val="p"/>
+              </m:rPr>
+              <m:t>⊤</m:t>
+            </m:r>
+          </m:sup>
+        </m:sSup>
+        <m:r>
+          <m:rPr>
+            <m:sty m:val="p"/>
+          </m:rPr>
+          <m:t>)</m:t>
+        </m:r>
+      </m:oMath>
+      <w:ins w:id="524" w:author="PR Preview" w:date="2026-01-01T00:00:00Z">
+        <w:r>
+          <w:t xml:space="preserve"> </w:t>
+        </w:r>
+      </w:ins>
+      <w:ins w:id="525" w:author="PR Preview" w:date="2026-01-01T00:00:00Z">
+        <w:r>
+          <w:t xml:space="preserve">(</w:t>
+        </w:r>
+      </w:ins>
+      <w:hyperlink r:id="rId108">
+        <w:ins w:id="526" w:author="PR Preview" w:date="2026-01-01T00:00:00Z">
+          <w:r>
+            <w:rPr>
+              <w:rStyle w:val="Hyperlink"/>
+            </w:rPr>
+            <w:t xml:space="preserve">Theorem 9 in Column Space, Null Space and Rank-Nullity</w:t>
+          </w:r>
+        </w:ins>
+      </w:hyperlink>
+      <w:ins w:id="527" w:author="PR Preview" w:date="2026-01-01T00:00:00Z">
+        <w:r>
+          <w:t xml:space="preserve">,</w:t>
+        </w:r>
+      </w:ins>
+      <w:ins w:id="528" w:author="PR Preview" w:date="2026-01-01T00:00:00Z">
+        <w:r>
+          <w:t xml:space="preserve"> </w:t>
+        </w:r>
+      </w:ins>
+      <w:hyperlink r:id="rId58">
+        <w:ins w:id="529" w:author="PR Preview" w:date="2026-01-01T00:00:00Z">
+          <w:r>
+            <w:rPr>
+              <w:rStyle w:val="Hyperlink"/>
+            </w:rPr>
+            <w:t xml:space="preserve">Theorem 6 in Column Space, Null Space and Rank-Nullity</w:t>
+          </w:r>
+        </w:ins>
+      </w:hyperlink>
+      <w:ins w:id="530" w:author="PR Preview" w:date="2026-01-01T00:00:00Z">
+        <w:r>
+          <w:t xml:space="preserve">).</w:t>
+        </w:r>
+      </w:ins>
+      <w:ins w:id="531" w:author="PR Preview" w:date="2026-01-01T00:00:00Z">
+        <w:r>
+          <w:t xml:space="preserve"> </w:t>
+        </w:r>
+      </w:ins>
+      <w:ins w:id="532" w:author="PR Preview" w:date="2026-01-01T00:00:00Z">
+        <w:r>
+          <w:t xml:space="preserve">So</w:t>
+        </w:r>
+      </w:ins>
+      <w:ins w:id="533" w:author="PR Preview" w:date="2026-01-01T00:00:00Z">
+        <w:r>
+          <w:t xml:space="preserve"> </w:t>
+        </w:r>
+      </w:ins>
+      <m:oMath>
+        <m:r>
+          <m:rPr>
+            <m:scr m:val="script"/>
+            <m:sty m:val="p"/>
+          </m:rPr>
+          <m:t>C</m:t>
+        </m:r>
+        <m:r>
+          <m:rPr>
+            <m:sty m:val="p"/>
+          </m:rPr>
+          <m:t>(</m:t>
+        </m:r>
+        <m:sSup>
+          <m:e>
+            <m:r>
+              <m:rPr>
+                <m:sty m:val="bi"/>
+              </m:rPr>
+              <m:t>X</m:t>
+            </m:r>
+          </m:e>
+          <m:sup>
+            <m:r>
+              <m:rPr>
+                <m:sty m:val="p"/>
+              </m:rPr>
+              <m:t>⊤</m:t>
+            </m:r>
+          </m:sup>
+        </m:sSup>
+        <m:r>
+          <m:rPr>
+            <m:sty m:val="bi"/>
+          </m:rPr>
+          <m:t>X</m:t>
+        </m:r>
+        <m:r>
+          <m:rPr>
+            <m:sty m:val="p"/>
+          </m:rPr>
+          <m:t>)</m:t>
+        </m:r>
+        <m:r>
+          <m:rPr>
+            <m:sty m:val="p"/>
+          </m:rPr>
+          <m:t>=</m:t>
+        </m:r>
+        <m:r>
+          <m:rPr>
+            <m:scr m:val="script"/>
+            <m:sty m:val="p"/>
+          </m:rPr>
+          <m:t>C</m:t>
+        </m:r>
+        <m:r>
+          <m:rPr>
+            <m:sty m:val="p"/>
+          </m:rPr>
+          <m:t>(</m:t>
+        </m:r>
+        <m:sSup>
+          <m:e>
+            <m:r>
+              <m:rPr>
+                <m:sty m:val="bi"/>
+              </m:rPr>
+              <m:t>X</m:t>
+            </m:r>
+          </m:e>
+          <m:sup>
+            <m:r>
+              <m:rPr>
+                <m:sty m:val="p"/>
+              </m:rPr>
+              <m:t>⊤</m:t>
+            </m:r>
+          </m:sup>
+        </m:sSup>
+        <m:r>
+          <m:rPr>
+            <m:sty m:val="p"/>
+          </m:rPr>
+          <m:t>)</m:t>
+        </m:r>
+      </m:oMath>
+      <w:ins w:id="534" w:author="PR Preview" w:date="2026-01-01T00:00:00Z">
+        <w:r>
+          <w:t xml:space="preserve"> </w:t>
+        </w:r>
+      </w:ins>
+      <w:ins w:id="535" w:author="PR Preview" w:date="2026-01-01T00:00:00Z">
+        <w:r>
+          <w:t xml:space="preserve">(</w:t>
+        </w:r>
+      </w:ins>
+      <w:hyperlink r:id="rId102">
+        <w:ins w:id="536" w:author="PR Preview" w:date="2026-01-01T00:00:00Z">
+          <w:r>
+            <w:rPr>
+              <w:rStyle w:val="Hyperlink"/>
+            </w:rPr>
+            <w:t xml:space="preserve">Theorem 11 in Subspaces and Rank</w:t>
+          </w:r>
+        </w:ins>
+      </w:hyperlink>
+      <w:ins w:id="537" w:author="PR Preview" w:date="2026-01-01T00:00:00Z">
+        <w:r>
+          <w:t xml:space="preserve">),</w:t>
+        </w:r>
+      </w:ins>
+      <w:ins w:id="538" w:author="PR Preview" w:date="2026-01-01T00:00:00Z">
+        <w:r>
+          <w:t xml:space="preserve"> </w:t>
+        </w:r>
+      </w:ins>
+      <w:ins w:id="539" w:author="PR Preview" w:date="2026-01-01T00:00:00Z">
+        <w:r>
+          <w:t xml:space="preserve">and since</w:t>
+        </w:r>
+      </w:ins>
+      <w:ins w:id="540" w:author="PR Preview" w:date="2026-01-01T00:00:00Z">
+        <w:r>
+          <w:t xml:space="preserve"> </w:t>
+        </w:r>
+      </w:ins>
+      <w:ins w:id="541" w:author="PR Preview" w:date="2026-01-01T00:00:00Z">
+        <w:r>
+          <w:t xml:space="preserve">${\mathbf{X}}^{\top} \mathord{\smash[b]{\underset{\raise.3ex\hbox{$\scriptstyle\sim$}}{y}}\vphantom{y}}\in \mathcal{C}({\mathbf{X}}^{\top})$</w:t>
+        </w:r>
+      </w:ins>
+      <w:ins w:id="542" w:author="PR Preview" w:date="2026-01-01T00:00:00Z">
+        <w:r>
+          <w:t xml:space="preserve"> </w:t>
+        </w:r>
+      </w:ins>
+      <w:ins w:id="543" w:author="PR Preview" w:date="2026-01-01T00:00:00Z">
+        <w:r>
+          <w:t xml:space="preserve">(</w:t>
+        </w:r>
+      </w:ins>
       <w:hyperlink r:id="rId48">
-        <w:r>
-          <w:rPr>
-            <w:rStyle w:val="Hyperlink"/>
-          </w:rPr>
-          <w:t xml:space="preserve">Definition 1 in Column Space, Null Space and Rank-Nullity</w:t>
-        </w:r>
+        <w:ins w:id="544" w:author="PR Preview" w:date="2026-01-01T00:00:00Z">
+          <w:r>
+            <w:rPr>
+              <w:rStyle w:val="Hyperlink"/>
+            </w:rPr>
+            <w:t xml:space="preserve">Definition 1 in Column Space, Null Space and Rank-Nullity</w:t>
+          </w:r>
+        </w:ins>
       </w:hyperlink>
-      <w:r>
-        <w:t xml:space="preserve">),</w:t>
-      </w:r>
-      <w:r>
-        <w:t xml:space="preserve"> </w:t>
-      </w:r>
-      <w:r>
-        <w:t xml:space="preserve">${\mathbf{X}}^{\top} \mathord{\smash[b]{\underset{\raise.3ex\hbox{$\scriptstyle\sim$}}{y}}\vphantom{y}}= {\mathbf{X}}^{\top} \mathbf{X}\mathord{\smash[b]{\underset{\raise.3ex\hbox{$\scriptstyle\sim$}}{z}}\vphantom{z}}$</w:t>
-      </w:r>
-      <w:r>
-        <w:t xml:space="preserve"> </w:t>
-      </w:r>
-      <w:r>
-        <w:t xml:space="preserve">for some</w:t>
-      </w:r>
-      <w:r>
-        <w:t xml:space="preserve"> </w:t>
-      </w:r>
-      <w:r>
-        <w:t xml:space="preserve">$\mathord{\smash[b]{\underset{\raise.3ex\hbox{$\scriptstyle\sim$}}{z}}\vphantom{z}} \in \mathbb{R}^p$</w:t>
-      </w:r>
-      <w:r>
-        <w:t xml:space="preserve">.</w:t>
-      </w:r>
+      <w:ins w:id="545" w:author="PR Preview" w:date="2026-01-01T00:00:00Z">
+        <w:r>
+          <w:t xml:space="preserve">),</w:t>
+        </w:r>
+      </w:ins>
+      <w:ins w:id="546" w:author="PR Preview" w:date="2026-01-01T00:00:00Z">
+        <w:r>
+          <w:t xml:space="preserve"> </w:t>
+        </w:r>
+      </w:ins>
+      <w:ins w:id="547" w:author="PR Preview" w:date="2026-01-01T00:00:00Z">
+        <w:r>
+          <w:t xml:space="preserve">${\mathbf{X}}^{\top} \mathord{\smash[b]{\underset{\raise.3ex\hbox{$\scriptstyle\sim$}}{y}}\vphantom{y}}= {\mathbf{X}}^{\top} \mathbf{X}\mathord{\smash[b]{\underset{\raise.3ex\hbox{$\scriptstyle\sim$}}{z}}\vphantom{z}}$</w:t>
+        </w:r>
+      </w:ins>
+      <w:ins w:id="548" w:author="PR Preview" w:date="2026-01-01T00:00:00Z">
+        <w:r>
+          <w:t xml:space="preserve"> </w:t>
+        </w:r>
+      </w:ins>
+      <w:ins w:id="549" w:author="PR Preview" w:date="2026-01-01T00:00:00Z">
+        <w:r>
+          <w:t xml:space="preserve">for some</w:t>
+        </w:r>
+      </w:ins>
+      <w:ins w:id="550" w:author="PR Preview" w:date="2026-01-01T00:00:00Z">
+        <w:r>
+          <w:t xml:space="preserve"> </w:t>
+        </w:r>
+      </w:ins>
+      <w:ins w:id="551" w:author="PR Preview" w:date="2026-01-01T00:00:00Z">
+        <w:r>
+          <w:t xml:space="preserve">$\mathord{\smash[b]{\underset{\raise.3ex\hbox{$\scriptstyle\sim$}}{z}}\vphantom{z}} \in \mathbb{R}^p$</w:t>
+        </w:r>
+      </w:ins>
+      <w:ins w:id="552" w:author="PR Preview" w:date="2026-01-01T00:00:00Z">
+        <w:r>
+          <w:t xml:space="preserve">.</w:t>
+        </w:r>
+      </w:ins>
     </w:p>
     <w:p>
       <w:pPr>
@@ -39276,22 +42675,30 @@
       <w:pPr>
         <w:pStyle w:val="BodyText"/>
       </w:pPr>
-      <w:r>
-        <w:rPr>
-          <w:b/>
-          <w:bCs/>
-        </w:rPr>
-        <w:t xml:space="preserve">Example 22 (A design matrix with a repeated column)</w:t>
-      </w:r>
-      <w:r>
-        <w:t xml:space="preserve"> </w:t>
-      </w:r>
-      <w:r>
-        <w:t xml:space="preserve">Let</w:t>
-      </w:r>
-      <w:r>
-        <w:t xml:space="preserve"> </w:t>
-      </w:r>
+      <w:del w:id="553" w:author="PR Preview" w:date="2026-01-01T00:00:00Z">
+        <w:r>
+          <w:rPr>
+            <w:b/>
+            <w:bCs/>
+          </w:rPr>
+          <w:delText xml:space="preserve">Example 22 (A design matrix with a repeated column)</w:delText>
+        </w:r>
+      </w:del>
+      <w:del w:id="554" w:author="PR Preview" w:date="2026-01-01T00:00:00Z">
+        <w:r>
+          <w:delText xml:space="preserve"> </w:delText>
+        </w:r>
+      </w:del>
+      <w:del w:id="555" w:author="PR Preview" w:date="2026-01-01T00:00:00Z">
+        <w:r>
+          <w:delText xml:space="preserve">Let</w:delText>
+        </w:r>
+      </w:del>
+      <w:del w:id="556" w:author="PR Preview" w:date="2026-01-01T00:00:00Z">
+        <w:r>
+          <w:delText xml:space="preserve"> </w:delText>
+        </w:r>
+      </w:del>
       <m:oMath>
         <m:r>
           <m:rPr>
@@ -39360,18 +42767,26 @@
           </m:e>
         </m:d>
       </m:oMath>
-      <w:r>
-        <w:t xml:space="preserve">,</w:t>
-      </w:r>
-      <w:r>
-        <w:t xml:space="preserve"> </w:t>
-      </w:r>
-      <w:r>
-        <w:t xml:space="preserve">an intercept column entered twice, so</w:t>
-      </w:r>
-      <w:r>
-        <w:t xml:space="preserve"> </w:t>
-      </w:r>
+      <w:del w:id="557" w:author="PR Preview" w:date="2026-01-01T00:00:00Z">
+        <w:r>
+          <w:delText xml:space="preserve">,</w:delText>
+        </w:r>
+      </w:del>
+      <w:del w:id="558" w:author="PR Preview" w:date="2026-01-01T00:00:00Z">
+        <w:r>
+          <w:delText xml:space="preserve"> </w:delText>
+        </w:r>
+      </w:del>
+      <w:del w:id="559" w:author="PR Preview" w:date="2026-01-01T00:00:00Z">
+        <w:r>
+          <w:delText xml:space="preserve">an intercept column entered twice, so</w:delText>
+        </w:r>
+      </w:del>
+      <w:del w:id="560" w:author="PR Preview" w:date="2026-01-01T00:00:00Z">
+        <w:r>
+          <w:delText xml:space="preserve"> </w:delText>
+        </w:r>
+      </w:del>
       <m:oMath>
         <m:r>
           <m:rPr>
@@ -39416,15 +42831,21 @@
           <m:t>2</m:t>
         </m:r>
       </m:oMath>
-      <w:r>
-        <w:t xml:space="preserve"> </w:t>
-      </w:r>
-      <w:r>
-        <w:t xml:space="preserve">and</w:t>
-      </w:r>
-      <w:r>
-        <w:t xml:space="preserve"> </w:t>
-      </w:r>
+      <w:del w:id="561" w:author="PR Preview" w:date="2026-01-01T00:00:00Z">
+        <w:r>
+          <w:delText xml:space="preserve"> </w:delText>
+        </w:r>
+      </w:del>
+      <w:del w:id="562" w:author="PR Preview" w:date="2026-01-01T00:00:00Z">
+        <w:r>
+          <w:delText xml:space="preserve">and</w:delText>
+        </w:r>
+      </w:del>
+      <w:del w:id="563" w:author="PR Preview" w:date="2026-01-01T00:00:00Z">
+        <w:r>
+          <w:delText xml:space="preserve"> </w:delText>
+        </w:r>
+      </w:del>
       <m:oMath>
         <m:sSup>
           <m:e>
@@ -39511,21 +42932,31 @@
           </m:e>
         </m:d>
       </m:oMath>
-      <w:r>
-        <w:t xml:space="preserve"> </w:t>
-      </w:r>
-      <w:r>
-        <w:t xml:space="preserve">is not invertible:</w:t>
-      </w:r>
-      <w:r>
-        <w:t xml:space="preserve"> </w:t>
-      </w:r>
-      <w:r>
-        <w:t xml:space="preserve">its rank is</w:t>
-      </w:r>
-      <w:r>
-        <w:t xml:space="preserve"> </w:t>
-      </w:r>
+      <w:del w:id="564" w:author="PR Preview" w:date="2026-01-01T00:00:00Z">
+        <w:r>
+          <w:delText xml:space="preserve"> </w:delText>
+        </w:r>
+      </w:del>
+      <w:del w:id="565" w:author="PR Preview" w:date="2026-01-01T00:00:00Z">
+        <w:r>
+          <w:delText xml:space="preserve">is not invertible:</w:delText>
+        </w:r>
+      </w:del>
+      <w:del w:id="566" w:author="PR Preview" w:date="2026-01-01T00:00:00Z">
+        <w:r>
+          <w:delText xml:space="preserve"> </w:delText>
+        </w:r>
+      </w:del>
+      <w:del w:id="567" w:author="PR Preview" w:date="2026-01-01T00:00:00Z">
+        <w:r>
+          <w:delText xml:space="preserve">its rank is</w:delText>
+        </w:r>
+      </w:del>
+      <w:del w:id="568" w:author="PR Preview" w:date="2026-01-01T00:00:00Z">
+        <w:r>
+          <w:delText xml:space="preserve"> </w:delText>
+        </w:r>
+      </w:del>
       <m:oMath>
         <m:r>
           <m:rPr>
@@ -39570,32 +43001,46 @@
           <m:t>2</m:t>
         </m:r>
       </m:oMath>
-      <w:r>
-        <w:t xml:space="preserve"> </w:t>
-      </w:r>
-      <w:r>
-        <w:t xml:space="preserve">(</w:t>
-      </w:r>
+      <w:del w:id="569" w:author="PR Preview" w:date="2026-01-01T00:00:00Z">
+        <w:r>
+          <w:delText xml:space="preserve"> </w:delText>
+        </w:r>
+      </w:del>
+      <w:del w:id="570" w:author="PR Preview" w:date="2026-01-01T00:00:00Z">
+        <w:r>
+          <w:delText xml:space="preserve">(</w:delText>
+        </w:r>
+      </w:del>
       <w:hyperlink r:id="rId108">
-        <w:r>
-          <w:rPr>
-            <w:rStyle w:val="Hyperlink"/>
-          </w:rPr>
-          <w:t xml:space="preserve">Theorem 10 in Column Space, Null Space and Rank-Nullity</w:t>
-        </w:r>
+        <w:del w:id="571" w:author="PR Preview" w:date="2026-01-01T00:00:00Z">
+          <w:r>
+            <w:rPr>
+              <w:rStyle w:val="Hyperlink"/>
+            </w:rPr>
+            <w:delText xml:space="preserve">Theorem 10 in Column Space, Null Space and Rank-Nullity</w:delText>
+          </w:r>
+        </w:del>
       </w:hyperlink>
-      <w:r>
-        <w:t xml:space="preserve">),</w:t>
-      </w:r>
-      <w:r>
-        <w:t xml:space="preserve"> </w:t>
-      </w:r>
-      <w:r>
-        <w:t xml:space="preserve">while an invertible</w:t>
-      </w:r>
-      <w:r>
-        <w:t xml:space="preserve"> </w:t>
-      </w:r>
+      <w:del w:id="572" w:author="PR Preview" w:date="2026-01-01T00:00:00Z">
+        <w:r>
+          <w:delText xml:space="preserve">),</w:delText>
+        </w:r>
+      </w:del>
+      <w:del w:id="573" w:author="PR Preview" w:date="2026-01-01T00:00:00Z">
+        <w:r>
+          <w:delText xml:space="preserve"> </w:delText>
+        </w:r>
+      </w:del>
+      <w:del w:id="574" w:author="PR Preview" w:date="2026-01-01T00:00:00Z">
+        <w:r>
+          <w:delText xml:space="preserve">while an invertible</w:delText>
+        </w:r>
+      </w:del>
+      <w:del w:id="575" w:author="PR Preview" w:date="2026-01-01T00:00:00Z">
+        <w:r>
+          <w:delText xml:space="preserve"> </w:delText>
+        </w:r>
+      </w:del>
       <m:oMath>
         <m:r>
           <m:t>2</m:t>
@@ -39610,46 +43055,66 @@
           <m:t>2</m:t>
         </m:r>
       </m:oMath>
-      <w:r>
-        <w:t xml:space="preserve"> </w:t>
-      </w:r>
-      <w:r>
-        <w:t xml:space="preserve">matrix has rank</w:t>
-      </w:r>
-      <w:r>
-        <w:t xml:space="preserve"> </w:t>
-      </w:r>
+      <w:del w:id="576" w:author="PR Preview" w:date="2026-01-01T00:00:00Z">
+        <w:r>
+          <w:delText xml:space="preserve"> </w:delText>
+        </w:r>
+      </w:del>
+      <w:del w:id="577" w:author="PR Preview" w:date="2026-01-01T00:00:00Z">
+        <w:r>
+          <w:delText xml:space="preserve">matrix has rank</w:delText>
+        </w:r>
+      </w:del>
+      <w:del w:id="578" w:author="PR Preview" w:date="2026-01-01T00:00:00Z">
+        <w:r>
+          <w:delText xml:space="preserve"> </w:delText>
+        </w:r>
+      </w:del>
       <m:oMath>
         <m:r>
           <m:t>2</m:t>
         </m:r>
       </m:oMath>
-      <w:r>
-        <w:t xml:space="preserve"> </w:t>
-      </w:r>
-      <w:r>
-        <w:t xml:space="preserve">(</w:t>
-      </w:r>
+      <w:del w:id="579" w:author="PR Preview" w:date="2026-01-01T00:00:00Z">
+        <w:r>
+          <w:delText xml:space="preserve"> </w:delText>
+        </w:r>
+      </w:del>
+      <w:del w:id="580" w:author="PR Preview" w:date="2026-01-01T00:00:00Z">
+        <w:r>
+          <w:delText xml:space="preserve">(</w:delText>
+        </w:r>
+      </w:del>
       <w:hyperlink w:anchor="exm-solution-unique">
-        <w:r>
-          <w:rPr>
-            <w:rStyle w:val="Hyperlink"/>
-          </w:rPr>
-          <w:t xml:space="preserve">Example 21</w:t>
-        </w:r>
+        <w:del w:id="581" w:author="PR Preview" w:date="2026-01-01T00:00:00Z">
+          <w:r>
+            <w:rPr>
+              <w:rStyle w:val="Hyperlink"/>
+            </w:rPr>
+            <w:delText xml:space="preserve">Example 21</w:delText>
+          </w:r>
+        </w:del>
       </w:hyperlink>
-      <w:r>
-        <w:t xml:space="preserve">).</w:t>
-      </w:r>
-      <w:r>
-        <w:t xml:space="preserve"> </w:t>
-      </w:r>
-      <w:r>
-        <w:t xml:space="preserve">The matrix</w:t>
-      </w:r>
-      <w:r>
-        <w:t xml:space="preserve"> </w:t>
-      </w:r>
+      <w:del w:id="582" w:author="PR Preview" w:date="2026-01-01T00:00:00Z">
+        <w:r>
+          <w:delText xml:space="preserve">).</w:delText>
+        </w:r>
+      </w:del>
+      <w:del w:id="583" w:author="PR Preview" w:date="2026-01-01T00:00:00Z">
+        <w:r>
+          <w:delText xml:space="preserve"> </w:delText>
+        </w:r>
+      </w:del>
+      <w:del w:id="584" w:author="PR Preview" w:date="2026-01-01T00:00:00Z">
+        <w:r>
+          <w:delText xml:space="preserve">The matrix</w:delText>
+        </w:r>
+      </w:del>
+      <w:del w:id="585" w:author="PR Preview" w:date="2026-01-01T00:00:00Z">
+        <w:r>
+          <w:delText xml:space="preserve"> </w:delText>
+        </w:r>
+      </w:del>
       <m:oMath>
         <m:r>
           <m:rPr>
@@ -39730,12 +43195,551 @@
           </m:e>
         </m:d>
       </m:oMath>
-      <w:r>
-        <w:t xml:space="preserve"> </w:t>
-      </w:r>
-      <w:r>
-        <w:t xml:space="preserve">is a generalized inverse of it:</w:t>
-      </w:r>
+      <w:del w:id="586" w:author="PR Preview" w:date="2026-01-01T00:00:00Z">
+        <w:r>
+          <w:delText xml:space="preserve"> </w:delText>
+        </w:r>
+      </w:del>
+      <w:del w:id="587" w:author="PR Preview" w:date="2026-01-01T00:00:00Z">
+        <w:r>
+          <w:delText xml:space="preserve">is a generalized inverse of it:</w:delText>
+        </w:r>
+      </w:del>
+    </w:p>
+    <w:p>
+      <w:pPr>
+        <w:pStyle w:val="BodyText"/>
+      </w:pPr>
+      <w:ins w:id="588" w:author="PR Preview" w:date="2026-01-01T00:00:00Z">
+        <w:r>
+          <w:rPr>
+            <w:b/>
+            <w:bCs/>
+          </w:rPr>
+          <w:t xml:space="preserve">Example 22 (A design matrix with a repeated column)</w:t>
+        </w:r>
+      </w:ins>
+      <w:ins w:id="589" w:author="PR Preview" w:date="2026-01-01T00:00:00Z">
+        <w:r>
+          <w:t xml:space="preserve"> </w:t>
+        </w:r>
+      </w:ins>
+      <w:ins w:id="590" w:author="PR Preview" w:date="2026-01-01T00:00:00Z">
+        <w:r>
+          <w:t xml:space="preserve">Let</w:t>
+        </w:r>
+      </w:ins>
+      <w:ins w:id="591" w:author="PR Preview" w:date="2026-01-01T00:00:00Z">
+        <w:r>
+          <w:t xml:space="preserve"> </w:t>
+        </w:r>
+      </w:ins>
+      <m:oMath>
+        <m:r>
+          <m:rPr>
+            <m:sty m:val="bi"/>
+          </m:rPr>
+          <m:t>X</m:t>
+        </m:r>
+        <m:r>
+          <m:rPr>
+            <m:sty m:val="p"/>
+          </m:rPr>
+          <m:t>=</m:t>
+        </m:r>
+        <m:d>
+          <m:dPr>
+            <m:begChr m:val="["/>
+            <m:sepChr m:val=""/>
+            <m:endChr m:val="]"/>
+            <m:grow/>
+          </m:dPr>
+          <m:e>
+            <m:m>
+              <m:mPr>
+                <m:baseJc m:val="center"/>
+                <m:plcHide m:val="on"/>
+                <m:mcs>
+                  <m:mc>
+                    <m:mcPr>
+                      <m:mcJc m:val="center"/>
+                      <m:count m:val="1"/>
+                    </m:mcPr>
+                  </m:mc>
+                  <m:mc>
+                    <m:mcPr>
+                      <m:mcJc m:val="center"/>
+                      <m:count m:val="1"/>
+                    </m:mcPr>
+                  </m:mc>
+                </m:mcs>
+              </m:mPr>
+              <m:mr>
+                <m:e>
+                  <m:r>
+                    <m:t>1</m:t>
+                  </m:r>
+                </m:e>
+                <m:e>
+                  <m:r>
+                    <m:t>1</m:t>
+                  </m:r>
+                </m:e>
+              </m:mr>
+              <m:mr>
+                <m:e>
+                  <m:r>
+                    <m:t>1</m:t>
+                  </m:r>
+                </m:e>
+                <m:e>
+                  <m:r>
+                    <m:t>1</m:t>
+                  </m:r>
+                </m:e>
+              </m:mr>
+            </m:m>
+          </m:e>
+        </m:d>
+      </m:oMath>
+      <w:ins w:id="592" w:author="PR Preview" w:date="2026-01-01T00:00:00Z">
+        <w:r>
+          <w:t xml:space="preserve">,</w:t>
+        </w:r>
+      </w:ins>
+      <w:ins w:id="593" w:author="PR Preview" w:date="2026-01-01T00:00:00Z">
+        <w:r>
+          <w:t xml:space="preserve"> </w:t>
+        </w:r>
+      </w:ins>
+      <w:ins w:id="594" w:author="PR Preview" w:date="2026-01-01T00:00:00Z">
+        <w:r>
+          <w:t xml:space="preserve">an intercept column entered twice, so</w:t>
+        </w:r>
+      </w:ins>
+      <w:ins w:id="595" w:author="PR Preview" w:date="2026-01-01T00:00:00Z">
+        <w:r>
+          <w:t xml:space="preserve"> </w:t>
+        </w:r>
+      </w:ins>
+      <m:oMath>
+        <m:r>
+          <m:rPr>
+            <m:sty m:val="p"/>
+          </m:rPr>
+          <m:t>rank</m:t>
+        </m:r>
+        <m:r>
+          <m:rPr>
+            <m:sty m:val="p"/>
+          </m:rPr>
+          <m:t>(</m:t>
+        </m:r>
+        <m:r>
+          <m:rPr>
+            <m:sty m:val="bi"/>
+          </m:rPr>
+          <m:t>X</m:t>
+        </m:r>
+        <m:r>
+          <m:rPr>
+            <m:sty m:val="p"/>
+          </m:rPr>
+          <m:t>)</m:t>
+        </m:r>
+        <m:r>
+          <m:rPr>
+            <m:sty m:val="p"/>
+          </m:rPr>
+          <m:t>=</m:t>
+        </m:r>
+        <m:r>
+          <m:t>1</m:t>
+        </m:r>
+        <m:r>
+          <m:rPr>
+            <m:sty m:val="p"/>
+          </m:rPr>
+          <m:t>&lt;</m:t>
+        </m:r>
+        <m:r>
+          <m:t>2</m:t>
+        </m:r>
+      </m:oMath>
+      <w:ins w:id="596" w:author="PR Preview" w:date="2026-01-01T00:00:00Z">
+        <w:r>
+          <w:t xml:space="preserve"> </w:t>
+        </w:r>
+      </w:ins>
+      <w:ins w:id="597" w:author="PR Preview" w:date="2026-01-01T00:00:00Z">
+        <w:r>
+          <w:t xml:space="preserve">and</w:t>
+        </w:r>
+      </w:ins>
+      <w:ins w:id="598" w:author="PR Preview" w:date="2026-01-01T00:00:00Z">
+        <w:r>
+          <w:t xml:space="preserve"> </w:t>
+        </w:r>
+      </w:ins>
+      <m:oMath>
+        <m:sSup>
+          <m:e>
+            <m:r>
+              <m:rPr>
+                <m:sty m:val="bi"/>
+              </m:rPr>
+              <m:t>X</m:t>
+            </m:r>
+          </m:e>
+          <m:sup>
+            <m:r>
+              <m:rPr>
+                <m:sty m:val="p"/>
+              </m:rPr>
+              <m:t>⊤</m:t>
+            </m:r>
+          </m:sup>
+        </m:sSup>
+        <m:r>
+          <m:rPr>
+            <m:sty m:val="bi"/>
+          </m:rPr>
+          <m:t>X</m:t>
+        </m:r>
+        <m:r>
+          <m:rPr>
+            <m:sty m:val="p"/>
+          </m:rPr>
+          <m:t>=</m:t>
+        </m:r>
+        <m:d>
+          <m:dPr>
+            <m:begChr m:val="["/>
+            <m:sepChr m:val=""/>
+            <m:endChr m:val="]"/>
+            <m:grow/>
+          </m:dPr>
+          <m:e>
+            <m:m>
+              <m:mPr>
+                <m:baseJc m:val="center"/>
+                <m:plcHide m:val="on"/>
+                <m:mcs>
+                  <m:mc>
+                    <m:mcPr>
+                      <m:mcJc m:val="center"/>
+                      <m:count m:val="1"/>
+                    </m:mcPr>
+                  </m:mc>
+                  <m:mc>
+                    <m:mcPr>
+                      <m:mcJc m:val="center"/>
+                      <m:count m:val="1"/>
+                    </m:mcPr>
+                  </m:mc>
+                </m:mcs>
+              </m:mPr>
+              <m:mr>
+                <m:e>
+                  <m:r>
+                    <m:t>2</m:t>
+                  </m:r>
+                </m:e>
+                <m:e>
+                  <m:r>
+                    <m:t>2</m:t>
+                  </m:r>
+                </m:e>
+              </m:mr>
+              <m:mr>
+                <m:e>
+                  <m:r>
+                    <m:t>2</m:t>
+                  </m:r>
+                </m:e>
+                <m:e>
+                  <m:r>
+                    <m:t>2</m:t>
+                  </m:r>
+                </m:e>
+              </m:mr>
+            </m:m>
+          </m:e>
+        </m:d>
+      </m:oMath>
+      <w:ins w:id="599" w:author="PR Preview" w:date="2026-01-01T00:00:00Z">
+        <w:r>
+          <w:t xml:space="preserve"> </w:t>
+        </w:r>
+      </w:ins>
+      <w:ins w:id="600" w:author="PR Preview" w:date="2026-01-01T00:00:00Z">
+        <w:r>
+          <w:t xml:space="preserve">is not invertible:</w:t>
+        </w:r>
+      </w:ins>
+      <w:ins w:id="601" w:author="PR Preview" w:date="2026-01-01T00:00:00Z">
+        <w:r>
+          <w:t xml:space="preserve"> </w:t>
+        </w:r>
+      </w:ins>
+      <w:ins w:id="602" w:author="PR Preview" w:date="2026-01-01T00:00:00Z">
+        <w:r>
+          <w:t xml:space="preserve">its rank is</w:t>
+        </w:r>
+      </w:ins>
+      <w:ins w:id="603" w:author="PR Preview" w:date="2026-01-01T00:00:00Z">
+        <w:r>
+          <w:t xml:space="preserve"> </w:t>
+        </w:r>
+      </w:ins>
+      <m:oMath>
+        <m:r>
+          <m:rPr>
+            <m:sty m:val="p"/>
+          </m:rPr>
+          <m:t>rank</m:t>
+        </m:r>
+        <m:r>
+          <m:rPr>
+            <m:sty m:val="p"/>
+          </m:rPr>
+          <m:t>(</m:t>
+        </m:r>
+        <m:r>
+          <m:rPr>
+            <m:sty m:val="bi"/>
+          </m:rPr>
+          <m:t>X</m:t>
+        </m:r>
+        <m:r>
+          <m:rPr>
+            <m:sty m:val="p"/>
+          </m:rPr>
+          <m:t>)</m:t>
+        </m:r>
+        <m:r>
+          <m:rPr>
+            <m:sty m:val="p"/>
+          </m:rPr>
+          <m:t>=</m:t>
+        </m:r>
+        <m:r>
+          <m:t>1</m:t>
+        </m:r>
+        <m:r>
+          <m:rPr>
+            <m:sty m:val="p"/>
+          </m:rPr>
+          <m:t>&lt;</m:t>
+        </m:r>
+        <m:r>
+          <m:t>2</m:t>
+        </m:r>
+      </m:oMath>
+      <w:ins w:id="604" w:author="PR Preview" w:date="2026-01-01T00:00:00Z">
+        <w:r>
+          <w:t xml:space="preserve"> </w:t>
+        </w:r>
+      </w:ins>
+      <w:ins w:id="605" w:author="PR Preview" w:date="2026-01-01T00:00:00Z">
+        <w:r>
+          <w:t xml:space="preserve">(</w:t>
+        </w:r>
+      </w:ins>
+      <w:hyperlink r:id="rId108">
+        <w:ins w:id="606" w:author="PR Preview" w:date="2026-01-01T00:00:00Z">
+          <w:r>
+            <w:rPr>
+              <w:rStyle w:val="Hyperlink"/>
+            </w:rPr>
+            <w:t xml:space="preserve">Theorem 9 in Column Space, Null Space and Rank-Nullity</w:t>
+          </w:r>
+        </w:ins>
+      </w:hyperlink>
+      <w:ins w:id="607" w:author="PR Preview" w:date="2026-01-01T00:00:00Z">
+        <w:r>
+          <w:t xml:space="preserve">),</w:t>
+        </w:r>
+      </w:ins>
+      <w:ins w:id="608" w:author="PR Preview" w:date="2026-01-01T00:00:00Z">
+        <w:r>
+          <w:t xml:space="preserve"> </w:t>
+        </w:r>
+      </w:ins>
+      <w:ins w:id="609" w:author="PR Preview" w:date="2026-01-01T00:00:00Z">
+        <w:r>
+          <w:t xml:space="preserve">while an invertible</w:t>
+        </w:r>
+      </w:ins>
+      <w:ins w:id="610" w:author="PR Preview" w:date="2026-01-01T00:00:00Z">
+        <w:r>
+          <w:t xml:space="preserve"> </w:t>
+        </w:r>
+      </w:ins>
+      <m:oMath>
+        <m:r>
+          <m:t>2</m:t>
+        </m:r>
+        <m:r>
+          <m:rPr>
+            <m:sty m:val="p"/>
+          </m:rPr>
+          <m:t>×</m:t>
+        </m:r>
+        <m:r>
+          <m:t>2</m:t>
+        </m:r>
+      </m:oMath>
+      <w:ins w:id="611" w:author="PR Preview" w:date="2026-01-01T00:00:00Z">
+        <w:r>
+          <w:t xml:space="preserve"> </w:t>
+        </w:r>
+      </w:ins>
+      <w:ins w:id="612" w:author="PR Preview" w:date="2026-01-01T00:00:00Z">
+        <w:r>
+          <w:t xml:space="preserve">matrix has rank</w:t>
+        </w:r>
+      </w:ins>
+      <w:ins w:id="613" w:author="PR Preview" w:date="2026-01-01T00:00:00Z">
+        <w:r>
+          <w:t xml:space="preserve"> </w:t>
+        </w:r>
+      </w:ins>
+      <m:oMath>
+        <m:r>
+          <m:t>2</m:t>
+        </m:r>
+      </m:oMath>
+      <w:ins w:id="614" w:author="PR Preview" w:date="2026-01-01T00:00:00Z">
+        <w:r>
+          <w:t xml:space="preserve"> </w:t>
+        </w:r>
+      </w:ins>
+      <w:ins w:id="615" w:author="PR Preview" w:date="2026-01-01T00:00:00Z">
+        <w:r>
+          <w:t xml:space="preserve">(</w:t>
+        </w:r>
+      </w:ins>
+      <w:hyperlink w:anchor="exm-solution-unique">
+        <w:ins w:id="616" w:author="PR Preview" w:date="2026-01-01T00:00:00Z">
+          <w:r>
+            <w:rPr>
+              <w:rStyle w:val="Hyperlink"/>
+            </w:rPr>
+            <w:t xml:space="preserve">Example 21</w:t>
+          </w:r>
+        </w:ins>
+      </w:hyperlink>
+      <w:ins w:id="617" w:author="PR Preview" w:date="2026-01-01T00:00:00Z">
+        <w:r>
+          <w:t xml:space="preserve">).</w:t>
+        </w:r>
+      </w:ins>
+      <w:ins w:id="618" w:author="PR Preview" w:date="2026-01-01T00:00:00Z">
+        <w:r>
+          <w:t xml:space="preserve"> </w:t>
+        </w:r>
+      </w:ins>
+      <w:ins w:id="619" w:author="PR Preview" w:date="2026-01-01T00:00:00Z">
+        <w:r>
+          <w:t xml:space="preserve">The matrix</w:t>
+        </w:r>
+      </w:ins>
+      <w:ins w:id="620" w:author="PR Preview" w:date="2026-01-01T00:00:00Z">
+        <w:r>
+          <w:t xml:space="preserve"> </w:t>
+        </w:r>
+      </w:ins>
+      <m:oMath>
+        <m:r>
+          <m:rPr>
+            <m:sty m:val="bi"/>
+          </m:rPr>
+          <m:t>G</m:t>
+        </m:r>
+        <m:r>
+          <m:rPr>
+            <m:sty m:val="p"/>
+          </m:rPr>
+          <m:t>=</m:t>
+        </m:r>
+        <m:d>
+          <m:dPr>
+            <m:begChr m:val="["/>
+            <m:sepChr m:val=""/>
+            <m:endChr m:val="]"/>
+            <m:grow/>
+          </m:dPr>
+          <m:e>
+            <m:m>
+              <m:mPr>
+                <m:baseJc m:val="center"/>
+                <m:plcHide m:val="on"/>
+                <m:mcs>
+                  <m:mc>
+                    <m:mcPr>
+                      <m:mcJc m:val="center"/>
+                      <m:count m:val="1"/>
+                    </m:mcPr>
+                  </m:mc>
+                  <m:mc>
+                    <m:mcPr>
+                      <m:mcJc m:val="center"/>
+                      <m:count m:val="1"/>
+                    </m:mcPr>
+                  </m:mc>
+                </m:mcs>
+              </m:mPr>
+              <m:mr>
+                <m:e>
+                  <m:f>
+                    <m:fPr>
+                      <m:type m:val="bar"/>
+                    </m:fPr>
+                    <m:num>
+                      <m:r>
+                        <m:t>1</m:t>
+                      </m:r>
+                    </m:num>
+                    <m:den>
+                      <m:r>
+                        <m:t>2</m:t>
+                      </m:r>
+                    </m:den>
+                  </m:f>
+                </m:e>
+                <m:e>
+                  <m:r>
+                    <m:t>0</m:t>
+                  </m:r>
+                </m:e>
+              </m:mr>
+              <m:mr>
+                <m:e>
+                  <m:r>
+                    <m:t>0</m:t>
+                  </m:r>
+                </m:e>
+                <m:e>
+                  <m:r>
+                    <m:t>0</m:t>
+                  </m:r>
+                </m:e>
+              </m:mr>
+            </m:m>
+          </m:e>
+        </m:d>
+      </m:oMath>
+      <w:ins w:id="621" w:author="PR Preview" w:date="2026-01-01T00:00:00Z">
+        <w:r>
+          <w:t xml:space="preserve"> </w:t>
+        </w:r>
+      </w:ins>
+      <w:ins w:id="622" w:author="PR Preview" w:date="2026-01-01T00:00:00Z">
+        <w:r>
+          <w:t xml:space="preserve">is a generalized inverse of it:</w:t>
+        </w:r>
+      </w:ins>
     </w:p>
     <w:p>
       <w:pPr>
